--- a/packages/document-engine/templates/fisa_instruire_ssm.docx
+++ b/packages/document-engine/templates/fisa_instruire_ssm.docx
@@ -1862,18 +1862,20 @@
         </w:tblCellMar>
       </w:tblPr>
       <w:tblGrid>
-        <w:gridCol w:w="3118"/>
-        <w:gridCol w:w="3118"/>
-        <w:gridCol w:w="3119"/>
+        <w:gridCol w:w="2958"/>
+        <w:gridCol w:w="240"/>
+        <w:gridCol w:w="2958"/>
+        <w:gridCol w:w="240"/>
+        <w:gridCol w:w="2959"/>
       </w:tblGrid>
       <w:tr>
         <w:trPr>
           <w:cantSplit/>
-          <w:trHeight w:val="680" w:hRule="atLeast"/>
+          <w:trHeight w:val="960" w:hRule="atLeast"/>
         </w:trPr>
         <w:tc>
           <w:tcPr>
-            <w:tcW w:w="3118" w:type="dxa"/>
+            <w:tcW w:w="2958" w:type="dxa"/>
             <w:tcBorders>
               <w:bottom w:val="single" w:sz="4" w:space="0" w:color="000000"/>
             </w:tcBorders>
@@ -1905,7 +1907,37 @@
         </w:tc>
         <w:tc>
           <w:tcPr>
-            <w:tcW w:w="3118" w:type="dxa"/>
+            <w:tcW w:w="240" w:type="dxa"/>
+            <w:tcBorders/>
+            <w:vAlign w:val="top"/>
+          </w:tcPr>
+          <w:p>
+            <w:pPr>
+              <w:pStyle w:val="TableContents"/>
+              <w:keepNext w:val="false"/>
+              <w:pageBreakBefore w:val="false"/>
+              <w:widowControl/>
+              <w:bidi w:val="0"/>
+              <w:spacing w:before="0" w:after="0"/>
+              <w:ind w:hanging="0" w:left="0"/>
+              <w:jc w:val="left"/>
+              <w:rPr>
+                <w:rFonts w:eastAsia="Arial" w:cs="Arial" w:ascii="Arial" w:hAnsi="Arial"/>
+                <w:b w:val="false"/>
+                <w:i w:val="false"/>
+                <w:color w:val="auto"/>
+                <w:spacing w:val="0"/>
+                <w:w w:val="100"/>
+                <w:sz w:val="20"/>
+                <w:szCs w:val="20"/>
+                <w:lang w:val="ro-RO"/>
+              </w:rPr>
+            </w:pPr>
+          </w:p>
+        </w:tc>
+        <w:tc>
+          <w:tcPr>
+            <w:tcW w:w="2958" w:type="dxa"/>
             <w:tcBorders>
               <w:bottom w:val="single" w:sz="4" w:space="0" w:color="000000"/>
             </w:tcBorders>
@@ -1937,7 +1969,37 @@
         </w:tc>
         <w:tc>
           <w:tcPr>
-            <w:tcW w:w="3119" w:type="dxa"/>
+            <w:tcW w:w="240" w:type="dxa"/>
+            <w:tcBorders/>
+            <w:vAlign w:val="top"/>
+          </w:tcPr>
+          <w:p>
+            <w:pPr>
+              <w:pStyle w:val="TableContents"/>
+              <w:keepNext w:val="false"/>
+              <w:pageBreakBefore w:val="false"/>
+              <w:widowControl/>
+              <w:bidi w:val="0"/>
+              <w:spacing w:before="0" w:after="0"/>
+              <w:ind w:hanging="0" w:left="0"/>
+              <w:jc w:val="left"/>
+              <w:rPr>
+                <w:rFonts w:eastAsia="Arial" w:cs="Arial" w:ascii="Arial" w:hAnsi="Arial"/>
+                <w:b w:val="false"/>
+                <w:i w:val="false"/>
+                <w:color w:val="auto"/>
+                <w:spacing w:val="0"/>
+                <w:w w:val="100"/>
+                <w:sz w:val="20"/>
+                <w:szCs w:val="20"/>
+                <w:lang w:val="ro-RO"/>
+              </w:rPr>
+            </w:pPr>
+          </w:p>
+        </w:tc>
+        <w:tc>
+          <w:tcPr>
+            <w:tcW w:w="2959" w:type="dxa"/>
             <w:tcBorders>
               <w:bottom w:val="single" w:sz="4" w:space="0" w:color="000000"/>
             </w:tcBorders>
@@ -1974,7 +2036,7 @@
         </w:trPr>
         <w:tc>
           <w:tcPr>
-            <w:tcW w:w="3118" w:type="dxa"/>
+            <w:tcW w:w="2958" w:type="dxa"/>
             <w:tcBorders/>
             <w:vAlign w:val="top"/>
           </w:tcPr>
@@ -2018,7 +2080,7 @@
         </w:tc>
         <w:tc>
           <w:tcPr>
-            <w:tcW w:w="3118" w:type="dxa"/>
+            <w:tcW w:w="240" w:type="dxa"/>
             <w:tcBorders/>
             <w:vAlign w:val="top"/>
           </w:tcPr>
@@ -2031,6 +2093,36 @@
               <w:bidi w:val="0"/>
               <w:spacing w:before="0" w:after="0"/>
               <w:ind w:hanging="0" w:left="0"/>
+              <w:jc w:val="left"/>
+              <w:rPr>
+                <w:rFonts w:eastAsia="Arial" w:cs="Arial" w:ascii="Arial" w:hAnsi="Arial"/>
+                <w:b w:val="false"/>
+                <w:i w:val="false"/>
+                <w:color w:val="auto"/>
+                <w:spacing w:val="0"/>
+                <w:w w:val="100"/>
+                <w:sz w:val="20"/>
+                <w:szCs w:val="20"/>
+                <w:lang w:val="ro-RO"/>
+              </w:rPr>
+            </w:pPr>
+          </w:p>
+        </w:tc>
+        <w:tc>
+          <w:tcPr>
+            <w:tcW w:w="2958" w:type="dxa"/>
+            <w:tcBorders/>
+            <w:vAlign w:val="top"/>
+          </w:tcPr>
+          <w:p>
+            <w:pPr>
+              <w:pStyle w:val="TableContents"/>
+              <w:keepNext w:val="false"/>
+              <w:pageBreakBefore w:val="false"/>
+              <w:widowControl/>
+              <w:bidi w:val="0"/>
+              <w:spacing w:before="0" w:after="0"/>
+              <w:ind w:hanging="0" w:left="0"/>
               <w:jc w:val="center"/>
               <w:rPr>
                 <w:rFonts w:eastAsia="Arial" w:cs="Arial" w:ascii="Arial" w:hAnsi="Arial"/>
@@ -2099,7 +2191,37 @@
         </w:tc>
         <w:tc>
           <w:tcPr>
-            <w:tcW w:w="3119" w:type="dxa"/>
+            <w:tcW w:w="240" w:type="dxa"/>
+            <w:tcBorders/>
+            <w:vAlign w:val="top"/>
+          </w:tcPr>
+          <w:p>
+            <w:pPr>
+              <w:pStyle w:val="TableContents"/>
+              <w:keepNext w:val="false"/>
+              <w:pageBreakBefore w:val="false"/>
+              <w:widowControl/>
+              <w:bidi w:val="0"/>
+              <w:spacing w:before="0" w:after="0"/>
+              <w:ind w:hanging="0" w:left="0"/>
+              <w:jc w:val="left"/>
+              <w:rPr>
+                <w:rFonts w:eastAsia="Arial" w:cs="Arial" w:ascii="Arial" w:hAnsi="Arial"/>
+                <w:b w:val="false"/>
+                <w:i w:val="false"/>
+                <w:color w:val="auto"/>
+                <w:spacing w:val="0"/>
+                <w:w w:val="100"/>
+                <w:sz w:val="20"/>
+                <w:szCs w:val="20"/>
+                <w:lang w:val="ro-RO"/>
+              </w:rPr>
+            </w:pPr>
+          </w:p>
+        </w:tc>
+        <w:tc>
+          <w:tcPr>
+            <w:tcW w:w="2959" w:type="dxa"/>
             <w:tcBorders/>
             <w:vAlign w:val="top"/>
           </w:tcPr>
@@ -2803,18 +2925,20 @@
         </w:tblCellMar>
       </w:tblPr>
       <w:tblGrid>
-        <w:gridCol w:w="3118"/>
-        <w:gridCol w:w="3118"/>
-        <w:gridCol w:w="3119"/>
+        <w:gridCol w:w="2958"/>
+        <w:gridCol w:w="240"/>
+        <w:gridCol w:w="2958"/>
+        <w:gridCol w:w="240"/>
+        <w:gridCol w:w="2959"/>
       </w:tblGrid>
       <w:tr>
         <w:trPr>
           <w:cantSplit/>
-          <w:trHeight w:val="680" w:hRule="atLeast"/>
+          <w:trHeight w:val="960" w:hRule="atLeast"/>
         </w:trPr>
         <w:tc>
           <w:tcPr>
-            <w:tcW w:w="3118" w:type="dxa"/>
+            <w:tcW w:w="2958" w:type="dxa"/>
             <w:tcBorders>
               <w:bottom w:val="single" w:sz="4" w:space="0" w:color="000000"/>
             </w:tcBorders>
@@ -2860,7 +2984,37 @@
         </w:tc>
         <w:tc>
           <w:tcPr>
-            <w:tcW w:w="3118" w:type="dxa"/>
+            <w:tcW w:w="240" w:type="dxa"/>
+            <w:tcBorders/>
+            <w:vAlign w:val="top"/>
+          </w:tcPr>
+          <w:p>
+            <w:pPr>
+              <w:pStyle w:val="TableContents"/>
+              <w:keepNext w:val="false"/>
+              <w:pageBreakBefore w:val="false"/>
+              <w:widowControl/>
+              <w:bidi w:val="0"/>
+              <w:spacing w:before="0" w:after="0"/>
+              <w:ind w:hanging="0" w:left="0"/>
+              <w:jc w:val="left"/>
+              <w:rPr>
+                <w:rFonts w:eastAsia="Arial" w:cs="Arial" w:ascii="Arial" w:hAnsi="Arial"/>
+                <w:b w:val="false"/>
+                <w:i w:val="false"/>
+                <w:color w:val="auto"/>
+                <w:spacing w:val="0"/>
+                <w:w w:val="100"/>
+                <w:sz w:val="20"/>
+                <w:szCs w:val="20"/>
+                <w:lang w:val="ro-RO"/>
+              </w:rPr>
+            </w:pPr>
+          </w:p>
+        </w:tc>
+        <w:tc>
+          <w:tcPr>
+            <w:tcW w:w="2958" w:type="dxa"/>
             <w:tcBorders>
               <w:bottom w:val="single" w:sz="4" w:space="0" w:color="000000"/>
             </w:tcBorders>
@@ -2906,7 +3060,37 @@
         </w:tc>
         <w:tc>
           <w:tcPr>
-            <w:tcW w:w="3119" w:type="dxa"/>
+            <w:tcW w:w="240" w:type="dxa"/>
+            <w:tcBorders/>
+            <w:vAlign w:val="top"/>
+          </w:tcPr>
+          <w:p>
+            <w:pPr>
+              <w:pStyle w:val="TableContents"/>
+              <w:keepNext w:val="false"/>
+              <w:pageBreakBefore w:val="false"/>
+              <w:widowControl/>
+              <w:bidi w:val="0"/>
+              <w:spacing w:before="0" w:after="0"/>
+              <w:ind w:hanging="0" w:left="0"/>
+              <w:jc w:val="left"/>
+              <w:rPr>
+                <w:rFonts w:eastAsia="Arial" w:cs="Arial" w:ascii="Arial" w:hAnsi="Arial"/>
+                <w:b w:val="false"/>
+                <w:i w:val="false"/>
+                <w:color w:val="auto"/>
+                <w:spacing w:val="0"/>
+                <w:w w:val="100"/>
+                <w:sz w:val="20"/>
+                <w:szCs w:val="20"/>
+                <w:lang w:val="ro-RO"/>
+              </w:rPr>
+            </w:pPr>
+          </w:p>
+        </w:tc>
+        <w:tc>
+          <w:tcPr>
+            <w:tcW w:w="2959" w:type="dxa"/>
             <w:tcBorders>
               <w:bottom w:val="single" w:sz="4" w:space="0" w:color="000000"/>
             </w:tcBorders>
@@ -2957,7 +3141,7 @@
         </w:trPr>
         <w:tc>
           <w:tcPr>
-            <w:tcW w:w="3118" w:type="dxa"/>
+            <w:tcW w:w="2958" w:type="dxa"/>
             <w:tcBorders/>
             <w:vAlign w:val="top"/>
           </w:tcPr>
@@ -3001,7 +3185,7 @@
         </w:tc>
         <w:tc>
           <w:tcPr>
-            <w:tcW w:w="3118" w:type="dxa"/>
+            <w:tcW w:w="240" w:type="dxa"/>
             <w:tcBorders/>
             <w:vAlign w:val="top"/>
           </w:tcPr>
@@ -3014,6 +3198,36 @@
               <w:bidi w:val="0"/>
               <w:spacing w:before="0" w:after="0"/>
               <w:ind w:hanging="0" w:left="0"/>
+              <w:jc w:val="left"/>
+              <w:rPr>
+                <w:rFonts w:eastAsia="Arial" w:cs="Arial" w:ascii="Arial" w:hAnsi="Arial"/>
+                <w:b w:val="false"/>
+                <w:i w:val="false"/>
+                <w:color w:val="auto"/>
+                <w:spacing w:val="0"/>
+                <w:w w:val="100"/>
+                <w:sz w:val="20"/>
+                <w:szCs w:val="20"/>
+                <w:lang w:val="ro-RO"/>
+              </w:rPr>
+            </w:pPr>
+          </w:p>
+        </w:tc>
+        <w:tc>
+          <w:tcPr>
+            <w:tcW w:w="2958" w:type="dxa"/>
+            <w:tcBorders/>
+            <w:vAlign w:val="top"/>
+          </w:tcPr>
+          <w:p>
+            <w:pPr>
+              <w:pStyle w:val="TableContents"/>
+              <w:keepNext w:val="false"/>
+              <w:pageBreakBefore w:val="false"/>
+              <w:widowControl/>
+              <w:bidi w:val="0"/>
+              <w:spacing w:before="0" w:after="0"/>
+              <w:ind w:hanging="0" w:left="0"/>
               <w:jc w:val="center"/>
               <w:rPr>
                 <w:rFonts w:eastAsia="Arial" w:cs="Arial" w:ascii="Arial" w:hAnsi="Arial"/>
@@ -3082,7 +3296,37 @@
         </w:tc>
         <w:tc>
           <w:tcPr>
-            <w:tcW w:w="3119" w:type="dxa"/>
+            <w:tcW w:w="240" w:type="dxa"/>
+            <w:tcBorders/>
+            <w:vAlign w:val="top"/>
+          </w:tcPr>
+          <w:p>
+            <w:pPr>
+              <w:pStyle w:val="TableContents"/>
+              <w:keepNext w:val="false"/>
+              <w:pageBreakBefore w:val="false"/>
+              <w:widowControl/>
+              <w:bidi w:val="0"/>
+              <w:spacing w:before="0" w:after="0"/>
+              <w:ind w:hanging="0" w:left="0"/>
+              <w:jc w:val="left"/>
+              <w:rPr>
+                <w:rFonts w:eastAsia="Arial" w:cs="Arial" w:ascii="Arial" w:hAnsi="Arial"/>
+                <w:b w:val="false"/>
+                <w:i w:val="false"/>
+                <w:color w:val="auto"/>
+                <w:spacing w:val="0"/>
+                <w:w w:val="100"/>
+                <w:sz w:val="20"/>
+                <w:szCs w:val="20"/>
+                <w:lang w:val="ro-RO"/>
+              </w:rPr>
+            </w:pPr>
+          </w:p>
+        </w:tc>
+        <w:tc>
+          <w:tcPr>
+            <w:tcW w:w="2959" w:type="dxa"/>
             <w:tcBorders/>
             <w:vAlign w:val="top"/>
           </w:tcPr>
@@ -4033,18 +4277,20 @@
         </w:tblCellMar>
       </w:tblPr>
       <w:tblGrid>
-        <w:gridCol w:w="3118"/>
-        <w:gridCol w:w="3118"/>
-        <w:gridCol w:w="3119"/>
+        <w:gridCol w:w="2958"/>
+        <w:gridCol w:w="240"/>
+        <w:gridCol w:w="2958"/>
+        <w:gridCol w:w="240"/>
+        <w:gridCol w:w="2959"/>
       </w:tblGrid>
       <w:tr>
         <w:trPr>
           <w:cantSplit/>
-          <w:trHeight w:val="680" w:hRule="atLeast"/>
+          <w:trHeight w:val="960" w:hRule="atLeast"/>
         </w:trPr>
         <w:tc>
           <w:tcPr>
-            <w:tcW w:w="3118" w:type="dxa"/>
+            <w:tcW w:w="2958" w:type="dxa"/>
             <w:tcBorders>
               <w:bottom w:val="single" w:sz="4" w:space="0" w:color="000000"/>
             </w:tcBorders>
@@ -4081,8 +4327,8 @@
                   <w:color w:val="auto"/>
                   <w:spacing w:val="0"/>
                   <w:w w:val="100"/>
-                  <w:sz w:val="16"/>
-                  <w:szCs w:val="16"/>
+                  <w:sz w:val="20"/>
+                  <w:szCs w:val="20"/>
                   <w:lang w:val="ro-RO"/>
                 </w:rPr>
                 <w:alias w:val="h1_sig_trainee"/>
@@ -4100,22 +4346,22 @@
                     <w:color w:val="auto"/>
                     <w:spacing w:val="0"/>
                     <w:w w:val="100"/>
-                    <w:sz w:val="16"/>
-                    <w:szCs w:val="16"/>
-                    <w:lang w:val="ro-RO"/>
-                  </w:rPr>
-                  <w:t xml:space="preserve">                                    </w:t>
-                </w:r>
-                <w:r>
-                  <w:rPr>
-                    <w:rFonts w:eastAsia="Arial" w:cs="Arial" w:ascii="Arial" w:hAnsi="Arial"/>
-                    <w:b w:val="false"/>
-                    <w:i w:val="false"/>
-                    <w:color w:val="auto"/>
-                    <w:spacing w:val="0"/>
-                    <w:w w:val="100"/>
-                    <w:sz w:val="16"/>
-                    <w:szCs w:val="16"/>
+                    <w:sz w:val="20"/>
+                    <w:szCs w:val="20"/>
+                    <w:lang w:val="ro-RO"/>
+                  </w:rPr>
+                  <w:t xml:space="preserve">                           </w:t>
+                </w:r>
+                <w:r>
+                  <w:rPr>
+                    <w:rFonts w:eastAsia="Arial" w:cs="Arial" w:ascii="Arial" w:hAnsi="Arial"/>
+                    <w:b w:val="false"/>
+                    <w:i w:val="false"/>
+                    <w:color w:val="auto"/>
+                    <w:spacing w:val="0"/>
+                    <w:w w:val="100"/>
+                    <w:sz w:val="20"/>
+                    <w:szCs w:val="20"/>
                     <w:lang w:val="ro-RO"/>
                   </w:rPr>
                   <w:br/>
@@ -4128,22 +4374,22 @@
                     <w:color w:val="auto"/>
                     <w:spacing w:val="0"/>
                     <w:w w:val="100"/>
-                    <w:sz w:val="16"/>
-                    <w:szCs w:val="16"/>
-                    <w:lang w:val="ro-RO"/>
-                  </w:rPr>
-                  <w:t xml:space="preserve">                                    </w:t>
-                </w:r>
-                <w:r>
-                  <w:rPr>
-                    <w:rFonts w:eastAsia="Arial" w:cs="Arial" w:ascii="Arial" w:hAnsi="Arial"/>
-                    <w:b w:val="false"/>
-                    <w:i w:val="false"/>
-                    <w:color w:val="auto"/>
-                    <w:spacing w:val="0"/>
-                    <w:w w:val="100"/>
-                    <w:sz w:val="16"/>
-                    <w:szCs w:val="16"/>
+                    <w:sz w:val="20"/>
+                    <w:szCs w:val="20"/>
+                    <w:lang w:val="ro-RO"/>
+                  </w:rPr>
+                  <w:t xml:space="preserve">                           </w:t>
+                </w:r>
+                <w:r>
+                  <w:rPr>
+                    <w:rFonts w:eastAsia="Arial" w:cs="Arial" w:ascii="Arial" w:hAnsi="Arial"/>
+                    <w:b w:val="false"/>
+                    <w:i w:val="false"/>
+                    <w:color w:val="auto"/>
+                    <w:spacing w:val="0"/>
+                    <w:w w:val="100"/>
+                    <w:sz w:val="20"/>
+                    <w:szCs w:val="20"/>
                     <w:lang w:val="ro-RO"/>
                   </w:rPr>
                   <w:br/>
@@ -4156,11 +4402,39 @@
                     <w:color w:val="auto"/>
                     <w:spacing w:val="0"/>
                     <w:w w:val="100"/>
-                    <w:sz w:val="16"/>
-                    <w:szCs w:val="16"/>
-                    <w:lang w:val="ro-RO"/>
-                  </w:rPr>
-                  <w:t xml:space="preserve">                                    </w:t>
+                    <w:sz w:val="20"/>
+                    <w:szCs w:val="20"/>
+                    <w:lang w:val="ro-RO"/>
+                  </w:rPr>
+                  <w:t xml:space="preserve">                           </w:t>
+                </w:r>
+                <w:r>
+                  <w:rPr>
+                    <w:rFonts w:eastAsia="Arial" w:cs="Arial" w:ascii="Arial" w:hAnsi="Arial"/>
+                    <w:b w:val="false"/>
+                    <w:i w:val="false"/>
+                    <w:color w:val="auto"/>
+                    <w:spacing w:val="0"/>
+                    <w:w w:val="100"/>
+                    <w:sz w:val="20"/>
+                    <w:szCs w:val="20"/>
+                    <w:lang w:val="ro-RO"/>
+                  </w:rPr>
+                  <w:br/>
+                </w:r>
+                <w:r>
+                  <w:rPr>
+                    <w:rFonts w:eastAsia="Arial" w:cs="Arial" w:ascii="Arial" w:hAnsi="Arial"/>
+                    <w:b w:val="false"/>
+                    <w:i w:val="false"/>
+                    <w:color w:val="auto"/>
+                    <w:spacing w:val="0"/>
+                    <w:w w:val="100"/>
+                    <w:sz w:val="20"/>
+                    <w:szCs w:val="20"/>
+                    <w:lang w:val="ro-RO"/>
+                  </w:rPr>
+                  <w:t xml:space="preserve">                           </w:t>
                 </w:r>
               </w:sdtContent>
             </w:sdt>
@@ -4168,7 +4442,37 @@
         </w:tc>
         <w:tc>
           <w:tcPr>
-            <w:tcW w:w="3118" w:type="dxa"/>
+            <w:tcW w:w="240" w:type="dxa"/>
+            <w:tcBorders/>
+            <w:vAlign w:val="top"/>
+          </w:tcPr>
+          <w:p>
+            <w:pPr>
+              <w:pStyle w:val="TableContents"/>
+              <w:keepNext w:val="false"/>
+              <w:pageBreakBefore w:val="false"/>
+              <w:widowControl/>
+              <w:bidi w:val="0"/>
+              <w:spacing w:before="0" w:after="0"/>
+              <w:ind w:hanging="0" w:left="0"/>
+              <w:jc w:val="left"/>
+              <w:rPr>
+                <w:rFonts w:eastAsia="Arial" w:cs="Arial" w:ascii="Arial" w:hAnsi="Arial"/>
+                <w:b w:val="false"/>
+                <w:i w:val="false"/>
+                <w:color w:val="auto"/>
+                <w:spacing w:val="0"/>
+                <w:w w:val="100"/>
+                <w:sz w:val="20"/>
+                <w:szCs w:val="20"/>
+                <w:lang w:val="ro-RO"/>
+              </w:rPr>
+            </w:pPr>
+          </w:p>
+        </w:tc>
+        <w:tc>
+          <w:tcPr>
+            <w:tcW w:w="2958" w:type="dxa"/>
             <w:tcBorders>
               <w:bottom w:val="single" w:sz="4" w:space="0" w:color="000000"/>
             </w:tcBorders>
@@ -4205,8 +4509,8 @@
                   <w:color w:val="auto"/>
                   <w:spacing w:val="0"/>
                   <w:w w:val="100"/>
-                  <w:sz w:val="16"/>
-                  <w:szCs w:val="16"/>
+                  <w:sz w:val="20"/>
+                  <w:szCs w:val="20"/>
                   <w:lang w:val="ro-RO"/>
                 </w:rPr>
                 <w:alias w:val="h1_sig_trainer"/>
@@ -4224,22 +4528,22 @@
                     <w:color w:val="auto"/>
                     <w:spacing w:val="0"/>
                     <w:w w:val="100"/>
-                    <w:sz w:val="16"/>
-                    <w:szCs w:val="16"/>
-                    <w:lang w:val="ro-RO"/>
-                  </w:rPr>
-                  <w:t xml:space="preserve">                                    </w:t>
-                </w:r>
-                <w:r>
-                  <w:rPr>
-                    <w:rFonts w:eastAsia="Arial" w:cs="Arial" w:ascii="Arial" w:hAnsi="Arial"/>
-                    <w:b w:val="false"/>
-                    <w:i w:val="false"/>
-                    <w:color w:val="auto"/>
-                    <w:spacing w:val="0"/>
-                    <w:w w:val="100"/>
-                    <w:sz w:val="16"/>
-                    <w:szCs w:val="16"/>
+                    <w:sz w:val="20"/>
+                    <w:szCs w:val="20"/>
+                    <w:lang w:val="ro-RO"/>
+                  </w:rPr>
+                  <w:t xml:space="preserve">                           </w:t>
+                </w:r>
+                <w:r>
+                  <w:rPr>
+                    <w:rFonts w:eastAsia="Arial" w:cs="Arial" w:ascii="Arial" w:hAnsi="Arial"/>
+                    <w:b w:val="false"/>
+                    <w:i w:val="false"/>
+                    <w:color w:val="auto"/>
+                    <w:spacing w:val="0"/>
+                    <w:w w:val="100"/>
+                    <w:sz w:val="20"/>
+                    <w:szCs w:val="20"/>
                     <w:lang w:val="ro-RO"/>
                   </w:rPr>
                   <w:br/>
@@ -4252,22 +4556,22 @@
                     <w:color w:val="auto"/>
                     <w:spacing w:val="0"/>
                     <w:w w:val="100"/>
-                    <w:sz w:val="16"/>
-                    <w:szCs w:val="16"/>
-                    <w:lang w:val="ro-RO"/>
-                  </w:rPr>
-                  <w:t xml:space="preserve">                                    </w:t>
-                </w:r>
-                <w:r>
-                  <w:rPr>
-                    <w:rFonts w:eastAsia="Arial" w:cs="Arial" w:ascii="Arial" w:hAnsi="Arial"/>
-                    <w:b w:val="false"/>
-                    <w:i w:val="false"/>
-                    <w:color w:val="auto"/>
-                    <w:spacing w:val="0"/>
-                    <w:w w:val="100"/>
-                    <w:sz w:val="16"/>
-                    <w:szCs w:val="16"/>
+                    <w:sz w:val="20"/>
+                    <w:szCs w:val="20"/>
+                    <w:lang w:val="ro-RO"/>
+                  </w:rPr>
+                  <w:t xml:space="preserve">                           </w:t>
+                </w:r>
+                <w:r>
+                  <w:rPr>
+                    <w:rFonts w:eastAsia="Arial" w:cs="Arial" w:ascii="Arial" w:hAnsi="Arial"/>
+                    <w:b w:val="false"/>
+                    <w:i w:val="false"/>
+                    <w:color w:val="auto"/>
+                    <w:spacing w:val="0"/>
+                    <w:w w:val="100"/>
+                    <w:sz w:val="20"/>
+                    <w:szCs w:val="20"/>
                     <w:lang w:val="ro-RO"/>
                   </w:rPr>
                   <w:br/>
@@ -4280,11 +4584,39 @@
                     <w:color w:val="auto"/>
                     <w:spacing w:val="0"/>
                     <w:w w:val="100"/>
-                    <w:sz w:val="16"/>
-                    <w:szCs w:val="16"/>
-                    <w:lang w:val="ro-RO"/>
-                  </w:rPr>
-                  <w:t xml:space="preserve">                                    </w:t>
+                    <w:sz w:val="20"/>
+                    <w:szCs w:val="20"/>
+                    <w:lang w:val="ro-RO"/>
+                  </w:rPr>
+                  <w:t xml:space="preserve">                           </w:t>
+                </w:r>
+                <w:r>
+                  <w:rPr>
+                    <w:rFonts w:eastAsia="Arial" w:cs="Arial" w:ascii="Arial" w:hAnsi="Arial"/>
+                    <w:b w:val="false"/>
+                    <w:i w:val="false"/>
+                    <w:color w:val="auto"/>
+                    <w:spacing w:val="0"/>
+                    <w:w w:val="100"/>
+                    <w:sz w:val="20"/>
+                    <w:szCs w:val="20"/>
+                    <w:lang w:val="ro-RO"/>
+                  </w:rPr>
+                  <w:br/>
+                </w:r>
+                <w:r>
+                  <w:rPr>
+                    <w:rFonts w:eastAsia="Arial" w:cs="Arial" w:ascii="Arial" w:hAnsi="Arial"/>
+                    <w:b w:val="false"/>
+                    <w:i w:val="false"/>
+                    <w:color w:val="auto"/>
+                    <w:spacing w:val="0"/>
+                    <w:w w:val="100"/>
+                    <w:sz w:val="20"/>
+                    <w:szCs w:val="20"/>
+                    <w:lang w:val="ro-RO"/>
+                  </w:rPr>
+                  <w:t xml:space="preserve">                           </w:t>
                 </w:r>
               </w:sdtContent>
             </w:sdt>
@@ -4292,7 +4624,37 @@
         </w:tc>
         <w:tc>
           <w:tcPr>
-            <w:tcW w:w="3119" w:type="dxa"/>
+            <w:tcW w:w="240" w:type="dxa"/>
+            <w:tcBorders/>
+            <w:vAlign w:val="top"/>
+          </w:tcPr>
+          <w:p>
+            <w:pPr>
+              <w:pStyle w:val="TableContents"/>
+              <w:keepNext w:val="false"/>
+              <w:pageBreakBefore w:val="false"/>
+              <w:widowControl/>
+              <w:bidi w:val="0"/>
+              <w:spacing w:before="0" w:after="0"/>
+              <w:ind w:hanging="0" w:left="0"/>
+              <w:jc w:val="left"/>
+              <w:rPr>
+                <w:rFonts w:eastAsia="Arial" w:cs="Arial" w:ascii="Arial" w:hAnsi="Arial"/>
+                <w:b w:val="false"/>
+                <w:i w:val="false"/>
+                <w:color w:val="auto"/>
+                <w:spacing w:val="0"/>
+                <w:w w:val="100"/>
+                <w:sz w:val="20"/>
+                <w:szCs w:val="20"/>
+                <w:lang w:val="ro-RO"/>
+              </w:rPr>
+            </w:pPr>
+          </w:p>
+        </w:tc>
+        <w:tc>
+          <w:tcPr>
+            <w:tcW w:w="2959" w:type="dxa"/>
             <w:tcBorders>
               <w:bottom w:val="single" w:sz="4" w:space="0" w:color="000000"/>
             </w:tcBorders>
@@ -4329,8 +4691,8 @@
                   <w:color w:val="auto"/>
                   <w:spacing w:val="0"/>
                   <w:w w:val="100"/>
-                  <w:sz w:val="16"/>
-                  <w:szCs w:val="16"/>
+                  <w:sz w:val="20"/>
+                  <w:szCs w:val="20"/>
                   <w:lang w:val="ro-RO"/>
                 </w:rPr>
                 <w:alias w:val="h1_sig_verifier"/>
@@ -4348,22 +4710,22 @@
                     <w:color w:val="auto"/>
                     <w:spacing w:val="0"/>
                     <w:w w:val="100"/>
-                    <w:sz w:val="16"/>
-                    <w:szCs w:val="16"/>
-                    <w:lang w:val="ro-RO"/>
-                  </w:rPr>
-                  <w:t xml:space="preserve">                                    </w:t>
-                </w:r>
-                <w:r>
-                  <w:rPr>
-                    <w:rFonts w:eastAsia="Arial" w:cs="Arial" w:ascii="Arial" w:hAnsi="Arial"/>
-                    <w:b w:val="false"/>
-                    <w:i w:val="false"/>
-                    <w:color w:val="auto"/>
-                    <w:spacing w:val="0"/>
-                    <w:w w:val="100"/>
-                    <w:sz w:val="16"/>
-                    <w:szCs w:val="16"/>
+                    <w:sz w:val="20"/>
+                    <w:szCs w:val="20"/>
+                    <w:lang w:val="ro-RO"/>
+                  </w:rPr>
+                  <w:t xml:space="preserve">                           </w:t>
+                </w:r>
+                <w:r>
+                  <w:rPr>
+                    <w:rFonts w:eastAsia="Arial" w:cs="Arial" w:ascii="Arial" w:hAnsi="Arial"/>
+                    <w:b w:val="false"/>
+                    <w:i w:val="false"/>
+                    <w:color w:val="auto"/>
+                    <w:spacing w:val="0"/>
+                    <w:w w:val="100"/>
+                    <w:sz w:val="20"/>
+                    <w:szCs w:val="20"/>
                     <w:lang w:val="ro-RO"/>
                   </w:rPr>
                   <w:br/>
@@ -4376,22 +4738,22 @@
                     <w:color w:val="auto"/>
                     <w:spacing w:val="0"/>
                     <w:w w:val="100"/>
-                    <w:sz w:val="16"/>
-                    <w:szCs w:val="16"/>
-                    <w:lang w:val="ro-RO"/>
-                  </w:rPr>
-                  <w:t xml:space="preserve">                                    </w:t>
-                </w:r>
-                <w:r>
-                  <w:rPr>
-                    <w:rFonts w:eastAsia="Arial" w:cs="Arial" w:ascii="Arial" w:hAnsi="Arial"/>
-                    <w:b w:val="false"/>
-                    <w:i w:val="false"/>
-                    <w:color w:val="auto"/>
-                    <w:spacing w:val="0"/>
-                    <w:w w:val="100"/>
-                    <w:sz w:val="16"/>
-                    <w:szCs w:val="16"/>
+                    <w:sz w:val="20"/>
+                    <w:szCs w:val="20"/>
+                    <w:lang w:val="ro-RO"/>
+                  </w:rPr>
+                  <w:t xml:space="preserve">                           </w:t>
+                </w:r>
+                <w:r>
+                  <w:rPr>
+                    <w:rFonts w:eastAsia="Arial" w:cs="Arial" w:ascii="Arial" w:hAnsi="Arial"/>
+                    <w:b w:val="false"/>
+                    <w:i w:val="false"/>
+                    <w:color w:val="auto"/>
+                    <w:spacing w:val="0"/>
+                    <w:w w:val="100"/>
+                    <w:sz w:val="20"/>
+                    <w:szCs w:val="20"/>
                     <w:lang w:val="ro-RO"/>
                   </w:rPr>
                   <w:br/>
@@ -4404,11 +4766,39 @@
                     <w:color w:val="auto"/>
                     <w:spacing w:val="0"/>
                     <w:w w:val="100"/>
-                    <w:sz w:val="16"/>
-                    <w:szCs w:val="16"/>
-                    <w:lang w:val="ro-RO"/>
-                  </w:rPr>
-                  <w:t xml:space="preserve">                                    </w:t>
+                    <w:sz w:val="20"/>
+                    <w:szCs w:val="20"/>
+                    <w:lang w:val="ro-RO"/>
+                  </w:rPr>
+                  <w:t xml:space="preserve">                           </w:t>
+                </w:r>
+                <w:r>
+                  <w:rPr>
+                    <w:rFonts w:eastAsia="Arial" w:cs="Arial" w:ascii="Arial" w:hAnsi="Arial"/>
+                    <w:b w:val="false"/>
+                    <w:i w:val="false"/>
+                    <w:color w:val="auto"/>
+                    <w:spacing w:val="0"/>
+                    <w:w w:val="100"/>
+                    <w:sz w:val="20"/>
+                    <w:szCs w:val="20"/>
+                    <w:lang w:val="ro-RO"/>
+                  </w:rPr>
+                  <w:br/>
+                </w:r>
+                <w:r>
+                  <w:rPr>
+                    <w:rFonts w:eastAsia="Arial" w:cs="Arial" w:ascii="Arial" w:hAnsi="Arial"/>
+                    <w:b w:val="false"/>
+                    <w:i w:val="false"/>
+                    <w:color w:val="auto"/>
+                    <w:spacing w:val="0"/>
+                    <w:w w:val="100"/>
+                    <w:sz w:val="20"/>
+                    <w:szCs w:val="20"/>
+                    <w:lang w:val="ro-RO"/>
+                  </w:rPr>
+                  <w:t xml:space="preserve">                           </w:t>
                 </w:r>
               </w:sdtContent>
             </w:sdt>
@@ -4421,7 +4811,7 @@
         </w:trPr>
         <w:tc>
           <w:tcPr>
-            <w:tcW w:w="3118" w:type="dxa"/>
+            <w:tcW w:w="2958" w:type="dxa"/>
             <w:tcBorders/>
             <w:vAlign w:val="top"/>
           </w:tcPr>
@@ -4465,7 +4855,7 @@
         </w:tc>
         <w:tc>
           <w:tcPr>
-            <w:tcW w:w="3118" w:type="dxa"/>
+            <w:tcW w:w="240" w:type="dxa"/>
             <w:tcBorders/>
             <w:vAlign w:val="top"/>
           </w:tcPr>
@@ -4478,6 +4868,36 @@
               <w:bidi w:val="0"/>
               <w:spacing w:before="0" w:after="0"/>
               <w:ind w:hanging="0" w:left="0"/>
+              <w:jc w:val="left"/>
+              <w:rPr>
+                <w:rFonts w:eastAsia="Arial" w:cs="Arial" w:ascii="Arial" w:hAnsi="Arial"/>
+                <w:b w:val="false"/>
+                <w:i w:val="false"/>
+                <w:color w:val="auto"/>
+                <w:spacing w:val="0"/>
+                <w:w w:val="100"/>
+                <w:sz w:val="20"/>
+                <w:szCs w:val="20"/>
+                <w:lang w:val="ro-RO"/>
+              </w:rPr>
+            </w:pPr>
+          </w:p>
+        </w:tc>
+        <w:tc>
+          <w:tcPr>
+            <w:tcW w:w="2958" w:type="dxa"/>
+            <w:tcBorders/>
+            <w:vAlign w:val="top"/>
+          </w:tcPr>
+          <w:p>
+            <w:pPr>
+              <w:pStyle w:val="TableContents"/>
+              <w:keepNext w:val="false"/>
+              <w:pageBreakBefore w:val="false"/>
+              <w:widowControl/>
+              <w:bidi w:val="0"/>
+              <w:spacing w:before="0" w:after="0"/>
+              <w:ind w:hanging="0" w:left="0"/>
               <w:jc w:val="center"/>
               <w:rPr>
                 <w:rFonts w:eastAsia="Arial" w:cs="Arial" w:ascii="Arial" w:hAnsi="Arial"/>
@@ -4509,7 +4929,37 @@
         </w:tc>
         <w:tc>
           <w:tcPr>
-            <w:tcW w:w="3119" w:type="dxa"/>
+            <w:tcW w:w="240" w:type="dxa"/>
+            <w:tcBorders/>
+            <w:vAlign w:val="top"/>
+          </w:tcPr>
+          <w:p>
+            <w:pPr>
+              <w:pStyle w:val="TableContents"/>
+              <w:keepNext w:val="false"/>
+              <w:pageBreakBefore w:val="false"/>
+              <w:widowControl/>
+              <w:bidi w:val="0"/>
+              <w:spacing w:before="0" w:after="0"/>
+              <w:ind w:hanging="0" w:left="0"/>
+              <w:jc w:val="left"/>
+              <w:rPr>
+                <w:rFonts w:eastAsia="Arial" w:cs="Arial" w:ascii="Arial" w:hAnsi="Arial"/>
+                <w:b w:val="false"/>
+                <w:i w:val="false"/>
+                <w:color w:val="auto"/>
+                <w:spacing w:val="0"/>
+                <w:w w:val="100"/>
+                <w:sz w:val="20"/>
+                <w:szCs w:val="20"/>
+                <w:lang w:val="ro-RO"/>
+              </w:rPr>
+            </w:pPr>
+          </w:p>
+        </w:tc>
+        <w:tc>
+          <w:tcPr>
+            <w:tcW w:w="2959" w:type="dxa"/>
             <w:tcBorders/>
             <w:vAlign w:val="top"/>
           </w:tcPr>
@@ -5309,18 +5759,20 @@
         </w:tblCellMar>
       </w:tblPr>
       <w:tblGrid>
-        <w:gridCol w:w="3118"/>
-        <w:gridCol w:w="3118"/>
-        <w:gridCol w:w="3119"/>
+        <w:gridCol w:w="2958"/>
+        <w:gridCol w:w="240"/>
+        <w:gridCol w:w="2958"/>
+        <w:gridCol w:w="240"/>
+        <w:gridCol w:w="2959"/>
       </w:tblGrid>
       <w:tr>
         <w:trPr>
           <w:cantSplit/>
-          <w:trHeight w:val="680" w:hRule="atLeast"/>
+          <w:trHeight w:val="960" w:hRule="atLeast"/>
         </w:trPr>
         <w:tc>
           <w:tcPr>
-            <w:tcW w:w="3118" w:type="dxa"/>
+            <w:tcW w:w="2958" w:type="dxa"/>
             <w:tcBorders>
               <w:bottom w:val="single" w:sz="4" w:space="0" w:color="000000"/>
             </w:tcBorders>
@@ -5352,7 +5804,37 @@
         </w:tc>
         <w:tc>
           <w:tcPr>
-            <w:tcW w:w="3118" w:type="dxa"/>
+            <w:tcW w:w="240" w:type="dxa"/>
+            <w:tcBorders/>
+            <w:vAlign w:val="top"/>
+          </w:tcPr>
+          <w:p>
+            <w:pPr>
+              <w:pStyle w:val="TableContents"/>
+              <w:keepNext w:val="false"/>
+              <w:pageBreakBefore w:val="false"/>
+              <w:widowControl/>
+              <w:bidi w:val="0"/>
+              <w:spacing w:before="0" w:after="0"/>
+              <w:ind w:hanging="0" w:left="0"/>
+              <w:jc w:val="left"/>
+              <w:rPr>
+                <w:rFonts w:eastAsia="Arial" w:cs="Arial" w:ascii="Arial" w:hAnsi="Arial"/>
+                <w:b w:val="false"/>
+                <w:i w:val="false"/>
+                <w:color w:val="auto"/>
+                <w:spacing w:val="0"/>
+                <w:w w:val="100"/>
+                <w:sz w:val="20"/>
+                <w:szCs w:val="20"/>
+                <w:lang w:val="ro-RO"/>
+              </w:rPr>
+            </w:pPr>
+          </w:p>
+        </w:tc>
+        <w:tc>
+          <w:tcPr>
+            <w:tcW w:w="2958" w:type="dxa"/>
             <w:tcBorders>
               <w:bottom w:val="single" w:sz="4" w:space="0" w:color="000000"/>
             </w:tcBorders>
@@ -5384,7 +5866,37 @@
         </w:tc>
         <w:tc>
           <w:tcPr>
-            <w:tcW w:w="3119" w:type="dxa"/>
+            <w:tcW w:w="240" w:type="dxa"/>
+            <w:tcBorders/>
+            <w:vAlign w:val="top"/>
+          </w:tcPr>
+          <w:p>
+            <w:pPr>
+              <w:pStyle w:val="TableContents"/>
+              <w:keepNext w:val="false"/>
+              <w:pageBreakBefore w:val="false"/>
+              <w:widowControl/>
+              <w:bidi w:val="0"/>
+              <w:spacing w:before="0" w:after="0"/>
+              <w:ind w:hanging="0" w:left="0"/>
+              <w:jc w:val="left"/>
+              <w:rPr>
+                <w:rFonts w:eastAsia="Arial" w:cs="Arial" w:ascii="Arial" w:hAnsi="Arial"/>
+                <w:b w:val="false"/>
+                <w:i w:val="false"/>
+                <w:color w:val="auto"/>
+                <w:spacing w:val="0"/>
+                <w:w w:val="100"/>
+                <w:sz w:val="20"/>
+                <w:szCs w:val="20"/>
+                <w:lang w:val="ro-RO"/>
+              </w:rPr>
+            </w:pPr>
+          </w:p>
+        </w:tc>
+        <w:tc>
+          <w:tcPr>
+            <w:tcW w:w="2959" w:type="dxa"/>
             <w:tcBorders>
               <w:bottom w:val="single" w:sz="4" w:space="0" w:color="000000"/>
             </w:tcBorders>
@@ -5421,7 +5933,7 @@
         </w:trPr>
         <w:tc>
           <w:tcPr>
-            <w:tcW w:w="3118" w:type="dxa"/>
+            <w:tcW w:w="2958" w:type="dxa"/>
             <w:tcBorders/>
             <w:vAlign w:val="top"/>
           </w:tcPr>
@@ -5465,7 +5977,7 @@
         </w:tc>
         <w:tc>
           <w:tcPr>
-            <w:tcW w:w="3118" w:type="dxa"/>
+            <w:tcW w:w="240" w:type="dxa"/>
             <w:tcBorders/>
             <w:vAlign w:val="top"/>
           </w:tcPr>
@@ -5478,6 +5990,36 @@
               <w:bidi w:val="0"/>
               <w:spacing w:before="0" w:after="0"/>
               <w:ind w:hanging="0" w:left="0"/>
+              <w:jc w:val="left"/>
+              <w:rPr>
+                <w:rFonts w:eastAsia="Arial" w:cs="Arial" w:ascii="Arial" w:hAnsi="Arial"/>
+                <w:b w:val="false"/>
+                <w:i w:val="false"/>
+                <w:color w:val="auto"/>
+                <w:spacing w:val="0"/>
+                <w:w w:val="100"/>
+                <w:sz w:val="20"/>
+                <w:szCs w:val="20"/>
+                <w:lang w:val="ro-RO"/>
+              </w:rPr>
+            </w:pPr>
+          </w:p>
+        </w:tc>
+        <w:tc>
+          <w:tcPr>
+            <w:tcW w:w="2958" w:type="dxa"/>
+            <w:tcBorders/>
+            <w:vAlign w:val="top"/>
+          </w:tcPr>
+          <w:p>
+            <w:pPr>
+              <w:pStyle w:val="TableContents"/>
+              <w:keepNext w:val="false"/>
+              <w:pageBreakBefore w:val="false"/>
+              <w:widowControl/>
+              <w:bidi w:val="0"/>
+              <w:spacing w:before="0" w:after="0"/>
+              <w:ind w:hanging="0" w:left="0"/>
               <w:jc w:val="center"/>
               <w:rPr>
                 <w:rFonts w:eastAsia="Arial" w:cs="Arial" w:ascii="Arial" w:hAnsi="Arial"/>
@@ -5546,7 +6088,37 @@
         </w:tc>
         <w:tc>
           <w:tcPr>
-            <w:tcW w:w="3119" w:type="dxa"/>
+            <w:tcW w:w="240" w:type="dxa"/>
+            <w:tcBorders/>
+            <w:vAlign w:val="top"/>
+          </w:tcPr>
+          <w:p>
+            <w:pPr>
+              <w:pStyle w:val="TableContents"/>
+              <w:keepNext w:val="false"/>
+              <w:pageBreakBefore w:val="false"/>
+              <w:widowControl/>
+              <w:bidi w:val="0"/>
+              <w:spacing w:before="0" w:after="0"/>
+              <w:ind w:hanging="0" w:left="0"/>
+              <w:jc w:val="left"/>
+              <w:rPr>
+                <w:rFonts w:eastAsia="Arial" w:cs="Arial" w:ascii="Arial" w:hAnsi="Arial"/>
+                <w:b w:val="false"/>
+                <w:i w:val="false"/>
+                <w:color w:val="auto"/>
+                <w:spacing w:val="0"/>
+                <w:w w:val="100"/>
+                <w:sz w:val="20"/>
+                <w:szCs w:val="20"/>
+                <w:lang w:val="ro-RO"/>
+              </w:rPr>
+            </w:pPr>
+          </w:p>
+        </w:tc>
+        <w:tc>
+          <w:tcPr>
+            <w:tcW w:w="2959" w:type="dxa"/>
             <w:tcBorders/>
             <w:vAlign w:val="top"/>
           </w:tcPr>
@@ -6346,18 +6918,20 @@
         </w:tblCellMar>
       </w:tblPr>
       <w:tblGrid>
-        <w:gridCol w:w="3118"/>
-        <w:gridCol w:w="3118"/>
-        <w:gridCol w:w="3119"/>
+        <w:gridCol w:w="2958"/>
+        <w:gridCol w:w="240"/>
+        <w:gridCol w:w="2958"/>
+        <w:gridCol w:w="240"/>
+        <w:gridCol w:w="2959"/>
       </w:tblGrid>
       <w:tr>
         <w:trPr>
           <w:cantSplit/>
-          <w:trHeight w:val="680" w:hRule="atLeast"/>
+          <w:trHeight w:val="960" w:hRule="atLeast"/>
         </w:trPr>
         <w:tc>
           <w:tcPr>
-            <w:tcW w:w="3118" w:type="dxa"/>
+            <w:tcW w:w="2958" w:type="dxa"/>
             <w:tcBorders>
               <w:bottom w:val="single" w:sz="4" w:space="0" w:color="000000"/>
             </w:tcBorders>
@@ -6403,7 +6977,37 @@
         </w:tc>
         <w:tc>
           <w:tcPr>
-            <w:tcW w:w="3118" w:type="dxa"/>
+            <w:tcW w:w="240" w:type="dxa"/>
+            <w:tcBorders/>
+            <w:vAlign w:val="top"/>
+          </w:tcPr>
+          <w:p>
+            <w:pPr>
+              <w:pStyle w:val="TableContents"/>
+              <w:keepNext w:val="false"/>
+              <w:pageBreakBefore w:val="false"/>
+              <w:widowControl/>
+              <w:bidi w:val="0"/>
+              <w:spacing w:before="0" w:after="0"/>
+              <w:ind w:hanging="0" w:left="0"/>
+              <w:jc w:val="left"/>
+              <w:rPr>
+                <w:rFonts w:eastAsia="Arial" w:cs="Arial" w:ascii="Arial" w:hAnsi="Arial"/>
+                <w:b w:val="false"/>
+                <w:i w:val="false"/>
+                <w:color w:val="auto"/>
+                <w:spacing w:val="0"/>
+                <w:w w:val="100"/>
+                <w:sz w:val="20"/>
+                <w:szCs w:val="20"/>
+                <w:lang w:val="ro-RO"/>
+              </w:rPr>
+            </w:pPr>
+          </w:p>
+        </w:tc>
+        <w:tc>
+          <w:tcPr>
+            <w:tcW w:w="2958" w:type="dxa"/>
             <w:tcBorders>
               <w:bottom w:val="single" w:sz="4" w:space="0" w:color="000000"/>
             </w:tcBorders>
@@ -6449,7 +7053,37 @@
         </w:tc>
         <w:tc>
           <w:tcPr>
-            <w:tcW w:w="3119" w:type="dxa"/>
+            <w:tcW w:w="240" w:type="dxa"/>
+            <w:tcBorders/>
+            <w:vAlign w:val="top"/>
+          </w:tcPr>
+          <w:p>
+            <w:pPr>
+              <w:pStyle w:val="TableContents"/>
+              <w:keepNext w:val="false"/>
+              <w:pageBreakBefore w:val="false"/>
+              <w:widowControl/>
+              <w:bidi w:val="0"/>
+              <w:spacing w:before="0" w:after="0"/>
+              <w:ind w:hanging="0" w:left="0"/>
+              <w:jc w:val="left"/>
+              <w:rPr>
+                <w:rFonts w:eastAsia="Arial" w:cs="Arial" w:ascii="Arial" w:hAnsi="Arial"/>
+                <w:b w:val="false"/>
+                <w:i w:val="false"/>
+                <w:color w:val="auto"/>
+                <w:spacing w:val="0"/>
+                <w:w w:val="100"/>
+                <w:sz w:val="20"/>
+                <w:szCs w:val="20"/>
+                <w:lang w:val="ro-RO"/>
+              </w:rPr>
+            </w:pPr>
+          </w:p>
+        </w:tc>
+        <w:tc>
+          <w:tcPr>
+            <w:tcW w:w="2959" w:type="dxa"/>
             <w:tcBorders>
               <w:bottom w:val="single" w:sz="4" w:space="0" w:color="000000"/>
             </w:tcBorders>
@@ -6500,7 +7134,7 @@
         </w:trPr>
         <w:tc>
           <w:tcPr>
-            <w:tcW w:w="3118" w:type="dxa"/>
+            <w:tcW w:w="2958" w:type="dxa"/>
             <w:tcBorders/>
             <w:vAlign w:val="top"/>
           </w:tcPr>
@@ -6544,7 +7178,7 @@
         </w:tc>
         <w:tc>
           <w:tcPr>
-            <w:tcW w:w="3118" w:type="dxa"/>
+            <w:tcW w:w="240" w:type="dxa"/>
             <w:tcBorders/>
             <w:vAlign w:val="top"/>
           </w:tcPr>
@@ -6557,6 +7191,36 @@
               <w:bidi w:val="0"/>
               <w:spacing w:before="0" w:after="0"/>
               <w:ind w:hanging="0" w:left="0"/>
+              <w:jc w:val="left"/>
+              <w:rPr>
+                <w:rFonts w:eastAsia="Arial" w:cs="Arial" w:ascii="Arial" w:hAnsi="Arial"/>
+                <w:b w:val="false"/>
+                <w:i w:val="false"/>
+                <w:color w:val="auto"/>
+                <w:spacing w:val="0"/>
+                <w:w w:val="100"/>
+                <w:sz w:val="20"/>
+                <w:szCs w:val="20"/>
+                <w:lang w:val="ro-RO"/>
+              </w:rPr>
+            </w:pPr>
+          </w:p>
+        </w:tc>
+        <w:tc>
+          <w:tcPr>
+            <w:tcW w:w="2958" w:type="dxa"/>
+            <w:tcBorders/>
+            <w:vAlign w:val="top"/>
+          </w:tcPr>
+          <w:p>
+            <w:pPr>
+              <w:pStyle w:val="TableContents"/>
+              <w:keepNext w:val="false"/>
+              <w:pageBreakBefore w:val="false"/>
+              <w:widowControl/>
+              <w:bidi w:val="0"/>
+              <w:spacing w:before="0" w:after="0"/>
+              <w:ind w:hanging="0" w:left="0"/>
               <w:jc w:val="center"/>
               <w:rPr>
                 <w:rFonts w:eastAsia="Arial" w:cs="Arial" w:ascii="Arial" w:hAnsi="Arial"/>
@@ -6625,7 +7289,37 @@
         </w:tc>
         <w:tc>
           <w:tcPr>
-            <w:tcW w:w="3119" w:type="dxa"/>
+            <w:tcW w:w="240" w:type="dxa"/>
+            <w:tcBorders/>
+            <w:vAlign w:val="top"/>
+          </w:tcPr>
+          <w:p>
+            <w:pPr>
+              <w:pStyle w:val="TableContents"/>
+              <w:keepNext w:val="false"/>
+              <w:pageBreakBefore w:val="false"/>
+              <w:widowControl/>
+              <w:bidi w:val="0"/>
+              <w:spacing w:before="0" w:after="0"/>
+              <w:ind w:hanging="0" w:left="0"/>
+              <w:jc w:val="left"/>
+              <w:rPr>
+                <w:rFonts w:eastAsia="Arial" w:cs="Arial" w:ascii="Arial" w:hAnsi="Arial"/>
+                <w:b w:val="false"/>
+                <w:i w:val="false"/>
+                <w:color w:val="auto"/>
+                <w:spacing w:val="0"/>
+                <w:w w:val="100"/>
+                <w:sz w:val="20"/>
+                <w:szCs w:val="20"/>
+                <w:lang w:val="ro-RO"/>
+              </w:rPr>
+            </w:pPr>
+          </w:p>
+        </w:tc>
+        <w:tc>
+          <w:tcPr>
+            <w:tcW w:w="2959" w:type="dxa"/>
             <w:tcBorders/>
             <w:vAlign w:val="top"/>
           </w:tcPr>
@@ -7694,18 +8388,20 @@
         </w:tblCellMar>
       </w:tblPr>
       <w:tblGrid>
-        <w:gridCol w:w="3118"/>
-        <w:gridCol w:w="3118"/>
-        <w:gridCol w:w="3119"/>
+        <w:gridCol w:w="2958"/>
+        <w:gridCol w:w="240"/>
+        <w:gridCol w:w="2958"/>
+        <w:gridCol w:w="240"/>
+        <w:gridCol w:w="2959"/>
       </w:tblGrid>
       <w:tr>
         <w:trPr>
           <w:cantSplit/>
-          <w:trHeight w:val="680" w:hRule="atLeast"/>
+          <w:trHeight w:val="960" w:hRule="atLeast"/>
         </w:trPr>
         <w:tc>
           <w:tcPr>
-            <w:tcW w:w="3118" w:type="dxa"/>
+            <w:tcW w:w="2958" w:type="dxa"/>
             <w:tcBorders>
               <w:bottom w:val="single" w:sz="4" w:space="0" w:color="000000"/>
             </w:tcBorders>
@@ -7742,8 +8438,8 @@
                   <w:color w:val="auto"/>
                   <w:spacing w:val="0"/>
                   <w:w w:val="100"/>
-                  <w:sz w:val="16"/>
-                  <w:szCs w:val="16"/>
+                  <w:sz w:val="20"/>
+                  <w:szCs w:val="20"/>
                   <w:lang w:val="ro-RO"/>
                 </w:rPr>
                 <w:alias w:val="h2_sig_trainee"/>
@@ -7761,22 +8457,22 @@
                     <w:color w:val="auto"/>
                     <w:spacing w:val="0"/>
                     <w:w w:val="100"/>
-                    <w:sz w:val="16"/>
-                    <w:szCs w:val="16"/>
-                    <w:lang w:val="ro-RO"/>
-                  </w:rPr>
-                  <w:t xml:space="preserve">                                    </w:t>
-                </w:r>
-                <w:r>
-                  <w:rPr>
-                    <w:rFonts w:eastAsia="Arial" w:cs="Arial" w:ascii="Arial" w:hAnsi="Arial"/>
-                    <w:b w:val="false"/>
-                    <w:i w:val="false"/>
-                    <w:color w:val="auto"/>
-                    <w:spacing w:val="0"/>
-                    <w:w w:val="100"/>
-                    <w:sz w:val="16"/>
-                    <w:szCs w:val="16"/>
+                    <w:sz w:val="20"/>
+                    <w:szCs w:val="20"/>
+                    <w:lang w:val="ro-RO"/>
+                  </w:rPr>
+                  <w:t xml:space="preserve">                           </w:t>
+                </w:r>
+                <w:r>
+                  <w:rPr>
+                    <w:rFonts w:eastAsia="Arial" w:cs="Arial" w:ascii="Arial" w:hAnsi="Arial"/>
+                    <w:b w:val="false"/>
+                    <w:i w:val="false"/>
+                    <w:color w:val="auto"/>
+                    <w:spacing w:val="0"/>
+                    <w:w w:val="100"/>
+                    <w:sz w:val="20"/>
+                    <w:szCs w:val="20"/>
                     <w:lang w:val="ro-RO"/>
                   </w:rPr>
                   <w:br/>
@@ -7789,22 +8485,22 @@
                     <w:color w:val="auto"/>
                     <w:spacing w:val="0"/>
                     <w:w w:val="100"/>
-                    <w:sz w:val="16"/>
-                    <w:szCs w:val="16"/>
-                    <w:lang w:val="ro-RO"/>
-                  </w:rPr>
-                  <w:t xml:space="preserve">                                    </w:t>
-                </w:r>
-                <w:r>
-                  <w:rPr>
-                    <w:rFonts w:eastAsia="Arial" w:cs="Arial" w:ascii="Arial" w:hAnsi="Arial"/>
-                    <w:b w:val="false"/>
-                    <w:i w:val="false"/>
-                    <w:color w:val="auto"/>
-                    <w:spacing w:val="0"/>
-                    <w:w w:val="100"/>
-                    <w:sz w:val="16"/>
-                    <w:szCs w:val="16"/>
+                    <w:sz w:val="20"/>
+                    <w:szCs w:val="20"/>
+                    <w:lang w:val="ro-RO"/>
+                  </w:rPr>
+                  <w:t xml:space="preserve">                           </w:t>
+                </w:r>
+                <w:r>
+                  <w:rPr>
+                    <w:rFonts w:eastAsia="Arial" w:cs="Arial" w:ascii="Arial" w:hAnsi="Arial"/>
+                    <w:b w:val="false"/>
+                    <w:i w:val="false"/>
+                    <w:color w:val="auto"/>
+                    <w:spacing w:val="0"/>
+                    <w:w w:val="100"/>
+                    <w:sz w:val="20"/>
+                    <w:szCs w:val="20"/>
                     <w:lang w:val="ro-RO"/>
                   </w:rPr>
                   <w:br/>
@@ -7817,11 +8513,39 @@
                     <w:color w:val="auto"/>
                     <w:spacing w:val="0"/>
                     <w:w w:val="100"/>
-                    <w:sz w:val="16"/>
-                    <w:szCs w:val="16"/>
-                    <w:lang w:val="ro-RO"/>
-                  </w:rPr>
-                  <w:t xml:space="preserve">                                    </w:t>
+                    <w:sz w:val="20"/>
+                    <w:szCs w:val="20"/>
+                    <w:lang w:val="ro-RO"/>
+                  </w:rPr>
+                  <w:t xml:space="preserve">                           </w:t>
+                </w:r>
+                <w:r>
+                  <w:rPr>
+                    <w:rFonts w:eastAsia="Arial" w:cs="Arial" w:ascii="Arial" w:hAnsi="Arial"/>
+                    <w:b w:val="false"/>
+                    <w:i w:val="false"/>
+                    <w:color w:val="auto"/>
+                    <w:spacing w:val="0"/>
+                    <w:w w:val="100"/>
+                    <w:sz w:val="20"/>
+                    <w:szCs w:val="20"/>
+                    <w:lang w:val="ro-RO"/>
+                  </w:rPr>
+                  <w:br/>
+                </w:r>
+                <w:r>
+                  <w:rPr>
+                    <w:rFonts w:eastAsia="Arial" w:cs="Arial" w:ascii="Arial" w:hAnsi="Arial"/>
+                    <w:b w:val="false"/>
+                    <w:i w:val="false"/>
+                    <w:color w:val="auto"/>
+                    <w:spacing w:val="0"/>
+                    <w:w w:val="100"/>
+                    <w:sz w:val="20"/>
+                    <w:szCs w:val="20"/>
+                    <w:lang w:val="ro-RO"/>
+                  </w:rPr>
+                  <w:t xml:space="preserve">                           </w:t>
                 </w:r>
               </w:sdtContent>
             </w:sdt>
@@ -7829,7 +8553,37 @@
         </w:tc>
         <w:tc>
           <w:tcPr>
-            <w:tcW w:w="3118" w:type="dxa"/>
+            <w:tcW w:w="240" w:type="dxa"/>
+            <w:tcBorders/>
+            <w:vAlign w:val="top"/>
+          </w:tcPr>
+          <w:p>
+            <w:pPr>
+              <w:pStyle w:val="TableContents"/>
+              <w:keepNext w:val="false"/>
+              <w:pageBreakBefore w:val="false"/>
+              <w:widowControl/>
+              <w:bidi w:val="0"/>
+              <w:spacing w:before="0" w:after="0"/>
+              <w:ind w:hanging="0" w:left="0"/>
+              <w:jc w:val="left"/>
+              <w:rPr>
+                <w:rFonts w:eastAsia="Arial" w:cs="Arial" w:ascii="Arial" w:hAnsi="Arial"/>
+                <w:b w:val="false"/>
+                <w:i w:val="false"/>
+                <w:color w:val="auto"/>
+                <w:spacing w:val="0"/>
+                <w:w w:val="100"/>
+                <w:sz w:val="20"/>
+                <w:szCs w:val="20"/>
+                <w:lang w:val="ro-RO"/>
+              </w:rPr>
+            </w:pPr>
+          </w:p>
+        </w:tc>
+        <w:tc>
+          <w:tcPr>
+            <w:tcW w:w="2958" w:type="dxa"/>
             <w:tcBorders>
               <w:bottom w:val="single" w:sz="4" w:space="0" w:color="000000"/>
             </w:tcBorders>
@@ -7866,8 +8620,8 @@
                   <w:color w:val="auto"/>
                   <w:spacing w:val="0"/>
                   <w:w w:val="100"/>
-                  <w:sz w:val="16"/>
-                  <w:szCs w:val="16"/>
+                  <w:sz w:val="20"/>
+                  <w:szCs w:val="20"/>
                   <w:lang w:val="ro-RO"/>
                 </w:rPr>
                 <w:alias w:val="h2_sig_trainer"/>
@@ -7885,22 +8639,22 @@
                     <w:color w:val="auto"/>
                     <w:spacing w:val="0"/>
                     <w:w w:val="100"/>
-                    <w:sz w:val="16"/>
-                    <w:szCs w:val="16"/>
-                    <w:lang w:val="ro-RO"/>
-                  </w:rPr>
-                  <w:t xml:space="preserve">                                    </w:t>
-                </w:r>
-                <w:r>
-                  <w:rPr>
-                    <w:rFonts w:eastAsia="Arial" w:cs="Arial" w:ascii="Arial" w:hAnsi="Arial"/>
-                    <w:b w:val="false"/>
-                    <w:i w:val="false"/>
-                    <w:color w:val="auto"/>
-                    <w:spacing w:val="0"/>
-                    <w:w w:val="100"/>
-                    <w:sz w:val="16"/>
-                    <w:szCs w:val="16"/>
+                    <w:sz w:val="20"/>
+                    <w:szCs w:val="20"/>
+                    <w:lang w:val="ro-RO"/>
+                  </w:rPr>
+                  <w:t xml:space="preserve">                           </w:t>
+                </w:r>
+                <w:r>
+                  <w:rPr>
+                    <w:rFonts w:eastAsia="Arial" w:cs="Arial" w:ascii="Arial" w:hAnsi="Arial"/>
+                    <w:b w:val="false"/>
+                    <w:i w:val="false"/>
+                    <w:color w:val="auto"/>
+                    <w:spacing w:val="0"/>
+                    <w:w w:val="100"/>
+                    <w:sz w:val="20"/>
+                    <w:szCs w:val="20"/>
                     <w:lang w:val="ro-RO"/>
                   </w:rPr>
                   <w:br/>
@@ -7913,22 +8667,22 @@
                     <w:color w:val="auto"/>
                     <w:spacing w:val="0"/>
                     <w:w w:val="100"/>
-                    <w:sz w:val="16"/>
-                    <w:szCs w:val="16"/>
-                    <w:lang w:val="ro-RO"/>
-                  </w:rPr>
-                  <w:t xml:space="preserve">                                    </w:t>
-                </w:r>
-                <w:r>
-                  <w:rPr>
-                    <w:rFonts w:eastAsia="Arial" w:cs="Arial" w:ascii="Arial" w:hAnsi="Arial"/>
-                    <w:b w:val="false"/>
-                    <w:i w:val="false"/>
-                    <w:color w:val="auto"/>
-                    <w:spacing w:val="0"/>
-                    <w:w w:val="100"/>
-                    <w:sz w:val="16"/>
-                    <w:szCs w:val="16"/>
+                    <w:sz w:val="20"/>
+                    <w:szCs w:val="20"/>
+                    <w:lang w:val="ro-RO"/>
+                  </w:rPr>
+                  <w:t xml:space="preserve">                           </w:t>
+                </w:r>
+                <w:r>
+                  <w:rPr>
+                    <w:rFonts w:eastAsia="Arial" w:cs="Arial" w:ascii="Arial" w:hAnsi="Arial"/>
+                    <w:b w:val="false"/>
+                    <w:i w:val="false"/>
+                    <w:color w:val="auto"/>
+                    <w:spacing w:val="0"/>
+                    <w:w w:val="100"/>
+                    <w:sz w:val="20"/>
+                    <w:szCs w:val="20"/>
                     <w:lang w:val="ro-RO"/>
                   </w:rPr>
                   <w:br/>
@@ -7941,11 +8695,39 @@
                     <w:color w:val="auto"/>
                     <w:spacing w:val="0"/>
                     <w:w w:val="100"/>
-                    <w:sz w:val="16"/>
-                    <w:szCs w:val="16"/>
-                    <w:lang w:val="ro-RO"/>
-                  </w:rPr>
-                  <w:t xml:space="preserve">                                    </w:t>
+                    <w:sz w:val="20"/>
+                    <w:szCs w:val="20"/>
+                    <w:lang w:val="ro-RO"/>
+                  </w:rPr>
+                  <w:t xml:space="preserve">                           </w:t>
+                </w:r>
+                <w:r>
+                  <w:rPr>
+                    <w:rFonts w:eastAsia="Arial" w:cs="Arial" w:ascii="Arial" w:hAnsi="Arial"/>
+                    <w:b w:val="false"/>
+                    <w:i w:val="false"/>
+                    <w:color w:val="auto"/>
+                    <w:spacing w:val="0"/>
+                    <w:w w:val="100"/>
+                    <w:sz w:val="20"/>
+                    <w:szCs w:val="20"/>
+                    <w:lang w:val="ro-RO"/>
+                  </w:rPr>
+                  <w:br/>
+                </w:r>
+                <w:r>
+                  <w:rPr>
+                    <w:rFonts w:eastAsia="Arial" w:cs="Arial" w:ascii="Arial" w:hAnsi="Arial"/>
+                    <w:b w:val="false"/>
+                    <w:i w:val="false"/>
+                    <w:color w:val="auto"/>
+                    <w:spacing w:val="0"/>
+                    <w:w w:val="100"/>
+                    <w:sz w:val="20"/>
+                    <w:szCs w:val="20"/>
+                    <w:lang w:val="ro-RO"/>
+                  </w:rPr>
+                  <w:t xml:space="preserve">                           </w:t>
                 </w:r>
               </w:sdtContent>
             </w:sdt>
@@ -7953,7 +8735,37 @@
         </w:tc>
         <w:tc>
           <w:tcPr>
-            <w:tcW w:w="3119" w:type="dxa"/>
+            <w:tcW w:w="240" w:type="dxa"/>
+            <w:tcBorders/>
+            <w:vAlign w:val="top"/>
+          </w:tcPr>
+          <w:p>
+            <w:pPr>
+              <w:pStyle w:val="TableContents"/>
+              <w:keepNext w:val="false"/>
+              <w:pageBreakBefore w:val="false"/>
+              <w:widowControl/>
+              <w:bidi w:val="0"/>
+              <w:spacing w:before="0" w:after="0"/>
+              <w:ind w:hanging="0" w:left="0"/>
+              <w:jc w:val="left"/>
+              <w:rPr>
+                <w:rFonts w:eastAsia="Arial" w:cs="Arial" w:ascii="Arial" w:hAnsi="Arial"/>
+                <w:b w:val="false"/>
+                <w:i w:val="false"/>
+                <w:color w:val="auto"/>
+                <w:spacing w:val="0"/>
+                <w:w w:val="100"/>
+                <w:sz w:val="20"/>
+                <w:szCs w:val="20"/>
+                <w:lang w:val="ro-RO"/>
+              </w:rPr>
+            </w:pPr>
+          </w:p>
+        </w:tc>
+        <w:tc>
+          <w:tcPr>
+            <w:tcW w:w="2959" w:type="dxa"/>
             <w:tcBorders>
               <w:bottom w:val="single" w:sz="4" w:space="0" w:color="000000"/>
             </w:tcBorders>
@@ -7990,8 +8802,8 @@
                   <w:color w:val="auto"/>
                   <w:spacing w:val="0"/>
                   <w:w w:val="100"/>
-                  <w:sz w:val="16"/>
-                  <w:szCs w:val="16"/>
+                  <w:sz w:val="20"/>
+                  <w:szCs w:val="20"/>
                   <w:lang w:val="ro-RO"/>
                 </w:rPr>
                 <w:alias w:val="h2_sig_verifier"/>
@@ -8009,22 +8821,22 @@
                     <w:color w:val="auto"/>
                     <w:spacing w:val="0"/>
                     <w:w w:val="100"/>
-                    <w:sz w:val="16"/>
-                    <w:szCs w:val="16"/>
-                    <w:lang w:val="ro-RO"/>
-                  </w:rPr>
-                  <w:t xml:space="preserve">                                    </w:t>
-                </w:r>
-                <w:r>
-                  <w:rPr>
-                    <w:rFonts w:eastAsia="Arial" w:cs="Arial" w:ascii="Arial" w:hAnsi="Arial"/>
-                    <w:b w:val="false"/>
-                    <w:i w:val="false"/>
-                    <w:color w:val="auto"/>
-                    <w:spacing w:val="0"/>
-                    <w:w w:val="100"/>
-                    <w:sz w:val="16"/>
-                    <w:szCs w:val="16"/>
+                    <w:sz w:val="20"/>
+                    <w:szCs w:val="20"/>
+                    <w:lang w:val="ro-RO"/>
+                  </w:rPr>
+                  <w:t xml:space="preserve">                           </w:t>
+                </w:r>
+                <w:r>
+                  <w:rPr>
+                    <w:rFonts w:eastAsia="Arial" w:cs="Arial" w:ascii="Arial" w:hAnsi="Arial"/>
+                    <w:b w:val="false"/>
+                    <w:i w:val="false"/>
+                    <w:color w:val="auto"/>
+                    <w:spacing w:val="0"/>
+                    <w:w w:val="100"/>
+                    <w:sz w:val="20"/>
+                    <w:szCs w:val="20"/>
                     <w:lang w:val="ro-RO"/>
                   </w:rPr>
                   <w:br/>
@@ -8037,22 +8849,22 @@
                     <w:color w:val="auto"/>
                     <w:spacing w:val="0"/>
                     <w:w w:val="100"/>
-                    <w:sz w:val="16"/>
-                    <w:szCs w:val="16"/>
-                    <w:lang w:val="ro-RO"/>
-                  </w:rPr>
-                  <w:t xml:space="preserve">                                    </w:t>
-                </w:r>
-                <w:r>
-                  <w:rPr>
-                    <w:rFonts w:eastAsia="Arial" w:cs="Arial" w:ascii="Arial" w:hAnsi="Arial"/>
-                    <w:b w:val="false"/>
-                    <w:i w:val="false"/>
-                    <w:color w:val="auto"/>
-                    <w:spacing w:val="0"/>
-                    <w:w w:val="100"/>
-                    <w:sz w:val="16"/>
-                    <w:szCs w:val="16"/>
+                    <w:sz w:val="20"/>
+                    <w:szCs w:val="20"/>
+                    <w:lang w:val="ro-RO"/>
+                  </w:rPr>
+                  <w:t xml:space="preserve">                           </w:t>
+                </w:r>
+                <w:r>
+                  <w:rPr>
+                    <w:rFonts w:eastAsia="Arial" w:cs="Arial" w:ascii="Arial" w:hAnsi="Arial"/>
+                    <w:b w:val="false"/>
+                    <w:i w:val="false"/>
+                    <w:color w:val="auto"/>
+                    <w:spacing w:val="0"/>
+                    <w:w w:val="100"/>
+                    <w:sz w:val="20"/>
+                    <w:szCs w:val="20"/>
                     <w:lang w:val="ro-RO"/>
                   </w:rPr>
                   <w:br/>
@@ -8065,11 +8877,39 @@
                     <w:color w:val="auto"/>
                     <w:spacing w:val="0"/>
                     <w:w w:val="100"/>
-                    <w:sz w:val="16"/>
-                    <w:szCs w:val="16"/>
-                    <w:lang w:val="ro-RO"/>
-                  </w:rPr>
-                  <w:t xml:space="preserve">                                    </w:t>
+                    <w:sz w:val="20"/>
+                    <w:szCs w:val="20"/>
+                    <w:lang w:val="ro-RO"/>
+                  </w:rPr>
+                  <w:t xml:space="preserve">                           </w:t>
+                </w:r>
+                <w:r>
+                  <w:rPr>
+                    <w:rFonts w:eastAsia="Arial" w:cs="Arial" w:ascii="Arial" w:hAnsi="Arial"/>
+                    <w:b w:val="false"/>
+                    <w:i w:val="false"/>
+                    <w:color w:val="auto"/>
+                    <w:spacing w:val="0"/>
+                    <w:w w:val="100"/>
+                    <w:sz w:val="20"/>
+                    <w:szCs w:val="20"/>
+                    <w:lang w:val="ro-RO"/>
+                  </w:rPr>
+                  <w:br/>
+                </w:r>
+                <w:r>
+                  <w:rPr>
+                    <w:rFonts w:eastAsia="Arial" w:cs="Arial" w:ascii="Arial" w:hAnsi="Arial"/>
+                    <w:b w:val="false"/>
+                    <w:i w:val="false"/>
+                    <w:color w:val="auto"/>
+                    <w:spacing w:val="0"/>
+                    <w:w w:val="100"/>
+                    <w:sz w:val="20"/>
+                    <w:szCs w:val="20"/>
+                    <w:lang w:val="ro-RO"/>
+                  </w:rPr>
+                  <w:t xml:space="preserve">                           </w:t>
                 </w:r>
               </w:sdtContent>
             </w:sdt>
@@ -8082,7 +8922,7 @@
         </w:trPr>
         <w:tc>
           <w:tcPr>
-            <w:tcW w:w="3118" w:type="dxa"/>
+            <w:tcW w:w="2958" w:type="dxa"/>
             <w:tcBorders/>
             <w:vAlign w:val="top"/>
           </w:tcPr>
@@ -8126,7 +8966,7 @@
         </w:tc>
         <w:tc>
           <w:tcPr>
-            <w:tcW w:w="3118" w:type="dxa"/>
+            <w:tcW w:w="240" w:type="dxa"/>
             <w:tcBorders/>
             <w:vAlign w:val="top"/>
           </w:tcPr>
@@ -8139,6 +8979,36 @@
               <w:bidi w:val="0"/>
               <w:spacing w:before="0" w:after="0"/>
               <w:ind w:hanging="0" w:left="0"/>
+              <w:jc w:val="left"/>
+              <w:rPr>
+                <w:rFonts w:eastAsia="Arial" w:cs="Arial" w:ascii="Arial" w:hAnsi="Arial"/>
+                <w:b w:val="false"/>
+                <w:i w:val="false"/>
+                <w:color w:val="auto"/>
+                <w:spacing w:val="0"/>
+                <w:w w:val="100"/>
+                <w:sz w:val="20"/>
+                <w:szCs w:val="20"/>
+                <w:lang w:val="ro-RO"/>
+              </w:rPr>
+            </w:pPr>
+          </w:p>
+        </w:tc>
+        <w:tc>
+          <w:tcPr>
+            <w:tcW w:w="2958" w:type="dxa"/>
+            <w:tcBorders/>
+            <w:vAlign w:val="top"/>
+          </w:tcPr>
+          <w:p>
+            <w:pPr>
+              <w:pStyle w:val="TableContents"/>
+              <w:keepNext w:val="false"/>
+              <w:pageBreakBefore w:val="false"/>
+              <w:widowControl/>
+              <w:bidi w:val="0"/>
+              <w:spacing w:before="0" w:after="0"/>
+              <w:ind w:hanging="0" w:left="0"/>
               <w:jc w:val="center"/>
               <w:rPr>
                 <w:rFonts w:eastAsia="Arial" w:cs="Arial" w:ascii="Arial" w:hAnsi="Arial"/>
@@ -8170,7 +9040,37 @@
         </w:tc>
         <w:tc>
           <w:tcPr>
-            <w:tcW w:w="3119" w:type="dxa"/>
+            <w:tcW w:w="240" w:type="dxa"/>
+            <w:tcBorders/>
+            <w:vAlign w:val="top"/>
+          </w:tcPr>
+          <w:p>
+            <w:pPr>
+              <w:pStyle w:val="TableContents"/>
+              <w:keepNext w:val="false"/>
+              <w:pageBreakBefore w:val="false"/>
+              <w:widowControl/>
+              <w:bidi w:val="0"/>
+              <w:spacing w:before="0" w:after="0"/>
+              <w:ind w:hanging="0" w:left="0"/>
+              <w:jc w:val="left"/>
+              <w:rPr>
+                <w:rFonts w:eastAsia="Arial" w:cs="Arial" w:ascii="Arial" w:hAnsi="Arial"/>
+                <w:b w:val="false"/>
+                <w:i w:val="false"/>
+                <w:color w:val="auto"/>
+                <w:spacing w:val="0"/>
+                <w:w w:val="100"/>
+                <w:sz w:val="20"/>
+                <w:szCs w:val="20"/>
+                <w:lang w:val="ro-RO"/>
+              </w:rPr>
+            </w:pPr>
+          </w:p>
+        </w:tc>
+        <w:tc>
+          <w:tcPr>
+            <w:tcW w:w="2959" w:type="dxa"/>
             <w:tcBorders/>
             <w:vAlign w:val="top"/>
           </w:tcPr>

--- a/packages/document-engine/templates/fisa_instruire_ssm.docx
+++ b/packages/document-engine/templates/fisa_instruire_ssm.docx
@@ -3572,8 +3572,8 @@
                 <w:color w:val="auto"/>
                 <w:spacing w:val="0"/>
                 <w:w w:val="100"/>
-                <w:sz w:val="16"/>
-                <w:szCs w:val="16"/>
+                <w:sz w:val="20"/>
+                <w:szCs w:val="20"/>
                 <w:lang w:val="ro-RO"/>
               </w:rPr>
             </w:pPr>
@@ -3586,8 +3586,8 @@
                   <w:color w:val="auto"/>
                   <w:spacing w:val="0"/>
                   <w:w w:val="100"/>
-                  <w:sz w:val="16"/>
-                  <w:szCs w:val="16"/>
+                  <w:sz w:val="20"/>
+                  <w:szCs w:val="20"/>
                   <w:lang w:val="ro-RO"/>
                 </w:rPr>
                 <w:alias w:val="h1_date"/>
@@ -3605,11 +3605,11 @@
                     <w:color w:val="auto"/>
                     <w:spacing w:val="0"/>
                     <w:w w:val="100"/>
-                    <w:sz w:val="16"/>
-                    <w:szCs w:val="16"/>
-                    <w:lang w:val="ro-RO"/>
-                  </w:rPr>
-                  <w:t xml:space="preserve">                                                                        </w:t>
+                    <w:sz w:val="20"/>
+                    <w:szCs w:val="20"/>
+                    <w:lang w:val="ro-RO"/>
+                  </w:rPr>
+                  <w:t xml:space="preserve">                                                         </w:t>
                 </w:r>
               </w:sdtContent>
             </w:sdt>
@@ -3690,8 +3690,8 @@
                 <w:color w:val="auto"/>
                 <w:spacing w:val="0"/>
                 <w:w w:val="100"/>
-                <w:sz w:val="16"/>
-                <w:szCs w:val="16"/>
+                <w:sz w:val="20"/>
+                <w:szCs w:val="20"/>
                 <w:lang w:val="ro-RO"/>
               </w:rPr>
             </w:pPr>
@@ -3704,8 +3704,8 @@
                   <w:color w:val="auto"/>
                   <w:spacing w:val="0"/>
                   <w:w w:val="100"/>
-                  <w:sz w:val="16"/>
-                  <w:szCs w:val="16"/>
+                  <w:sz w:val="20"/>
+                  <w:szCs w:val="20"/>
                   <w:lang w:val="ro-RO"/>
                 </w:rPr>
                 <w:alias w:val="h1_duration"/>
@@ -3723,11 +3723,11 @@
                     <w:color w:val="auto"/>
                     <w:spacing w:val="0"/>
                     <w:w w:val="100"/>
-                    <w:sz w:val="16"/>
-                    <w:szCs w:val="16"/>
-                    <w:lang w:val="ro-RO"/>
-                  </w:rPr>
-                  <w:t xml:space="preserve">                                                                        </w:t>
+                    <w:sz w:val="20"/>
+                    <w:szCs w:val="20"/>
+                    <w:lang w:val="ro-RO"/>
+                  </w:rPr>
+                  <w:t xml:space="preserve">                                                         </w:t>
                 </w:r>
               </w:sdtContent>
             </w:sdt>
@@ -3808,8 +3808,8 @@
                 <w:color w:val="auto"/>
                 <w:spacing w:val="0"/>
                 <w:w w:val="100"/>
-                <w:sz w:val="16"/>
-                <w:szCs w:val="16"/>
+                <w:sz w:val="20"/>
+                <w:szCs w:val="20"/>
                 <w:lang w:val="ro-RO"/>
               </w:rPr>
             </w:pPr>
@@ -3822,8 +3822,8 @@
                   <w:color w:val="auto"/>
                   <w:spacing w:val="0"/>
                   <w:w w:val="100"/>
-                  <w:sz w:val="16"/>
-                  <w:szCs w:val="16"/>
+                  <w:sz w:val="20"/>
+                  <w:szCs w:val="20"/>
                   <w:lang w:val="ro-RO"/>
                 </w:rPr>
                 <w:alias w:val="h1_trainer"/>
@@ -3841,11 +3841,11 @@
                     <w:color w:val="auto"/>
                     <w:spacing w:val="0"/>
                     <w:w w:val="100"/>
-                    <w:sz w:val="16"/>
-                    <w:szCs w:val="16"/>
-                    <w:lang w:val="ro-RO"/>
-                  </w:rPr>
-                  <w:t xml:space="preserve">                                                                        </w:t>
+                    <w:sz w:val="20"/>
+                    <w:szCs w:val="20"/>
+                    <w:lang w:val="ro-RO"/>
+                  </w:rPr>
+                  <w:t xml:space="preserve">                                                         </w:t>
                 </w:r>
               </w:sdtContent>
             </w:sdt>
@@ -3926,8 +3926,8 @@
                 <w:color w:val="auto"/>
                 <w:spacing w:val="0"/>
                 <w:w w:val="100"/>
-                <w:sz w:val="16"/>
-                <w:szCs w:val="16"/>
+                <w:sz w:val="20"/>
+                <w:szCs w:val="20"/>
                 <w:lang w:val="ro-RO"/>
               </w:rPr>
             </w:pPr>
@@ -3940,8 +3940,8 @@
                   <w:color w:val="auto"/>
                   <w:spacing w:val="0"/>
                   <w:w w:val="100"/>
-                  <w:sz w:val="16"/>
-                  <w:szCs w:val="16"/>
+                  <w:sz w:val="20"/>
+                  <w:szCs w:val="20"/>
                   <w:lang w:val="ro-RO"/>
                 </w:rPr>
                 <w:alias w:val="h1_trainer_job_title"/>
@@ -3959,11 +3959,11 @@
                     <w:color w:val="auto"/>
                     <w:spacing w:val="0"/>
                     <w:w w:val="100"/>
-                    <w:sz w:val="16"/>
-                    <w:szCs w:val="16"/>
-                    <w:lang w:val="ro-RO"/>
-                  </w:rPr>
-                  <w:t xml:space="preserve">                                                                        </w:t>
+                    <w:sz w:val="20"/>
+                    <w:szCs w:val="20"/>
+                    <w:lang w:val="ro-RO"/>
+                  </w:rPr>
+                  <w:t xml:space="preserve">                                                         </w:t>
                 </w:r>
               </w:sdtContent>
             </w:sdt>
@@ -4034,18 +4034,18 @@
               <w:pageBreakBefore w:val="false"/>
               <w:widowControl/>
               <w:bidi w:val="0"/>
-              <w:spacing w:before="0" w:after="0"/>
-              <w:ind w:hanging="0" w:left="0"/>
-              <w:jc w:val="left"/>
-              <w:rPr>
-                <w:rFonts w:eastAsia="Arial" w:cs="Arial" w:ascii="Arial" w:hAnsi="Arial"/>
-                <w:b w:val="false"/>
-                <w:i w:val="false"/>
-                <w:color w:val="auto"/>
-                <w:spacing w:val="0"/>
-                <w:w w:val="100"/>
-                <w:sz w:val="16"/>
-                <w:szCs w:val="16"/>
+              <w:spacing w:before="0" w:after="0" w:line="272" w:lineRule="auto"/>
+              <w:ind w:hanging="0" w:left="0"/>
+              <w:jc w:val="left"/>
+              <w:rPr>
+                <w:rFonts w:eastAsia="Arial" w:cs="Arial" w:ascii="Arial" w:hAnsi="Arial"/>
+                <w:b w:val="false"/>
+                <w:i w:val="false"/>
+                <w:color w:val="auto"/>
+                <w:spacing w:val="0"/>
+                <w:w w:val="100"/>
+                <w:sz w:val="20"/>
+                <w:szCs w:val="20"/>
                 <w:lang w:val="ro-RO"/>
               </w:rPr>
             </w:pPr>
@@ -4058,8 +4058,8 @@
                   <w:color w:val="auto"/>
                   <w:spacing w:val="0"/>
                   <w:w w:val="100"/>
-                  <w:sz w:val="16"/>
-                  <w:szCs w:val="16"/>
+                  <w:sz w:val="20"/>
+                  <w:szCs w:val="20"/>
                   <w:lang w:val="ro-RO"/>
                 </w:rPr>
                 <w:alias w:val="h1_material"/>
@@ -4077,22 +4077,22 @@
                     <w:color w:val="auto"/>
                     <w:spacing w:val="0"/>
                     <w:w w:val="100"/>
-                    <w:sz w:val="16"/>
-                    <w:szCs w:val="16"/>
-                    <w:lang w:val="ro-RO"/>
-                  </w:rPr>
-                  <w:t xml:space="preserve">                                                                        </w:t>
-                </w:r>
-                <w:r>
-                  <w:rPr>
-                    <w:rFonts w:eastAsia="Arial" w:cs="Arial" w:ascii="Arial" w:hAnsi="Arial"/>
-                    <w:b w:val="false"/>
-                    <w:i w:val="false"/>
-                    <w:color w:val="auto"/>
-                    <w:spacing w:val="0"/>
-                    <w:w w:val="100"/>
-                    <w:sz w:val="16"/>
-                    <w:szCs w:val="16"/>
+                    <w:sz w:val="20"/>
+                    <w:szCs w:val="20"/>
+                    <w:lang w:val="ro-RO"/>
+                  </w:rPr>
+                  <w:t xml:space="preserve">{{form.h1.materialPlaceholder}}</w:t>
+                </w:r>
+                <w:r>
+                  <w:rPr>
+                    <w:rFonts w:eastAsia="Arial" w:cs="Arial" w:ascii="Arial" w:hAnsi="Arial"/>
+                    <w:b w:val="false"/>
+                    <w:i w:val="false"/>
+                    <w:color w:val="auto"/>
+                    <w:spacing w:val="0"/>
+                    <w:w w:val="100"/>
+                    <w:sz w:val="14"/>
+                    <w:szCs w:val="14"/>
                     <w:lang w:val="ro-RO"/>
                   </w:rPr>
                   <w:br/>
@@ -4105,39 +4105,11 @@
                     <w:color w:val="auto"/>
                     <w:spacing w:val="0"/>
                     <w:w w:val="100"/>
-                    <w:sz w:val="16"/>
-                    <w:szCs w:val="16"/>
-                    <w:lang w:val="ro-RO"/>
-                  </w:rPr>
-                  <w:t xml:space="preserve">                                                                        </w:t>
-                </w:r>
-                <w:r>
-                  <w:rPr>
-                    <w:rFonts w:eastAsia="Arial" w:cs="Arial" w:ascii="Arial" w:hAnsi="Arial"/>
-                    <w:b w:val="false"/>
-                    <w:i w:val="false"/>
-                    <w:color w:val="auto"/>
-                    <w:spacing w:val="0"/>
-                    <w:w w:val="100"/>
-                    <w:sz w:val="16"/>
-                    <w:szCs w:val="16"/>
-                    <w:lang w:val="ro-RO"/>
-                  </w:rPr>
-                  <w:br/>
-                </w:r>
-                <w:r>
-                  <w:rPr>
-                    <w:rFonts w:eastAsia="Arial" w:cs="Arial" w:ascii="Arial" w:hAnsi="Arial"/>
-                    <w:b w:val="false"/>
-                    <w:i w:val="false"/>
-                    <w:color w:val="auto"/>
-                    <w:spacing w:val="0"/>
-                    <w:w w:val="100"/>
-                    <w:sz w:val="16"/>
-                    <w:szCs w:val="16"/>
-                    <w:lang w:val="ro-RO"/>
-                  </w:rPr>
-                  <w:t xml:space="preserve">                                                                        </w:t>
+                    <w:sz w:val="14"/>
+                    <w:szCs w:val="14"/>
+                    <w:lang w:val="ro-RO"/>
+                  </w:rPr>
+                  <w:t xml:space="preserve">                                                                                  </w:t>
                 </w:r>
               </w:sdtContent>
             </w:sdt>
@@ -4218,8 +4190,8 @@
                 <w:color w:val="auto"/>
                 <w:spacing w:val="0"/>
                 <w:w w:val="100"/>
-                <w:sz w:val="16"/>
-                <w:szCs w:val="16"/>
+                <w:sz w:val="20"/>
+                <w:szCs w:val="20"/>
                 <w:lang w:val="ro-RO"/>
               </w:rPr>
             </w:pPr>
@@ -4232,8 +4204,8 @@
                   <w:color w:val="auto"/>
                   <w:spacing w:val="0"/>
                   <w:w w:val="100"/>
-                  <w:sz w:val="16"/>
-                  <w:szCs w:val="16"/>
+                  <w:sz w:val="20"/>
+                  <w:szCs w:val="20"/>
                   <w:lang w:val="ro-RO"/>
                 </w:rPr>
                 <w:alias w:val="h1_note"/>
@@ -4251,11 +4223,11 @@
                     <w:color w:val="auto"/>
                     <w:spacing w:val="0"/>
                     <w:w w:val="100"/>
-                    <w:sz w:val="16"/>
-                    <w:szCs w:val="16"/>
-                    <w:lang w:val="ro-RO"/>
-                  </w:rPr>
-                  <w:t xml:space="preserve">                                                                        </w:t>
+                    <w:sz w:val="20"/>
+                    <w:szCs w:val="20"/>
+                    <w:lang w:val="ro-RO"/>
+                  </w:rPr>
+                  <w:t xml:space="preserve">                                                         </w:t>
                 </w:r>
               </w:sdtContent>
             </w:sdt>
@@ -7565,8 +7537,8 @@
                 <w:color w:val="auto"/>
                 <w:spacing w:val="0"/>
                 <w:w w:val="100"/>
-                <w:sz w:val="16"/>
-                <w:szCs w:val="16"/>
+                <w:sz w:val="20"/>
+                <w:szCs w:val="20"/>
                 <w:lang w:val="ro-RO"/>
               </w:rPr>
             </w:pPr>
@@ -7579,8 +7551,8 @@
                   <w:color w:val="auto"/>
                   <w:spacing w:val="0"/>
                   <w:w w:val="100"/>
-                  <w:sz w:val="16"/>
-                  <w:szCs w:val="16"/>
+                  <w:sz w:val="20"/>
+                  <w:szCs w:val="20"/>
                   <w:lang w:val="ro-RO"/>
                 </w:rPr>
                 <w:alias w:val="h2_date"/>
@@ -7598,11 +7570,11 @@
                     <w:color w:val="auto"/>
                     <w:spacing w:val="0"/>
                     <w:w w:val="100"/>
-                    <w:sz w:val="16"/>
-                    <w:szCs w:val="16"/>
-                    <w:lang w:val="ro-RO"/>
-                  </w:rPr>
-                  <w:t xml:space="preserve">                                                                        </w:t>
+                    <w:sz w:val="20"/>
+                    <w:szCs w:val="20"/>
+                    <w:lang w:val="ro-RO"/>
+                  </w:rPr>
+                  <w:t xml:space="preserve">                                                         </w:t>
                 </w:r>
               </w:sdtContent>
             </w:sdt>
@@ -7683,8 +7655,8 @@
                 <w:color w:val="auto"/>
                 <w:spacing w:val="0"/>
                 <w:w w:val="100"/>
-                <w:sz w:val="16"/>
-                <w:szCs w:val="16"/>
+                <w:sz w:val="20"/>
+                <w:szCs w:val="20"/>
                 <w:lang w:val="ro-RO"/>
               </w:rPr>
             </w:pPr>
@@ -7697,8 +7669,8 @@
                   <w:color w:val="auto"/>
                   <w:spacing w:val="0"/>
                   <w:w w:val="100"/>
-                  <w:sz w:val="16"/>
-                  <w:szCs w:val="16"/>
+                  <w:sz w:val="20"/>
+                  <w:szCs w:val="20"/>
                   <w:lang w:val="ro-RO"/>
                 </w:rPr>
                 <w:alias w:val="h2_place"/>
@@ -7716,11 +7688,11 @@
                     <w:color w:val="auto"/>
                     <w:spacing w:val="0"/>
                     <w:w w:val="100"/>
-                    <w:sz w:val="16"/>
-                    <w:szCs w:val="16"/>
-                    <w:lang w:val="ro-RO"/>
-                  </w:rPr>
-                  <w:t xml:space="preserve">                                                                        </w:t>
+                    <w:sz w:val="20"/>
+                    <w:szCs w:val="20"/>
+                    <w:lang w:val="ro-RO"/>
+                  </w:rPr>
+                  <w:t xml:space="preserve">                                                         </w:t>
                 </w:r>
               </w:sdtContent>
             </w:sdt>
@@ -7801,8 +7773,8 @@
                 <w:color w:val="auto"/>
                 <w:spacing w:val="0"/>
                 <w:w w:val="100"/>
-                <w:sz w:val="16"/>
-                <w:szCs w:val="16"/>
+                <w:sz w:val="20"/>
+                <w:szCs w:val="20"/>
                 <w:lang w:val="ro-RO"/>
               </w:rPr>
             </w:pPr>
@@ -7815,8 +7787,8 @@
                   <w:color w:val="auto"/>
                   <w:spacing w:val="0"/>
                   <w:w w:val="100"/>
-                  <w:sz w:val="16"/>
-                  <w:szCs w:val="16"/>
+                  <w:sz w:val="20"/>
+                  <w:szCs w:val="20"/>
                   <w:lang w:val="ro-RO"/>
                 </w:rPr>
                 <w:alias w:val="h2_duration"/>
@@ -7834,11 +7806,11 @@
                     <w:color w:val="auto"/>
                     <w:spacing w:val="0"/>
                     <w:w w:val="100"/>
-                    <w:sz w:val="16"/>
-                    <w:szCs w:val="16"/>
-                    <w:lang w:val="ro-RO"/>
-                  </w:rPr>
-                  <w:t xml:space="preserve">                                                                        </w:t>
+                    <w:sz w:val="20"/>
+                    <w:szCs w:val="20"/>
+                    <w:lang w:val="ro-RO"/>
+                  </w:rPr>
+                  <w:t xml:space="preserve">                                                         </w:t>
                 </w:r>
               </w:sdtContent>
             </w:sdt>
@@ -7919,8 +7891,8 @@
                 <w:color w:val="auto"/>
                 <w:spacing w:val="0"/>
                 <w:w w:val="100"/>
-                <w:sz w:val="16"/>
-                <w:szCs w:val="16"/>
+                <w:sz w:val="20"/>
+                <w:szCs w:val="20"/>
                 <w:lang w:val="ro-RO"/>
               </w:rPr>
             </w:pPr>
@@ -7933,8 +7905,8 @@
                   <w:color w:val="auto"/>
                   <w:spacing w:val="0"/>
                   <w:w w:val="100"/>
-                  <w:sz w:val="16"/>
-                  <w:szCs w:val="16"/>
+                  <w:sz w:val="20"/>
+                  <w:szCs w:val="20"/>
                   <w:lang w:val="ro-RO"/>
                 </w:rPr>
                 <w:alias w:val="h2_trainer"/>
@@ -7952,11 +7924,11 @@
                     <w:color w:val="auto"/>
                     <w:spacing w:val="0"/>
                     <w:w w:val="100"/>
-                    <w:sz w:val="16"/>
-                    <w:szCs w:val="16"/>
-                    <w:lang w:val="ro-RO"/>
-                  </w:rPr>
-                  <w:t xml:space="preserve">                                                                        </w:t>
+                    <w:sz w:val="20"/>
+                    <w:szCs w:val="20"/>
+                    <w:lang w:val="ro-RO"/>
+                  </w:rPr>
+                  <w:t xml:space="preserve">                                                         </w:t>
                 </w:r>
               </w:sdtContent>
             </w:sdt>
@@ -8037,8 +8009,8 @@
                 <w:color w:val="auto"/>
                 <w:spacing w:val="0"/>
                 <w:w w:val="100"/>
-                <w:sz w:val="16"/>
-                <w:szCs w:val="16"/>
+                <w:sz w:val="20"/>
+                <w:szCs w:val="20"/>
                 <w:lang w:val="ro-RO"/>
               </w:rPr>
             </w:pPr>
@@ -8051,8 +8023,8 @@
                   <w:color w:val="auto"/>
                   <w:spacing w:val="0"/>
                   <w:w w:val="100"/>
-                  <w:sz w:val="16"/>
-                  <w:szCs w:val="16"/>
+                  <w:sz w:val="20"/>
+                  <w:szCs w:val="20"/>
                   <w:lang w:val="ro-RO"/>
                 </w:rPr>
                 <w:alias w:val="h2_trainer_job_title"/>
@@ -8070,11 +8042,11 @@
                     <w:color w:val="auto"/>
                     <w:spacing w:val="0"/>
                     <w:w w:val="100"/>
-                    <w:sz w:val="16"/>
-                    <w:szCs w:val="16"/>
-                    <w:lang w:val="ro-RO"/>
-                  </w:rPr>
-                  <w:t xml:space="preserve">                                                                        </w:t>
+                    <w:sz w:val="20"/>
+                    <w:szCs w:val="20"/>
+                    <w:lang w:val="ro-RO"/>
+                  </w:rPr>
+                  <w:t xml:space="preserve">                                                         </w:t>
                 </w:r>
               </w:sdtContent>
             </w:sdt>
@@ -8145,18 +8117,18 @@
               <w:pageBreakBefore w:val="false"/>
               <w:widowControl/>
               <w:bidi w:val="0"/>
-              <w:spacing w:before="0" w:after="0"/>
-              <w:ind w:hanging="0" w:left="0"/>
-              <w:jc w:val="left"/>
-              <w:rPr>
-                <w:rFonts w:eastAsia="Arial" w:cs="Arial" w:ascii="Arial" w:hAnsi="Arial"/>
-                <w:b w:val="false"/>
-                <w:i w:val="false"/>
-                <w:color w:val="auto"/>
-                <w:spacing w:val="0"/>
-                <w:w w:val="100"/>
-                <w:sz w:val="16"/>
-                <w:szCs w:val="16"/>
+              <w:spacing w:before="0" w:after="0" w:line="272" w:lineRule="auto"/>
+              <w:ind w:hanging="0" w:left="0"/>
+              <w:jc w:val="left"/>
+              <w:rPr>
+                <w:rFonts w:eastAsia="Arial" w:cs="Arial" w:ascii="Arial" w:hAnsi="Arial"/>
+                <w:b w:val="false"/>
+                <w:i w:val="false"/>
+                <w:color w:val="auto"/>
+                <w:spacing w:val="0"/>
+                <w:w w:val="100"/>
+                <w:sz w:val="20"/>
+                <w:szCs w:val="20"/>
                 <w:lang w:val="ro-RO"/>
               </w:rPr>
             </w:pPr>
@@ -8169,8 +8141,8 @@
                   <w:color w:val="auto"/>
                   <w:spacing w:val="0"/>
                   <w:w w:val="100"/>
-                  <w:sz w:val="16"/>
-                  <w:szCs w:val="16"/>
+                  <w:sz w:val="20"/>
+                  <w:szCs w:val="20"/>
                   <w:lang w:val="ro-RO"/>
                 </w:rPr>
                 <w:alias w:val="h2_material"/>
@@ -8188,22 +8160,22 @@
                     <w:color w:val="auto"/>
                     <w:spacing w:val="0"/>
                     <w:w w:val="100"/>
-                    <w:sz w:val="16"/>
-                    <w:szCs w:val="16"/>
-                    <w:lang w:val="ro-RO"/>
-                  </w:rPr>
-                  <w:t xml:space="preserve">                                                                        </w:t>
-                </w:r>
-                <w:r>
-                  <w:rPr>
-                    <w:rFonts w:eastAsia="Arial" w:cs="Arial" w:ascii="Arial" w:hAnsi="Arial"/>
-                    <w:b w:val="false"/>
-                    <w:i w:val="false"/>
-                    <w:color w:val="auto"/>
-                    <w:spacing w:val="0"/>
-                    <w:w w:val="100"/>
-                    <w:sz w:val="16"/>
-                    <w:szCs w:val="16"/>
+                    <w:sz w:val="20"/>
+                    <w:szCs w:val="20"/>
+                    <w:lang w:val="ro-RO"/>
+                  </w:rPr>
+                  <w:t xml:space="preserve">{{form.h2.materialPlaceholder}}</w:t>
+                </w:r>
+                <w:r>
+                  <w:rPr>
+                    <w:rFonts w:eastAsia="Arial" w:cs="Arial" w:ascii="Arial" w:hAnsi="Arial"/>
+                    <w:b w:val="false"/>
+                    <w:i w:val="false"/>
+                    <w:color w:val="auto"/>
+                    <w:spacing w:val="0"/>
+                    <w:w w:val="100"/>
+                    <w:sz w:val="14"/>
+                    <w:szCs w:val="14"/>
                     <w:lang w:val="ro-RO"/>
                   </w:rPr>
                   <w:br/>
@@ -8216,39 +8188,11 @@
                     <w:color w:val="auto"/>
                     <w:spacing w:val="0"/>
                     <w:w w:val="100"/>
-                    <w:sz w:val="16"/>
-                    <w:szCs w:val="16"/>
-                    <w:lang w:val="ro-RO"/>
-                  </w:rPr>
-                  <w:t xml:space="preserve">                                                                        </w:t>
-                </w:r>
-                <w:r>
-                  <w:rPr>
-                    <w:rFonts w:eastAsia="Arial" w:cs="Arial" w:ascii="Arial" w:hAnsi="Arial"/>
-                    <w:b w:val="false"/>
-                    <w:i w:val="false"/>
-                    <w:color w:val="auto"/>
-                    <w:spacing w:val="0"/>
-                    <w:w w:val="100"/>
-                    <w:sz w:val="16"/>
-                    <w:szCs w:val="16"/>
-                    <w:lang w:val="ro-RO"/>
-                  </w:rPr>
-                  <w:br/>
-                </w:r>
-                <w:r>
-                  <w:rPr>
-                    <w:rFonts w:eastAsia="Arial" w:cs="Arial" w:ascii="Arial" w:hAnsi="Arial"/>
-                    <w:b w:val="false"/>
-                    <w:i w:val="false"/>
-                    <w:color w:val="auto"/>
-                    <w:spacing w:val="0"/>
-                    <w:w w:val="100"/>
-                    <w:sz w:val="16"/>
-                    <w:szCs w:val="16"/>
-                    <w:lang w:val="ro-RO"/>
-                  </w:rPr>
-                  <w:t xml:space="preserve">                                                                        </w:t>
+                    <w:sz w:val="14"/>
+                    <w:szCs w:val="14"/>
+                    <w:lang w:val="ro-RO"/>
+                  </w:rPr>
+                  <w:t xml:space="preserve">                                                                                  </w:t>
                 </w:r>
               </w:sdtContent>
             </w:sdt>
@@ -8329,8 +8273,8 @@
                 <w:color w:val="auto"/>
                 <w:spacing w:val="0"/>
                 <w:w w:val="100"/>
-                <w:sz w:val="16"/>
-                <w:szCs w:val="16"/>
+                <w:sz w:val="20"/>
+                <w:szCs w:val="20"/>
                 <w:lang w:val="ro-RO"/>
               </w:rPr>
             </w:pPr>
@@ -8343,8 +8287,8 @@
                   <w:color w:val="auto"/>
                   <w:spacing w:val="0"/>
                   <w:w w:val="100"/>
-                  <w:sz w:val="16"/>
-                  <w:szCs w:val="16"/>
+                  <w:sz w:val="20"/>
+                  <w:szCs w:val="20"/>
                   <w:lang w:val="ro-RO"/>
                 </w:rPr>
                 <w:alias w:val="h2_note"/>
@@ -8362,11 +8306,11 @@
                     <w:color w:val="auto"/>
                     <w:spacing w:val="0"/>
                     <w:w w:val="100"/>
-                    <w:sz w:val="16"/>
-                    <w:szCs w:val="16"/>
-                    <w:lang w:val="ro-RO"/>
-                  </w:rPr>
-                  <w:t xml:space="preserve">                                                                        </w:t>
+                    <w:sz w:val="20"/>
+                    <w:szCs w:val="20"/>
+                    <w:lang w:val="ro-RO"/>
+                  </w:rPr>
+                  <w:t xml:space="preserve">                                                         </w:t>
                 </w:r>
               </w:sdtContent>
             </w:sdt>
@@ -10150,8 +10094,8 @@
                 <w:color w:val="auto"/>
                 <w:spacing w:val="0"/>
                 <w:w w:val="100"/>
-                <w:sz w:val="16"/>
-                <w:szCs w:val="16"/>
+                <w:sz w:val="20"/>
+                <w:szCs w:val="20"/>
                 <w:lang w:val="ro-RO"/>
               </w:rPr>
             </w:pPr>
@@ -10164,8 +10108,8 @@
                   <w:color w:val="auto"/>
                   <w:spacing w:val="0"/>
                   <w:w w:val="100"/>
-                  <w:sz w:val="16"/>
-                  <w:szCs w:val="16"/>
+                  <w:sz w:val="20"/>
+                  <w:szCs w:val="20"/>
                   <w:lang w:val="ro-RO"/>
                 </w:rPr>
                 <w:alias w:val="adm_name"/>
@@ -10183,11 +10127,11 @@
                     <w:color w:val="auto"/>
                     <w:spacing w:val="0"/>
                     <w:w w:val="100"/>
-                    <w:sz w:val="16"/>
-                    <w:szCs w:val="16"/>
-                    <w:lang w:val="ro-RO"/>
-                  </w:rPr>
-                  <w:t xml:space="preserve">                                                                        </w:t>
+                    <w:sz w:val="20"/>
+                    <w:szCs w:val="20"/>
+                    <w:lang w:val="ro-RO"/>
+                  </w:rPr>
+                  <w:t xml:space="preserve">                                                         </w:t>
                 </w:r>
               </w:sdtContent>
             </w:sdt>
@@ -10268,8 +10212,8 @@
                 <w:color w:val="auto"/>
                 <w:spacing w:val="0"/>
                 <w:w w:val="100"/>
-                <w:sz w:val="16"/>
-                <w:szCs w:val="16"/>
+                <w:sz w:val="20"/>
+                <w:szCs w:val="20"/>
                 <w:lang w:val="ro-RO"/>
               </w:rPr>
             </w:pPr>
@@ -10282,8 +10226,8 @@
                   <w:color w:val="auto"/>
                   <w:spacing w:val="0"/>
                   <w:w w:val="100"/>
-                  <w:sz w:val="16"/>
-                  <w:szCs w:val="16"/>
+                  <w:sz w:val="20"/>
+                  <w:szCs w:val="20"/>
                   <w:lang w:val="ro-RO"/>
                 </w:rPr>
                 <w:alias w:val="adm_job_title"/>
@@ -10301,11 +10245,11 @@
                     <w:color w:val="auto"/>
                     <w:spacing w:val="0"/>
                     <w:w w:val="100"/>
-                    <w:sz w:val="16"/>
-                    <w:szCs w:val="16"/>
-                    <w:lang w:val="ro-RO"/>
-                  </w:rPr>
-                  <w:t xml:space="preserve">                                                                        </w:t>
+                    <w:sz w:val="20"/>
+                    <w:szCs w:val="20"/>
+                    <w:lang w:val="ro-RO"/>
+                  </w:rPr>
+                  <w:t xml:space="preserve">                                                         </w:t>
                 </w:r>
               </w:sdtContent>
             </w:sdt>
@@ -10386,8 +10330,8 @@
                 <w:color w:val="auto"/>
                 <w:spacing w:val="0"/>
                 <w:w w:val="100"/>
-                <w:sz w:val="16"/>
-                <w:szCs w:val="16"/>
+                <w:sz w:val="20"/>
+                <w:szCs w:val="20"/>
                 <w:lang w:val="ro-RO"/>
               </w:rPr>
             </w:pPr>
@@ -10400,8 +10344,8 @@
                   <w:color w:val="auto"/>
                   <w:spacing w:val="0"/>
                   <w:w w:val="100"/>
-                  <w:sz w:val="16"/>
-                  <w:szCs w:val="16"/>
+                  <w:sz w:val="20"/>
+                  <w:szCs w:val="20"/>
                   <w:lang w:val="ro-RO"/>
                 </w:rPr>
                 <w:alias w:val="adm_date"/>
@@ -10419,11 +10363,11 @@
                     <w:color w:val="auto"/>
                     <w:spacing w:val="0"/>
                     <w:w w:val="100"/>
-                    <w:sz w:val="16"/>
-                    <w:szCs w:val="16"/>
-                    <w:lang w:val="ro-RO"/>
-                  </w:rPr>
-                  <w:t xml:space="preserve">                                                                        </w:t>
+                    <w:sz w:val="20"/>
+                    <w:szCs w:val="20"/>
+                    <w:lang w:val="ro-RO"/>
+                  </w:rPr>
+                  <w:t xml:space="preserve">                                                         </w:t>
                 </w:r>
               </w:sdtContent>
             </w:sdt>
@@ -10433,7 +10377,7 @@
       <w:tr>
         <w:trPr>
           <w:cantSplit/>
-          <w:trHeight w:val="680" w:hRule="atLeast"/>
+          <w:trHeight w:val="3" w:hRule="atLeast"/>
         </w:trPr>
         <w:tc>
           <w:tcPr>
@@ -10494,18 +10438,18 @@
               <w:pageBreakBefore w:val="false"/>
               <w:widowControl/>
               <w:bidi w:val="0"/>
-              <w:spacing w:before="0" w:after="0"/>
-              <w:ind w:hanging="0" w:left="0"/>
-              <w:jc w:val="left"/>
-              <w:rPr>
-                <w:rFonts w:eastAsia="Arial" w:cs="Arial" w:ascii="Arial" w:hAnsi="Arial"/>
-                <w:b w:val="false"/>
-                <w:i w:val="false"/>
-                <w:color w:val="auto"/>
-                <w:spacing w:val="0"/>
-                <w:w w:val="100"/>
-                <w:sz w:val="16"/>
-                <w:szCs w:val="16"/>
+              <w:spacing w:before="0" w:after="0" w:line="272" w:lineRule="auto"/>
+              <w:ind w:hanging="0" w:left="0"/>
+              <w:jc w:val="left"/>
+              <w:rPr>
+                <w:rFonts w:eastAsia="Arial" w:cs="Arial" w:ascii="Arial" w:hAnsi="Arial"/>
+                <w:b w:val="false"/>
+                <w:i w:val="false"/>
+                <w:color w:val="auto"/>
+                <w:spacing w:val="0"/>
+                <w:w w:val="100"/>
+                <w:sz w:val="20"/>
+                <w:szCs w:val="20"/>
                 <w:lang w:val="ro-RO"/>
               </w:rPr>
             </w:pPr>
@@ -10518,8 +10462,8 @@
                   <w:color w:val="auto"/>
                   <w:spacing w:val="0"/>
                   <w:w w:val="100"/>
-                  <w:sz w:val="16"/>
-                  <w:szCs w:val="16"/>
+                  <w:sz w:val="20"/>
+                  <w:szCs w:val="20"/>
                   <w:lang w:val="ro-RO"/>
                 </w:rPr>
                 <w:alias w:val="adm_sig"/>
@@ -10537,22 +10481,22 @@
                     <w:color w:val="auto"/>
                     <w:spacing w:val="0"/>
                     <w:w w:val="100"/>
-                    <w:sz w:val="16"/>
-                    <w:szCs w:val="16"/>
-                    <w:lang w:val="ro-RO"/>
-                  </w:rPr>
-                  <w:t xml:space="preserve">                                                                        </w:t>
-                </w:r>
-                <w:r>
-                  <w:rPr>
-                    <w:rFonts w:eastAsia="Arial" w:cs="Arial" w:ascii="Arial" w:hAnsi="Arial"/>
-                    <w:b w:val="false"/>
-                    <w:i w:val="false"/>
-                    <w:color w:val="auto"/>
-                    <w:spacing w:val="0"/>
-                    <w:w w:val="100"/>
-                    <w:sz w:val="16"/>
-                    <w:szCs w:val="16"/>
+                    <w:sz w:val="20"/>
+                    <w:szCs w:val="20"/>
+                    <w:lang w:val="ro-RO"/>
+                  </w:rPr>
+                  <w:t xml:space="preserve">680</w:t>
+                </w:r>
+                <w:r>
+                  <w:rPr>
+                    <w:rFonts w:eastAsia="Arial" w:cs="Arial" w:ascii="Arial" w:hAnsi="Arial"/>
+                    <w:b w:val="false"/>
+                    <w:i w:val="false"/>
+                    <w:color w:val="auto"/>
+                    <w:spacing w:val="0"/>
+                    <w:w w:val="100"/>
+                    <w:sz w:val="14"/>
+                    <w:szCs w:val="14"/>
                     <w:lang w:val="ro-RO"/>
                   </w:rPr>
                   <w:br/>
@@ -10565,39 +10509,11 @@
                     <w:color w:val="auto"/>
                     <w:spacing w:val="0"/>
                     <w:w w:val="100"/>
-                    <w:sz w:val="16"/>
-                    <w:szCs w:val="16"/>
-                    <w:lang w:val="ro-RO"/>
-                  </w:rPr>
-                  <w:t xml:space="preserve">                                                                        </w:t>
-                </w:r>
-                <w:r>
-                  <w:rPr>
-                    <w:rFonts w:eastAsia="Arial" w:cs="Arial" w:ascii="Arial" w:hAnsi="Arial"/>
-                    <w:b w:val="false"/>
-                    <w:i w:val="false"/>
-                    <w:color w:val="auto"/>
-                    <w:spacing w:val="0"/>
-                    <w:w w:val="100"/>
-                    <w:sz w:val="16"/>
-                    <w:szCs w:val="16"/>
-                    <w:lang w:val="ro-RO"/>
-                  </w:rPr>
-                  <w:br/>
-                </w:r>
-                <w:r>
-                  <w:rPr>
-                    <w:rFonts w:eastAsia="Arial" w:cs="Arial" w:ascii="Arial" w:hAnsi="Arial"/>
-                    <w:b w:val="false"/>
-                    <w:i w:val="false"/>
-                    <w:color w:val="auto"/>
-                    <w:spacing w:val="0"/>
-                    <w:w w:val="100"/>
-                    <w:sz w:val="16"/>
-                    <w:szCs w:val="16"/>
-                    <w:lang w:val="ro-RO"/>
-                  </w:rPr>
-                  <w:t xml:space="preserve">                                                                        </w:t>
+                    <w:sz w:val="14"/>
+                    <w:szCs w:val="14"/>
+                    <w:lang w:val="ro-RO"/>
+                  </w:rPr>
+                  <w:t xml:space="preserve">                                                                                  </w:t>
                 </w:r>
               </w:sdtContent>
             </w:sdt>

--- a/packages/document-engine/templates/fisa_instruire_ssm.docx
+++ b/packages/document-engine/templates/fisa_instruire_ssm.docx
@@ -44812,6 +44812,43 @@
         <w:t xml:space="preserve">Rezultatele testărilor</w:t>
       </w:r>
     </w:p>
+    <w:p>
+      <w:pPr>
+        <w:pStyle w:val="Normal"/>
+        <w:keepNext w:val="false"/>
+        <w:pageBreakBefore w:val="false"/>
+        <w:widowControl/>
+        <w:bidi w:val="0"/>
+        <w:spacing w:before="0" w:after="0"/>
+        <w:ind w:hanging="0" w:left="0"/>
+        <w:jc w:val="left"/>
+        <w:rPr>
+          <w:rFonts w:eastAsia="Arial" w:cs="Arial" w:ascii="Arial" w:hAnsi="Arial"/>
+          <w:b w:val="false"/>
+          <w:i w:val="false"/>
+          <w:color w:val="auto"/>
+          <w:spacing w:val="0"/>
+          <w:w w:val="100"/>
+          <w:sz w:val="20"/>
+          <w:szCs w:val="20"/>
+          <w:lang w:val="ro-RO"/>
+        </w:rPr>
+      </w:pPr>
+      <w:r>
+        <w:rPr>
+          <w:rFonts w:eastAsia="Arial" w:cs="Arial" w:ascii="Arial" w:hAnsi="Arial"/>
+          <w:b w:val="false"/>
+          <w:i w:val="false"/>
+          <w:color w:val="auto"/>
+          <w:spacing w:val="0"/>
+          <w:w w:val="100"/>
+          <w:sz w:val="20"/>
+          <w:szCs w:val="20"/>
+          <w:lang w:val="ro-RO"/>
+        </w:rPr>
+        <w:t xml:space="preserve">{{^form.on}}</w:t>
+      </w:r>
+    </w:p>
     <w:tbl>
       <w:tblPr>
         <w:tblW w:w="5000" w:type="pct"/>
@@ -45071,6 +45108,20 @@
                 <w:lang w:val="ro-RO"/>
               </w:rPr>
             </w:pPr>
+            <w:r>
+              <w:rPr>
+                <w:rFonts w:eastAsia="Arial" w:cs="Arial" w:ascii="Arial" w:hAnsi="Arial"/>
+                <w:b w:val="false"/>
+                <w:i w:val="false"/>
+                <w:color w:val="auto"/>
+                <w:spacing w:val="0"/>
+                <w:w w:val="100"/>
+                <w:sz w:val="16"/>
+                <w:szCs w:val="16"/>
+                <w:lang w:val="ro-RO"/>
+              </w:rPr>
+              <w:t xml:space="preserve">{{#testResults}}{{date}}</w:t>
+            </w:r>
           </w:p>
         </w:tc>
         <w:tc>
@@ -45106,6 +45157,20 @@
                 <w:lang w:val="ro-RO"/>
               </w:rPr>
             </w:pPr>
+            <w:r>
+              <w:rPr>
+                <w:rFonts w:eastAsia="Arial" w:cs="Arial" w:ascii="Arial" w:hAnsi="Arial"/>
+                <w:b w:val="false"/>
+                <w:i w:val="false"/>
+                <w:color w:val="auto"/>
+                <w:spacing w:val="0"/>
+                <w:w w:val="100"/>
+                <w:sz w:val="16"/>
+                <w:szCs w:val="16"/>
+                <w:lang w:val="ro-RO"/>
+              </w:rPr>
+              <w:t xml:space="preserve">{{material}}</w:t>
+            </w:r>
           </w:p>
         </w:tc>
         <w:tc>
@@ -45141,6 +45206,20 @@
                 <w:lang w:val="ro-RO"/>
               </w:rPr>
             </w:pPr>
+            <w:r>
+              <w:rPr>
+                <w:rFonts w:eastAsia="Arial" w:cs="Arial" w:ascii="Arial" w:hAnsi="Arial"/>
+                <w:b w:val="false"/>
+                <w:i w:val="false"/>
+                <w:color w:val="auto"/>
+                <w:spacing w:val="0"/>
+                <w:w w:val="100"/>
+                <w:sz w:val="16"/>
+                <w:szCs w:val="16"/>
+                <w:lang w:val="ro-RO"/>
+              </w:rPr>
+              <w:t xml:space="preserve">{{grade}}</w:t>
+            </w:r>
           </w:p>
         </w:tc>
         <w:tc>
@@ -45176,6 +45255,20 @@
                 <w:lang w:val="ro-RO"/>
               </w:rPr>
             </w:pPr>
+            <w:r>
+              <w:rPr>
+                <w:rFonts w:eastAsia="Arial" w:cs="Arial" w:ascii="Arial" w:hAnsi="Arial"/>
+                <w:b w:val="false"/>
+                <w:i w:val="false"/>
+                <w:color w:val="auto"/>
+                <w:spacing w:val="0"/>
+                <w:w w:val="100"/>
+                <w:sz w:val="16"/>
+                <w:szCs w:val="16"/>
+                <w:lang w:val="ro-RO"/>
+              </w:rPr>
+              <w:t xml:space="preserve">{{examiner}}{{/testResults}}</w:t>
+            </w:r>
           </w:p>
         </w:tc>
       </w:tr>
@@ -45217,6 +45310,20 @@
                 <w:lang w:val="ro-RO"/>
               </w:rPr>
             </w:pPr>
+            <w:r>
+              <w:rPr>
+                <w:rFonts w:eastAsia="Arial" w:cs="Arial" w:ascii="Arial" w:hAnsi="Arial"/>
+                <w:b w:val="false"/>
+                <w:i w:val="false"/>
+                <w:color w:val="auto"/>
+                <w:spacing w:val="0"/>
+                <w:w w:val="100"/>
+                <w:sz w:val="16"/>
+                <w:szCs w:val="16"/>
+                <w:lang w:val="ro-RO"/>
+              </w:rPr>
+              <w:t xml:space="preserve">{{#blankRows.testResults}}</w:t>
+            </w:r>
           </w:p>
         </w:tc>
         <w:tc>
@@ -45322,6 +45429,316 @@
                 <w:lang w:val="ro-RO"/>
               </w:rPr>
             </w:pPr>
+            <w:r>
+              <w:rPr>
+                <w:rFonts w:eastAsia="Arial" w:cs="Arial" w:ascii="Arial" w:hAnsi="Arial"/>
+                <w:b w:val="false"/>
+                <w:i w:val="false"/>
+                <w:color w:val="auto"/>
+                <w:spacing w:val="0"/>
+                <w:w w:val="100"/>
+                <w:sz w:val="16"/>
+                <w:szCs w:val="16"/>
+                <w:lang w:val="ro-RO"/>
+              </w:rPr>
+              <w:t xml:space="preserve">{{/blankRows.testResults}}</w:t>
+            </w:r>
+          </w:p>
+        </w:tc>
+      </w:tr>
+    </w:tbl>
+    <w:p>
+      <w:pPr>
+        <w:pStyle w:val="Normal"/>
+        <w:keepNext w:val="false"/>
+        <w:pageBreakBefore w:val="false"/>
+        <w:widowControl/>
+        <w:bidi w:val="0"/>
+        <w:spacing w:before="0" w:after="0"/>
+        <w:ind w:hanging="0" w:left="0"/>
+        <w:jc w:val="left"/>
+        <w:rPr>
+          <w:rFonts w:eastAsia="Arial" w:cs="Arial" w:ascii="Arial" w:hAnsi="Arial"/>
+          <w:b w:val="false"/>
+          <w:i w:val="false"/>
+          <w:color w:val="auto"/>
+          <w:spacing w:val="0"/>
+          <w:w w:val="100"/>
+          <w:sz w:val="20"/>
+          <w:szCs w:val="20"/>
+          <w:lang w:val="ro-RO"/>
+        </w:rPr>
+      </w:pPr>
+      <w:r>
+        <w:rPr>
+          <w:rFonts w:eastAsia="Arial" w:cs="Arial" w:ascii="Arial" w:hAnsi="Arial"/>
+          <w:b w:val="false"/>
+          <w:i w:val="false"/>
+          <w:color w:val="auto"/>
+          <w:spacing w:val="0"/>
+          <w:w w:val="100"/>
+          <w:sz w:val="20"/>
+          <w:szCs w:val="20"/>
+          <w:lang w:val="ro-RO"/>
+        </w:rPr>
+        <w:t xml:space="preserve">{{/form.on}}</w:t>
+      </w:r>
+    </w:p>
+    <w:p>
+      <w:pPr>
+        <w:pStyle w:val="Normal"/>
+        <w:keepNext w:val="false"/>
+        <w:pageBreakBefore w:val="false"/>
+        <w:widowControl/>
+        <w:bidi w:val="0"/>
+        <w:spacing w:before="0" w:after="0"/>
+        <w:ind w:hanging="0" w:left="0"/>
+        <w:jc w:val="left"/>
+        <w:rPr>
+          <w:rFonts w:eastAsia="Arial" w:cs="Arial" w:ascii="Arial" w:hAnsi="Arial"/>
+          <w:b w:val="false"/>
+          <w:i w:val="false"/>
+          <w:color w:val="auto"/>
+          <w:spacing w:val="0"/>
+          <w:w w:val="100"/>
+          <w:sz w:val="20"/>
+          <w:szCs w:val="20"/>
+          <w:lang w:val="ro-RO"/>
+        </w:rPr>
+      </w:pPr>
+      <w:r>
+        <w:rPr>
+          <w:rFonts w:eastAsia="Arial" w:cs="Arial" w:ascii="Arial" w:hAnsi="Arial"/>
+          <w:b w:val="false"/>
+          <w:i w:val="false"/>
+          <w:color w:val="auto"/>
+          <w:spacing w:val="0"/>
+          <w:w w:val="100"/>
+          <w:sz w:val="20"/>
+          <w:szCs w:val="20"/>
+          <w:lang w:val="ro-RO"/>
+        </w:rPr>
+        <w:t xml:space="preserve">{{#form.on}}</w:t>
+      </w:r>
+    </w:p>
+    <w:tbl>
+      <w:tblPr>
+        <w:tblW w:w="5000" w:type="pct"/>
+        <w:jc w:val="left"/>
+        <w:tblInd w:w="0" w:type="dxa"/>
+        <w:tblLayout w:type="fixed"/>
+        <w:tblCellMar>
+          <w:top w:w="40" w:type="dxa"/>
+          <w:left w:w="55" w:type="dxa"/>
+          <w:bottom w:w="40" w:type="dxa"/>
+          <w:right w:w="55" w:type="dxa"/>
+        </w:tblCellMar>
+      </w:tblPr>
+      <w:tblGrid>
+        <w:gridCol w:w="1500"/>
+        <w:gridCol w:w="3955"/>
+        <w:gridCol w:w="1700"/>
+        <w:gridCol w:w="2200"/>
+      </w:tblGrid>
+      <w:tr>
+        <w:trPr>
+          <w:cantSplit/>
+          <w:tblHeader/>
+        </w:trPr>
+        <w:tc>
+          <w:tcPr>
+            <w:tcW w:w="1500" w:type="dxa"/>
+            <w:tcBorders>
+              <w:top w:val="single" w:sz="4" w:space="0" w:color="000000"/>
+              <w:left w:val="single" w:sz="4" w:space="0" w:color="000000"/>
+              <w:bottom w:val="single" w:sz="4" w:space="0" w:color="000000"/>
+              <w:right w:val="single" w:sz="4" w:space="0" w:color="000000"/>
+            </w:tcBorders>
+            <w:vAlign w:val="center"/>
+          </w:tcPr>
+          <w:p>
+            <w:pPr>
+              <w:pStyle w:val="TableContents"/>
+              <w:keepNext w:val="false"/>
+              <w:pageBreakBefore w:val="false"/>
+              <w:widowControl/>
+              <w:bidi w:val="0"/>
+              <w:spacing w:before="0" w:after="0"/>
+              <w:ind w:hanging="0" w:left="0"/>
+              <w:jc w:val="center"/>
+              <w:rPr>
+                <w:rFonts w:eastAsia="Arial" w:cs="Arial" w:ascii="Arial" w:hAnsi="Arial"/>
+                <w:b/>
+                <w:i w:val="false"/>
+                <w:color w:val="auto"/>
+                <w:spacing w:val="0"/>
+                <w:w w:val="100"/>
+                <w:sz w:val="16"/>
+                <w:szCs w:val="16"/>
+                <w:lang w:val="ro-RO"/>
+              </w:rPr>
+            </w:pPr>
+            <w:r>
+              <w:rPr>
+                <w:rFonts w:eastAsia="Arial" w:cs="Arial" w:ascii="Arial" w:hAnsi="Arial"/>
+                <w:b/>
+                <w:i w:val="false"/>
+                <w:color w:val="auto"/>
+                <w:spacing w:val="0"/>
+                <w:w w:val="100"/>
+                <w:sz w:val="16"/>
+                <w:szCs w:val="16"/>
+                <w:lang w:val="ro-RO"/>
+              </w:rPr>
+              <w:t xml:space="preserve">Data</w:t>
+            </w:r>
+          </w:p>
+        </w:tc>
+        <w:tc>
+          <w:tcPr>
+            <w:tcW w:w="3955" w:type="dxa"/>
+            <w:tcBorders>
+              <w:top w:val="single" w:sz="4" w:space="0" w:color="000000"/>
+              <w:left w:val="single" w:sz="4" w:space="0" w:color="000000"/>
+              <w:bottom w:val="single" w:sz="4" w:space="0" w:color="000000"/>
+              <w:right w:val="single" w:sz="4" w:space="0" w:color="000000"/>
+            </w:tcBorders>
+            <w:vAlign w:val="center"/>
+          </w:tcPr>
+          <w:p>
+            <w:pPr>
+              <w:pStyle w:val="TableContents"/>
+              <w:keepNext w:val="false"/>
+              <w:pageBreakBefore w:val="false"/>
+              <w:widowControl/>
+              <w:bidi w:val="0"/>
+              <w:spacing w:before="0" w:after="0"/>
+              <w:ind w:hanging="0" w:left="0"/>
+              <w:jc w:val="center"/>
+              <w:rPr>
+                <w:rFonts w:eastAsia="Arial" w:cs="Arial" w:ascii="Arial" w:hAnsi="Arial"/>
+                <w:b/>
+                <w:i w:val="false"/>
+                <w:color w:val="auto"/>
+                <w:spacing w:val="0"/>
+                <w:w w:val="100"/>
+                <w:sz w:val="16"/>
+                <w:szCs w:val="16"/>
+                <w:lang w:val="ro-RO"/>
+              </w:rPr>
+            </w:pPr>
+            <w:r>
+              <w:rPr>
+                <w:rFonts w:eastAsia="Arial" w:cs="Arial" w:ascii="Arial" w:hAnsi="Arial"/>
+                <w:b/>
+                <w:i w:val="false"/>
+                <w:color w:val="auto"/>
+                <w:spacing w:val="0"/>
+                <w:w w:val="100"/>
+                <w:sz w:val="16"/>
+                <w:szCs w:val="16"/>
+                <w:lang w:val="ro-RO"/>
+              </w:rPr>
+              <w:t xml:space="preserve">Materialul examinat</w:t>
+            </w:r>
+          </w:p>
+        </w:tc>
+        <w:tc>
+          <w:tcPr>
+            <w:tcW w:w="1700" w:type="dxa"/>
+            <w:tcBorders>
+              <w:top w:val="single" w:sz="4" w:space="0" w:color="000000"/>
+              <w:left w:val="single" w:sz="4" w:space="0" w:color="000000"/>
+              <w:bottom w:val="single" w:sz="4" w:space="0" w:color="000000"/>
+              <w:right w:val="single" w:sz="4" w:space="0" w:color="000000"/>
+            </w:tcBorders>
+            <w:vAlign w:val="center"/>
+          </w:tcPr>
+          <w:p>
+            <w:pPr>
+              <w:pStyle w:val="TableContents"/>
+              <w:keepNext w:val="false"/>
+              <w:pageBreakBefore w:val="false"/>
+              <w:widowControl/>
+              <w:bidi w:val="0"/>
+              <w:spacing w:before="0" w:after="0"/>
+              <w:ind w:hanging="0" w:left="0"/>
+              <w:jc w:val="center"/>
+              <w:rPr>
+                <w:rFonts w:eastAsia="Arial" w:cs="Arial" w:ascii="Arial" w:hAnsi="Arial"/>
+                <w:b/>
+                <w:i w:val="false"/>
+                <w:color w:val="auto"/>
+                <w:spacing w:val="0"/>
+                <w:w w:val="100"/>
+                <w:sz w:val="16"/>
+                <w:szCs w:val="16"/>
+                <w:lang w:val="ro-RO"/>
+              </w:rPr>
+            </w:pPr>
+            <w:r>
+              <w:rPr>
+                <w:rFonts w:eastAsia="Arial" w:cs="Arial" w:ascii="Arial" w:hAnsi="Arial"/>
+                <w:b/>
+                <w:i w:val="false"/>
+                <w:color w:val="auto"/>
+                <w:spacing w:val="0"/>
+                <w:w w:val="100"/>
+                <w:sz w:val="16"/>
+                <w:szCs w:val="16"/>
+                <w:lang w:val="ro-RO"/>
+              </w:rPr>
+              <w:t xml:space="preserve">Calificativ</w:t>
+            </w:r>
+          </w:p>
+        </w:tc>
+        <w:tc>
+          <w:tcPr>
+            <w:tcW w:w="2200" w:type="dxa"/>
+            <w:tcBorders>
+              <w:top w:val="single" w:sz="4" w:space="0" w:color="000000"/>
+              <w:left w:val="single" w:sz="4" w:space="0" w:color="000000"/>
+              <w:bottom w:val="single" w:sz="4" w:space="0" w:color="000000"/>
+              <w:right w:val="single" w:sz="4" w:space="0" w:color="000000"/>
+            </w:tcBorders>
+            <w:vAlign w:val="center"/>
+          </w:tcPr>
+          <w:p>
+            <w:pPr>
+              <w:pStyle w:val="TableContents"/>
+              <w:keepNext w:val="false"/>
+              <w:pageBreakBefore w:val="false"/>
+              <w:widowControl/>
+              <w:bidi w:val="0"/>
+              <w:spacing w:before="0" w:after="0"/>
+              <w:ind w:hanging="0" w:left="0"/>
+              <w:jc w:val="center"/>
+              <w:rPr>
+                <w:rFonts w:eastAsia="Arial" w:cs="Arial" w:ascii="Arial" w:hAnsi="Arial"/>
+                <w:b/>
+                <w:i w:val="false"/>
+                <w:color w:val="auto"/>
+                <w:spacing w:val="0"/>
+                <w:w w:val="100"/>
+                <w:sz w:val="16"/>
+                <w:szCs w:val="16"/>
+                <w:lang w:val="ro-RO"/>
+              </w:rPr>
+            </w:pPr>
+            <w:r>
+              <w:rPr>
+                <w:rFonts w:eastAsia="Arial" w:cs="Arial" w:ascii="Arial" w:hAnsi="Arial"/>
+                <w:b/>
+                <w:i w:val="false"/>
+                <w:color w:val="auto"/>
+                <w:spacing w:val="0"/>
+                <w:w w:val="100"/>
+                <w:sz w:val="16"/>
+                <w:szCs w:val="16"/>
+                <w:lang w:val="ro-RO"/>
+              </w:rPr>
+              <w:t xml:space="preserve">Examinator</w:t>
+            </w:r>
           </w:p>
         </w:tc>
       </w:tr>
@@ -45363,6 +45780,20 @@
                 <w:lang w:val="ro-RO"/>
               </w:rPr>
             </w:pPr>
+            <w:r>
+              <w:rPr>
+                <w:rFonts w:eastAsia="Arial" w:cs="Arial" w:ascii="Arial" w:hAnsi="Arial"/>
+                <w:b w:val="false"/>
+                <w:i w:val="false"/>
+                <w:color w:val="auto"/>
+                <w:spacing w:val="0"/>
+                <w:w w:val="100"/>
+                <w:sz w:val="16"/>
+                <w:szCs w:val="16"/>
+                <w:lang w:val="ro-RO"/>
+              </w:rPr>
+              <w:t xml:space="preserve">{{#testResults}}{{date}}</w:t>
+            </w:r>
           </w:p>
         </w:tc>
         <w:tc>
@@ -45398,6 +45829,20 @@
                 <w:lang w:val="ro-RO"/>
               </w:rPr>
             </w:pPr>
+            <w:r>
+              <w:rPr>
+                <w:rFonts w:eastAsia="Arial" w:cs="Arial" w:ascii="Arial" w:hAnsi="Arial"/>
+                <w:b w:val="false"/>
+                <w:i w:val="false"/>
+                <w:color w:val="auto"/>
+                <w:spacing w:val="0"/>
+                <w:w w:val="100"/>
+                <w:sz w:val="16"/>
+                <w:szCs w:val="16"/>
+                <w:lang w:val="ro-RO"/>
+              </w:rPr>
+              <w:t xml:space="preserve">{{material}}</w:t>
+            </w:r>
           </w:p>
         </w:tc>
         <w:tc>
@@ -45433,6 +45878,20 @@
                 <w:lang w:val="ro-RO"/>
               </w:rPr>
             </w:pPr>
+            <w:r>
+              <w:rPr>
+                <w:rFonts w:eastAsia="Arial" w:cs="Arial" w:ascii="Arial" w:hAnsi="Arial"/>
+                <w:b w:val="false"/>
+                <w:i w:val="false"/>
+                <w:color w:val="auto"/>
+                <w:spacing w:val="0"/>
+                <w:w w:val="100"/>
+                <w:sz w:val="16"/>
+                <w:szCs w:val="16"/>
+                <w:lang w:val="ro-RO"/>
+              </w:rPr>
+              <w:t xml:space="preserve">{{grade}}</w:t>
+            </w:r>
           </w:p>
         </w:tc>
         <w:tc>
@@ -45468,13 +45927,27 @@
                 <w:lang w:val="ro-RO"/>
               </w:rPr>
             </w:pPr>
+            <w:r>
+              <w:rPr>
+                <w:rFonts w:eastAsia="Arial" w:cs="Arial" w:ascii="Arial" w:hAnsi="Arial"/>
+                <w:b w:val="false"/>
+                <w:i w:val="false"/>
+                <w:color w:val="auto"/>
+                <w:spacing w:val="0"/>
+                <w:w w:val="100"/>
+                <w:sz w:val="16"/>
+                <w:szCs w:val="16"/>
+                <w:lang w:val="ro-RO"/>
+              </w:rPr>
+              <w:t xml:space="preserve">{{examiner}}{{/testResults}}</w:t>
+            </w:r>
           </w:p>
         </w:tc>
       </w:tr>
       <w:tr>
         <w:trPr>
           <w:cantSplit/>
-          <w:trHeight w:val="480" w:hRule="atLeast"/>
+          <w:trHeight w:val="680" w:hRule="atLeast"/>
         </w:trPr>
         <w:tc>
           <w:tcPr>
@@ -45509,6 +45982,115 @@
                 <w:lang w:val="ro-RO"/>
               </w:rPr>
             </w:pPr>
+            <w:r>
+              <w:rPr>
+                <w:rFonts w:eastAsia="Arial" w:cs="Arial" w:ascii="Arial" w:hAnsi="Arial"/>
+                <w:b w:val="false"/>
+                <w:i w:val="false"/>
+                <w:color w:val="auto"/>
+                <w:spacing w:val="0"/>
+                <w:w w:val="100"/>
+                <w:sz w:val="16"/>
+                <w:szCs w:val="16"/>
+                <w:lang w:val="ro-RO"/>
+              </w:rPr>
+              <w:t xml:space="preserve">{{#form.rows.t1}}</w:t>
+            </w:r>
+            <w:sdt>
+              <w:sdtPr>
+                <w:rPr>
+                  <w:rFonts w:eastAsia="Arial" w:cs="Arial" w:ascii="Arial" w:hAnsi="Arial"/>
+                  <w:b w:val="false"/>
+                  <w:i w:val="false"/>
+                  <w:color w:val="auto"/>
+                  <w:spacing w:val="0"/>
+                  <w:w w:val="100"/>
+                  <w:sz w:val="16"/>
+                  <w:szCs w:val="16"/>
+                  <w:lang w:val="ro-RO"/>
+                </w:rPr>
+                <w:alias w:val="t1_date"/>
+                <w:tag w:val="t1_date"/>
+                <w:id w:val="296"/>
+                <w:showingPlcHdr/>
+                <w:text/>
+              </w:sdtPr>
+              <w:sdtContent>
+                <w:r>
+                  <w:rPr>
+                    <w:rFonts w:eastAsia="Arial" w:cs="Arial" w:ascii="Arial" w:hAnsi="Arial"/>
+                    <w:b w:val="false"/>
+                    <w:i w:val="false"/>
+                    <w:color w:val="auto"/>
+                    <w:spacing w:val="0"/>
+                    <w:w w:val="100"/>
+                    <w:sz w:val="16"/>
+                    <w:szCs w:val="16"/>
+                    <w:lang w:val="ro-RO"/>
+                  </w:rPr>
+                  <w:t xml:space="preserve">                </w:t>
+                </w:r>
+              </w:sdtContent>
+            </w:sdt>
+          </w:p>
+          <w:p>
+            <w:pPr>
+              <w:pStyle w:val="TableContents"/>
+              <w:keepNext w:val="false"/>
+              <w:pageBreakBefore w:val="false"/>
+              <w:widowControl/>
+              <w:bidi w:val="0"/>
+              <w:spacing w:before="0" w:after="0"/>
+              <w:ind w:hanging="0" w:left="0"/>
+              <w:jc w:val="left"/>
+              <w:rPr>
+                <w:rFonts w:eastAsia="Arial" w:cs="Arial" w:ascii="Arial" w:hAnsi="Arial"/>
+                <w:b w:val="false"/>
+                <w:i w:val="false"/>
+                <w:color w:val="auto"/>
+                <w:spacing w:val="0"/>
+                <w:w w:val="100"/>
+                <w:sz w:val="16"/>
+                <w:szCs w:val="16"/>
+                <w:lang w:val="ro-RO"/>
+              </w:rPr>
+            </w:pPr>
+            <w:sdt>
+              <w:sdtPr>
+                <w:rPr>
+                  <w:rFonts w:eastAsia="Arial" w:cs="Arial" w:ascii="Arial" w:hAnsi="Arial"/>
+                  <w:b w:val="false"/>
+                  <w:i w:val="false"/>
+                  <w:color w:val="auto"/>
+                  <w:spacing w:val="0"/>
+                  <w:w w:val="100"/>
+                  <w:sz w:val="16"/>
+                  <w:szCs w:val="16"/>
+                  <w:lang w:val="ro-RO"/>
+                </w:rPr>
+                <w:alias w:val="t1_note"/>
+                <w:tag w:val="t1_note"/>
+                <w:id w:val="297"/>
+                <w:showingPlcHdr/>
+                <w:text/>
+              </w:sdtPr>
+              <w:sdtContent>
+                <w:r>
+                  <w:rPr>
+                    <w:rFonts w:eastAsia="Arial" w:cs="Arial" w:ascii="Arial" w:hAnsi="Arial"/>
+                    <w:b w:val="false"/>
+                    <w:i w:val="false"/>
+                    <w:color w:val="auto"/>
+                    <w:spacing w:val="0"/>
+                    <w:w w:val="100"/>
+                    <w:sz w:val="16"/>
+                    <w:szCs w:val="16"/>
+                    <w:lang w:val="ro-RO"/>
+                  </w:rPr>
+                  <w:t xml:space="preserve">                </w:t>
+                </w:r>
+              </w:sdtContent>
+            </w:sdt>
           </w:p>
         </w:tc>
         <w:tc>
@@ -45544,6 +46126,98 @@
                 <w:lang w:val="ro-RO"/>
               </w:rPr>
             </w:pPr>
+            <w:sdt>
+              <w:sdtPr>
+                <w:rPr>
+                  <w:rFonts w:eastAsia="Arial" w:cs="Arial" w:ascii="Arial" w:hAnsi="Arial"/>
+                  <w:b w:val="false"/>
+                  <w:i w:val="false"/>
+                  <w:color w:val="auto"/>
+                  <w:spacing w:val="0"/>
+                  <w:w w:val="100"/>
+                  <w:sz w:val="16"/>
+                  <w:szCs w:val="16"/>
+                  <w:lang w:val="ro-RO"/>
+                </w:rPr>
+                <w:alias w:val="t1_material"/>
+                <w:tag w:val="t1_material"/>
+                <w:id w:val="298"/>
+                <w:showingPlcHdr/>
+                <w:text w:multiLine="1"/>
+              </w:sdtPr>
+              <w:sdtContent>
+                <w:r>
+                  <w:rPr>
+                    <w:rFonts w:eastAsia="Arial" w:cs="Arial" w:ascii="Arial" w:hAnsi="Arial"/>
+                    <w:b w:val="false"/>
+                    <w:i w:val="false"/>
+                    <w:color w:val="auto"/>
+                    <w:spacing w:val="0"/>
+                    <w:w w:val="100"/>
+                    <w:sz w:val="16"/>
+                    <w:szCs w:val="16"/>
+                    <w:lang w:val="ro-RO"/>
+                  </w:rPr>
+                  <w:t xml:space="preserve">                                               </w:t>
+                </w:r>
+                <w:r>
+                  <w:rPr>
+                    <w:rFonts w:eastAsia="Arial" w:cs="Arial" w:ascii="Arial" w:hAnsi="Arial"/>
+                    <w:b w:val="false"/>
+                    <w:i w:val="false"/>
+                    <w:color w:val="auto"/>
+                    <w:spacing w:val="0"/>
+                    <w:w w:val="100"/>
+                    <w:sz w:val="16"/>
+                    <w:szCs w:val="16"/>
+                    <w:lang w:val="ro-RO"/>
+                  </w:rPr>
+                  <w:br/>
+                </w:r>
+                <w:r>
+                  <w:rPr>
+                    <w:rFonts w:eastAsia="Arial" w:cs="Arial" w:ascii="Arial" w:hAnsi="Arial"/>
+                    <w:b w:val="false"/>
+                    <w:i w:val="false"/>
+                    <w:color w:val="auto"/>
+                    <w:spacing w:val="0"/>
+                    <w:w w:val="100"/>
+                    <w:sz w:val="16"/>
+                    <w:szCs w:val="16"/>
+                    <w:lang w:val="ro-RO"/>
+                  </w:rPr>
+                  <w:t xml:space="preserve">                                               </w:t>
+                </w:r>
+                <w:r>
+                  <w:rPr>
+                    <w:rFonts w:eastAsia="Arial" w:cs="Arial" w:ascii="Arial" w:hAnsi="Arial"/>
+                    <w:b w:val="false"/>
+                    <w:i w:val="false"/>
+                    <w:color w:val="auto"/>
+                    <w:spacing w:val="0"/>
+                    <w:w w:val="100"/>
+                    <w:sz w:val="16"/>
+                    <w:szCs w:val="16"/>
+                    <w:lang w:val="ro-RO"/>
+                  </w:rPr>
+                  <w:br/>
+                </w:r>
+                <w:r>
+                  <w:rPr>
+                    <w:rFonts w:eastAsia="Arial" w:cs="Arial" w:ascii="Arial" w:hAnsi="Arial"/>
+                    <w:b w:val="false"/>
+                    <w:i w:val="false"/>
+                    <w:color w:val="auto"/>
+                    <w:spacing w:val="0"/>
+                    <w:w w:val="100"/>
+                    <w:sz w:val="16"/>
+                    <w:szCs w:val="16"/>
+                    <w:lang w:val="ro-RO"/>
+                  </w:rPr>
+                  <w:t xml:space="preserve">                                               </w:t>
+                </w:r>
+              </w:sdtContent>
+            </w:sdt>
           </w:p>
         </w:tc>
         <w:tc>
@@ -45579,6 +46253,42 @@
                 <w:lang w:val="ro-RO"/>
               </w:rPr>
             </w:pPr>
+            <w:sdt>
+              <w:sdtPr>
+                <w:rPr>
+                  <w:rFonts w:eastAsia="Arial" w:cs="Arial" w:ascii="Arial" w:hAnsi="Arial"/>
+                  <w:b w:val="false"/>
+                  <w:i w:val="false"/>
+                  <w:color w:val="auto"/>
+                  <w:spacing w:val="0"/>
+                  <w:w w:val="100"/>
+                  <w:sz w:val="16"/>
+                  <w:szCs w:val="16"/>
+                  <w:lang w:val="ro-RO"/>
+                </w:rPr>
+                <w:alias w:val="t1_grade"/>
+                <w:tag w:val="t1_grade"/>
+                <w:id w:val="299"/>
+                <w:showingPlcHdr/>
+                <w:text/>
+              </w:sdtPr>
+              <w:sdtContent>
+                <w:r>
+                  <w:rPr>
+                    <w:rFonts w:eastAsia="Arial" w:cs="Arial" w:ascii="Arial" w:hAnsi="Arial"/>
+                    <w:b w:val="false"/>
+                    <w:i w:val="false"/>
+                    <w:color w:val="auto"/>
+                    <w:spacing w:val="0"/>
+                    <w:w w:val="100"/>
+                    <w:sz w:val="16"/>
+                    <w:szCs w:val="16"/>
+                    <w:lang w:val="ro-RO"/>
+                  </w:rPr>
+                  <w:t xml:space="preserve">                   </w:t>
+                </w:r>
+              </w:sdtContent>
+            </w:sdt>
           </w:p>
         </w:tc>
         <w:tc>
@@ -45614,13 +46324,91 @@
                 <w:lang w:val="ro-RO"/>
               </w:rPr>
             </w:pPr>
+            <w:sdt>
+              <w:sdtPr>
+                <w:rPr>
+                  <w:rFonts w:eastAsia="Arial" w:cs="Arial" w:ascii="Arial" w:hAnsi="Arial"/>
+                  <w:b w:val="false"/>
+                  <w:i w:val="false"/>
+                  <w:color w:val="auto"/>
+                  <w:spacing w:val="0"/>
+                  <w:w w:val="100"/>
+                  <w:sz w:val="16"/>
+                  <w:szCs w:val="16"/>
+                  <w:lang w:val="ro-RO"/>
+                </w:rPr>
+                <w:alias w:val="t1_examiner"/>
+                <w:tag w:val="t1_examiner"/>
+                <w:id w:val="300"/>
+                <w:showingPlcHdr/>
+                <w:text w:multiLine="1"/>
+              </w:sdtPr>
+              <w:sdtContent>
+                <w:r>
+                  <w:rPr>
+                    <w:rFonts w:eastAsia="Arial" w:cs="Arial" w:ascii="Arial" w:hAnsi="Arial"/>
+                    <w:b w:val="false"/>
+                    <w:i w:val="false"/>
+                    <w:color w:val="auto"/>
+                    <w:spacing w:val="0"/>
+                    <w:w w:val="100"/>
+                    <w:sz w:val="16"/>
+                    <w:szCs w:val="16"/>
+                    <w:lang w:val="ro-RO"/>
+                  </w:rPr>
+                  <w:t xml:space="preserve">                         </w:t>
+                </w:r>
+                <w:r>
+                  <w:rPr>
+                    <w:rFonts w:eastAsia="Arial" w:cs="Arial" w:ascii="Arial" w:hAnsi="Arial"/>
+                    <w:b w:val="false"/>
+                    <w:i w:val="false"/>
+                    <w:color w:val="auto"/>
+                    <w:spacing w:val="0"/>
+                    <w:w w:val="100"/>
+                    <w:sz w:val="16"/>
+                    <w:szCs w:val="16"/>
+                    <w:lang w:val="ro-RO"/>
+                  </w:rPr>
+                  <w:br/>
+                </w:r>
+                <w:r>
+                  <w:rPr>
+                    <w:rFonts w:eastAsia="Arial" w:cs="Arial" w:ascii="Arial" w:hAnsi="Arial"/>
+                    <w:b w:val="false"/>
+                    <w:i w:val="false"/>
+                    <w:color w:val="auto"/>
+                    <w:spacing w:val="0"/>
+                    <w:w w:val="100"/>
+                    <w:sz w:val="16"/>
+                    <w:szCs w:val="16"/>
+                    <w:lang w:val="ro-RO"/>
+                  </w:rPr>
+                  <w:t xml:space="preserve">                         </w:t>
+                </w:r>
+              </w:sdtContent>
+            </w:sdt>
+            <w:r>
+              <w:rPr>
+                <w:rFonts w:eastAsia="Arial" w:cs="Arial" w:ascii="Arial" w:hAnsi="Arial"/>
+                <w:b w:val="false"/>
+                <w:i w:val="false"/>
+                <w:color w:val="auto"/>
+                <w:spacing w:val="0"/>
+                <w:w w:val="100"/>
+                <w:sz w:val="16"/>
+                <w:szCs w:val="16"/>
+                <w:lang w:val="ro-RO"/>
+              </w:rPr>
+              <w:t xml:space="preserve">{{/form.rows.t1}}</w:t>
+            </w:r>
           </w:p>
         </w:tc>
       </w:tr>
       <w:tr>
         <w:trPr>
           <w:cantSplit/>
-          <w:trHeight w:val="480" w:hRule="atLeast"/>
+          <w:trHeight w:val="680" w:hRule="atLeast"/>
         </w:trPr>
         <w:tc>
           <w:tcPr>
@@ -45655,6 +46443,115 @@
                 <w:lang w:val="ro-RO"/>
               </w:rPr>
             </w:pPr>
+            <w:r>
+              <w:rPr>
+                <w:rFonts w:eastAsia="Arial" w:cs="Arial" w:ascii="Arial" w:hAnsi="Arial"/>
+                <w:b w:val="false"/>
+                <w:i w:val="false"/>
+                <w:color w:val="auto"/>
+                <w:spacing w:val="0"/>
+                <w:w w:val="100"/>
+                <w:sz w:val="16"/>
+                <w:szCs w:val="16"/>
+                <w:lang w:val="ro-RO"/>
+              </w:rPr>
+              <w:t xml:space="preserve">{{#form.rows.t2}}</w:t>
+            </w:r>
+            <w:sdt>
+              <w:sdtPr>
+                <w:rPr>
+                  <w:rFonts w:eastAsia="Arial" w:cs="Arial" w:ascii="Arial" w:hAnsi="Arial"/>
+                  <w:b w:val="false"/>
+                  <w:i w:val="false"/>
+                  <w:color w:val="auto"/>
+                  <w:spacing w:val="0"/>
+                  <w:w w:val="100"/>
+                  <w:sz w:val="16"/>
+                  <w:szCs w:val="16"/>
+                  <w:lang w:val="ro-RO"/>
+                </w:rPr>
+                <w:alias w:val="t2_date"/>
+                <w:tag w:val="t2_date"/>
+                <w:id w:val="301"/>
+                <w:showingPlcHdr/>
+                <w:text/>
+              </w:sdtPr>
+              <w:sdtContent>
+                <w:r>
+                  <w:rPr>
+                    <w:rFonts w:eastAsia="Arial" w:cs="Arial" w:ascii="Arial" w:hAnsi="Arial"/>
+                    <w:b w:val="false"/>
+                    <w:i w:val="false"/>
+                    <w:color w:val="auto"/>
+                    <w:spacing w:val="0"/>
+                    <w:w w:val="100"/>
+                    <w:sz w:val="16"/>
+                    <w:szCs w:val="16"/>
+                    <w:lang w:val="ro-RO"/>
+                  </w:rPr>
+                  <w:t xml:space="preserve">                </w:t>
+                </w:r>
+              </w:sdtContent>
+            </w:sdt>
+          </w:p>
+          <w:p>
+            <w:pPr>
+              <w:pStyle w:val="TableContents"/>
+              <w:keepNext w:val="false"/>
+              <w:pageBreakBefore w:val="false"/>
+              <w:widowControl/>
+              <w:bidi w:val="0"/>
+              <w:spacing w:before="0" w:after="0"/>
+              <w:ind w:hanging="0" w:left="0"/>
+              <w:jc w:val="left"/>
+              <w:rPr>
+                <w:rFonts w:eastAsia="Arial" w:cs="Arial" w:ascii="Arial" w:hAnsi="Arial"/>
+                <w:b w:val="false"/>
+                <w:i w:val="false"/>
+                <w:color w:val="auto"/>
+                <w:spacing w:val="0"/>
+                <w:w w:val="100"/>
+                <w:sz w:val="16"/>
+                <w:szCs w:val="16"/>
+                <w:lang w:val="ro-RO"/>
+              </w:rPr>
+            </w:pPr>
+            <w:sdt>
+              <w:sdtPr>
+                <w:rPr>
+                  <w:rFonts w:eastAsia="Arial" w:cs="Arial" w:ascii="Arial" w:hAnsi="Arial"/>
+                  <w:b w:val="false"/>
+                  <w:i w:val="false"/>
+                  <w:color w:val="auto"/>
+                  <w:spacing w:val="0"/>
+                  <w:w w:val="100"/>
+                  <w:sz w:val="16"/>
+                  <w:szCs w:val="16"/>
+                  <w:lang w:val="ro-RO"/>
+                </w:rPr>
+                <w:alias w:val="t2_note"/>
+                <w:tag w:val="t2_note"/>
+                <w:id w:val="302"/>
+                <w:showingPlcHdr/>
+                <w:text/>
+              </w:sdtPr>
+              <w:sdtContent>
+                <w:r>
+                  <w:rPr>
+                    <w:rFonts w:eastAsia="Arial" w:cs="Arial" w:ascii="Arial" w:hAnsi="Arial"/>
+                    <w:b w:val="false"/>
+                    <w:i w:val="false"/>
+                    <w:color w:val="auto"/>
+                    <w:spacing w:val="0"/>
+                    <w:w w:val="100"/>
+                    <w:sz w:val="16"/>
+                    <w:szCs w:val="16"/>
+                    <w:lang w:val="ro-RO"/>
+                  </w:rPr>
+                  <w:t xml:space="preserve">                </w:t>
+                </w:r>
+              </w:sdtContent>
+            </w:sdt>
           </w:p>
         </w:tc>
         <w:tc>
@@ -45690,6 +46587,98 @@
                 <w:lang w:val="ro-RO"/>
               </w:rPr>
             </w:pPr>
+            <w:sdt>
+              <w:sdtPr>
+                <w:rPr>
+                  <w:rFonts w:eastAsia="Arial" w:cs="Arial" w:ascii="Arial" w:hAnsi="Arial"/>
+                  <w:b w:val="false"/>
+                  <w:i w:val="false"/>
+                  <w:color w:val="auto"/>
+                  <w:spacing w:val="0"/>
+                  <w:w w:val="100"/>
+                  <w:sz w:val="16"/>
+                  <w:szCs w:val="16"/>
+                  <w:lang w:val="ro-RO"/>
+                </w:rPr>
+                <w:alias w:val="t2_material"/>
+                <w:tag w:val="t2_material"/>
+                <w:id w:val="303"/>
+                <w:showingPlcHdr/>
+                <w:text w:multiLine="1"/>
+              </w:sdtPr>
+              <w:sdtContent>
+                <w:r>
+                  <w:rPr>
+                    <w:rFonts w:eastAsia="Arial" w:cs="Arial" w:ascii="Arial" w:hAnsi="Arial"/>
+                    <w:b w:val="false"/>
+                    <w:i w:val="false"/>
+                    <w:color w:val="auto"/>
+                    <w:spacing w:val="0"/>
+                    <w:w w:val="100"/>
+                    <w:sz w:val="16"/>
+                    <w:szCs w:val="16"/>
+                    <w:lang w:val="ro-RO"/>
+                  </w:rPr>
+                  <w:t xml:space="preserve">                                               </w:t>
+                </w:r>
+                <w:r>
+                  <w:rPr>
+                    <w:rFonts w:eastAsia="Arial" w:cs="Arial" w:ascii="Arial" w:hAnsi="Arial"/>
+                    <w:b w:val="false"/>
+                    <w:i w:val="false"/>
+                    <w:color w:val="auto"/>
+                    <w:spacing w:val="0"/>
+                    <w:w w:val="100"/>
+                    <w:sz w:val="16"/>
+                    <w:szCs w:val="16"/>
+                    <w:lang w:val="ro-RO"/>
+                  </w:rPr>
+                  <w:br/>
+                </w:r>
+                <w:r>
+                  <w:rPr>
+                    <w:rFonts w:eastAsia="Arial" w:cs="Arial" w:ascii="Arial" w:hAnsi="Arial"/>
+                    <w:b w:val="false"/>
+                    <w:i w:val="false"/>
+                    <w:color w:val="auto"/>
+                    <w:spacing w:val="0"/>
+                    <w:w w:val="100"/>
+                    <w:sz w:val="16"/>
+                    <w:szCs w:val="16"/>
+                    <w:lang w:val="ro-RO"/>
+                  </w:rPr>
+                  <w:t xml:space="preserve">                                               </w:t>
+                </w:r>
+                <w:r>
+                  <w:rPr>
+                    <w:rFonts w:eastAsia="Arial" w:cs="Arial" w:ascii="Arial" w:hAnsi="Arial"/>
+                    <w:b w:val="false"/>
+                    <w:i w:val="false"/>
+                    <w:color w:val="auto"/>
+                    <w:spacing w:val="0"/>
+                    <w:w w:val="100"/>
+                    <w:sz w:val="16"/>
+                    <w:szCs w:val="16"/>
+                    <w:lang w:val="ro-RO"/>
+                  </w:rPr>
+                  <w:br/>
+                </w:r>
+                <w:r>
+                  <w:rPr>
+                    <w:rFonts w:eastAsia="Arial" w:cs="Arial" w:ascii="Arial" w:hAnsi="Arial"/>
+                    <w:b w:val="false"/>
+                    <w:i w:val="false"/>
+                    <w:color w:val="auto"/>
+                    <w:spacing w:val="0"/>
+                    <w:w w:val="100"/>
+                    <w:sz w:val="16"/>
+                    <w:szCs w:val="16"/>
+                    <w:lang w:val="ro-RO"/>
+                  </w:rPr>
+                  <w:t xml:space="preserve">                                               </w:t>
+                </w:r>
+              </w:sdtContent>
+            </w:sdt>
           </w:p>
         </w:tc>
         <w:tc>
@@ -45725,6 +46714,42 @@
                 <w:lang w:val="ro-RO"/>
               </w:rPr>
             </w:pPr>
+            <w:sdt>
+              <w:sdtPr>
+                <w:rPr>
+                  <w:rFonts w:eastAsia="Arial" w:cs="Arial" w:ascii="Arial" w:hAnsi="Arial"/>
+                  <w:b w:val="false"/>
+                  <w:i w:val="false"/>
+                  <w:color w:val="auto"/>
+                  <w:spacing w:val="0"/>
+                  <w:w w:val="100"/>
+                  <w:sz w:val="16"/>
+                  <w:szCs w:val="16"/>
+                  <w:lang w:val="ro-RO"/>
+                </w:rPr>
+                <w:alias w:val="t2_grade"/>
+                <w:tag w:val="t2_grade"/>
+                <w:id w:val="304"/>
+                <w:showingPlcHdr/>
+                <w:text/>
+              </w:sdtPr>
+              <w:sdtContent>
+                <w:r>
+                  <w:rPr>
+                    <w:rFonts w:eastAsia="Arial" w:cs="Arial" w:ascii="Arial" w:hAnsi="Arial"/>
+                    <w:b w:val="false"/>
+                    <w:i w:val="false"/>
+                    <w:color w:val="auto"/>
+                    <w:spacing w:val="0"/>
+                    <w:w w:val="100"/>
+                    <w:sz w:val="16"/>
+                    <w:szCs w:val="16"/>
+                    <w:lang w:val="ro-RO"/>
+                  </w:rPr>
+                  <w:t xml:space="preserve">                   </w:t>
+                </w:r>
+              </w:sdtContent>
+            </w:sdt>
           </w:p>
         </w:tc>
         <w:tc>
@@ -45760,10 +46785,1508 @@
                 <w:lang w:val="ro-RO"/>
               </w:rPr>
             </w:pPr>
+            <w:sdt>
+              <w:sdtPr>
+                <w:rPr>
+                  <w:rFonts w:eastAsia="Arial" w:cs="Arial" w:ascii="Arial" w:hAnsi="Arial"/>
+                  <w:b w:val="false"/>
+                  <w:i w:val="false"/>
+                  <w:color w:val="auto"/>
+                  <w:spacing w:val="0"/>
+                  <w:w w:val="100"/>
+                  <w:sz w:val="16"/>
+                  <w:szCs w:val="16"/>
+                  <w:lang w:val="ro-RO"/>
+                </w:rPr>
+                <w:alias w:val="t2_examiner"/>
+                <w:tag w:val="t2_examiner"/>
+                <w:id w:val="305"/>
+                <w:showingPlcHdr/>
+                <w:text w:multiLine="1"/>
+              </w:sdtPr>
+              <w:sdtContent>
+                <w:r>
+                  <w:rPr>
+                    <w:rFonts w:eastAsia="Arial" w:cs="Arial" w:ascii="Arial" w:hAnsi="Arial"/>
+                    <w:b w:val="false"/>
+                    <w:i w:val="false"/>
+                    <w:color w:val="auto"/>
+                    <w:spacing w:val="0"/>
+                    <w:w w:val="100"/>
+                    <w:sz w:val="16"/>
+                    <w:szCs w:val="16"/>
+                    <w:lang w:val="ro-RO"/>
+                  </w:rPr>
+                  <w:t xml:space="preserve">                         </w:t>
+                </w:r>
+                <w:r>
+                  <w:rPr>
+                    <w:rFonts w:eastAsia="Arial" w:cs="Arial" w:ascii="Arial" w:hAnsi="Arial"/>
+                    <w:b w:val="false"/>
+                    <w:i w:val="false"/>
+                    <w:color w:val="auto"/>
+                    <w:spacing w:val="0"/>
+                    <w:w w:val="100"/>
+                    <w:sz w:val="16"/>
+                    <w:szCs w:val="16"/>
+                    <w:lang w:val="ro-RO"/>
+                  </w:rPr>
+                  <w:br/>
+                </w:r>
+                <w:r>
+                  <w:rPr>
+                    <w:rFonts w:eastAsia="Arial" w:cs="Arial" w:ascii="Arial" w:hAnsi="Arial"/>
+                    <w:b w:val="false"/>
+                    <w:i w:val="false"/>
+                    <w:color w:val="auto"/>
+                    <w:spacing w:val="0"/>
+                    <w:w w:val="100"/>
+                    <w:sz w:val="16"/>
+                    <w:szCs w:val="16"/>
+                    <w:lang w:val="ro-RO"/>
+                  </w:rPr>
+                  <w:t xml:space="preserve">                         </w:t>
+                </w:r>
+              </w:sdtContent>
+            </w:sdt>
+            <w:r>
+              <w:rPr>
+                <w:rFonts w:eastAsia="Arial" w:cs="Arial" w:ascii="Arial" w:hAnsi="Arial"/>
+                <w:b w:val="false"/>
+                <w:i w:val="false"/>
+                <w:color w:val="auto"/>
+                <w:spacing w:val="0"/>
+                <w:w w:val="100"/>
+                <w:sz w:val="16"/>
+                <w:szCs w:val="16"/>
+                <w:lang w:val="ro-RO"/>
+              </w:rPr>
+              <w:t xml:space="preserve">{{/form.rows.t2}}</w:t>
+            </w:r>
+          </w:p>
+        </w:tc>
+      </w:tr>
+      <w:tr>
+        <w:trPr>
+          <w:cantSplit/>
+          <w:trHeight w:val="680" w:hRule="atLeast"/>
+        </w:trPr>
+        <w:tc>
+          <w:tcPr>
+            <w:tcW w:w="1500" w:type="dxa"/>
+            <w:tcBorders>
+              <w:top w:val="single" w:sz="4" w:space="0" w:color="000000"/>
+              <w:left w:val="single" w:sz="4" w:space="0" w:color="000000"/>
+              <w:bottom w:val="single" w:sz="4" w:space="0" w:color="000000"/>
+              <w:right w:val="single" w:sz="4" w:space="0" w:color="000000"/>
+            </w:tcBorders>
+            <w:vAlign w:val="top"/>
+          </w:tcPr>
+          <w:p>
+            <w:pPr>
+              <w:pStyle w:val="TableContents"/>
+              <w:keepNext w:val="false"/>
+              <w:pageBreakBefore w:val="false"/>
+              <w:widowControl/>
+              <w:bidi w:val="0"/>
+              <w:spacing w:before="0" w:after="0"/>
+              <w:ind w:hanging="0" w:left="0"/>
+              <w:jc w:val="left"/>
+              <w:rPr>
+                <w:rFonts w:eastAsia="Arial" w:cs="Arial" w:ascii="Arial" w:hAnsi="Arial"/>
+                <w:b w:val="false"/>
+                <w:i w:val="false"/>
+                <w:color w:val="auto"/>
+                <w:spacing w:val="0"/>
+                <w:w w:val="100"/>
+                <w:sz w:val="16"/>
+                <w:szCs w:val="16"/>
+                <w:lang w:val="ro-RO"/>
+              </w:rPr>
+            </w:pPr>
+            <w:r>
+              <w:rPr>
+                <w:rFonts w:eastAsia="Arial" w:cs="Arial" w:ascii="Arial" w:hAnsi="Arial"/>
+                <w:b w:val="false"/>
+                <w:i w:val="false"/>
+                <w:color w:val="auto"/>
+                <w:spacing w:val="0"/>
+                <w:w w:val="100"/>
+                <w:sz w:val="16"/>
+                <w:szCs w:val="16"/>
+                <w:lang w:val="ro-RO"/>
+              </w:rPr>
+              <w:t xml:space="preserve">{{#form.rows.t3}}</w:t>
+            </w:r>
+            <w:sdt>
+              <w:sdtPr>
+                <w:rPr>
+                  <w:rFonts w:eastAsia="Arial" w:cs="Arial" w:ascii="Arial" w:hAnsi="Arial"/>
+                  <w:b w:val="false"/>
+                  <w:i w:val="false"/>
+                  <w:color w:val="auto"/>
+                  <w:spacing w:val="0"/>
+                  <w:w w:val="100"/>
+                  <w:sz w:val="16"/>
+                  <w:szCs w:val="16"/>
+                  <w:lang w:val="ro-RO"/>
+                </w:rPr>
+                <w:alias w:val="t3_date"/>
+                <w:tag w:val="t3_date"/>
+                <w:id w:val="306"/>
+                <w:showingPlcHdr/>
+                <w:text/>
+              </w:sdtPr>
+              <w:sdtContent>
+                <w:r>
+                  <w:rPr>
+                    <w:rFonts w:eastAsia="Arial" w:cs="Arial" w:ascii="Arial" w:hAnsi="Arial"/>
+                    <w:b w:val="false"/>
+                    <w:i w:val="false"/>
+                    <w:color w:val="auto"/>
+                    <w:spacing w:val="0"/>
+                    <w:w w:val="100"/>
+                    <w:sz w:val="16"/>
+                    <w:szCs w:val="16"/>
+                    <w:lang w:val="ro-RO"/>
+                  </w:rPr>
+                  <w:t xml:space="preserve">                </w:t>
+                </w:r>
+              </w:sdtContent>
+            </w:sdt>
+          </w:p>
+          <w:p>
+            <w:pPr>
+              <w:pStyle w:val="TableContents"/>
+              <w:keepNext w:val="false"/>
+              <w:pageBreakBefore w:val="false"/>
+              <w:widowControl/>
+              <w:bidi w:val="0"/>
+              <w:spacing w:before="0" w:after="0"/>
+              <w:ind w:hanging="0" w:left="0"/>
+              <w:jc w:val="left"/>
+              <w:rPr>
+                <w:rFonts w:eastAsia="Arial" w:cs="Arial" w:ascii="Arial" w:hAnsi="Arial"/>
+                <w:b w:val="false"/>
+                <w:i w:val="false"/>
+                <w:color w:val="auto"/>
+                <w:spacing w:val="0"/>
+                <w:w w:val="100"/>
+                <w:sz w:val="16"/>
+                <w:szCs w:val="16"/>
+                <w:lang w:val="ro-RO"/>
+              </w:rPr>
+            </w:pPr>
+            <w:sdt>
+              <w:sdtPr>
+                <w:rPr>
+                  <w:rFonts w:eastAsia="Arial" w:cs="Arial" w:ascii="Arial" w:hAnsi="Arial"/>
+                  <w:b w:val="false"/>
+                  <w:i w:val="false"/>
+                  <w:color w:val="auto"/>
+                  <w:spacing w:val="0"/>
+                  <w:w w:val="100"/>
+                  <w:sz w:val="16"/>
+                  <w:szCs w:val="16"/>
+                  <w:lang w:val="ro-RO"/>
+                </w:rPr>
+                <w:alias w:val="t3_note"/>
+                <w:tag w:val="t3_note"/>
+                <w:id w:val="307"/>
+                <w:showingPlcHdr/>
+                <w:text/>
+              </w:sdtPr>
+              <w:sdtContent>
+                <w:r>
+                  <w:rPr>
+                    <w:rFonts w:eastAsia="Arial" w:cs="Arial" w:ascii="Arial" w:hAnsi="Arial"/>
+                    <w:b w:val="false"/>
+                    <w:i w:val="false"/>
+                    <w:color w:val="auto"/>
+                    <w:spacing w:val="0"/>
+                    <w:w w:val="100"/>
+                    <w:sz w:val="16"/>
+                    <w:szCs w:val="16"/>
+                    <w:lang w:val="ro-RO"/>
+                  </w:rPr>
+                  <w:t xml:space="preserve">                </w:t>
+                </w:r>
+              </w:sdtContent>
+            </w:sdt>
+          </w:p>
+        </w:tc>
+        <w:tc>
+          <w:tcPr>
+            <w:tcW w:w="3955" w:type="dxa"/>
+            <w:tcBorders>
+              <w:top w:val="single" w:sz="4" w:space="0" w:color="000000"/>
+              <w:left w:val="single" w:sz="4" w:space="0" w:color="000000"/>
+              <w:bottom w:val="single" w:sz="4" w:space="0" w:color="000000"/>
+              <w:right w:val="single" w:sz="4" w:space="0" w:color="000000"/>
+            </w:tcBorders>
+            <w:vAlign w:val="top"/>
+          </w:tcPr>
+          <w:p>
+            <w:pPr>
+              <w:pStyle w:val="TableContents"/>
+              <w:keepNext w:val="false"/>
+              <w:pageBreakBefore w:val="false"/>
+              <w:widowControl/>
+              <w:bidi w:val="0"/>
+              <w:spacing w:before="0" w:after="0"/>
+              <w:ind w:hanging="0" w:left="0"/>
+              <w:jc w:val="left"/>
+              <w:rPr>
+                <w:rFonts w:eastAsia="Arial" w:cs="Arial" w:ascii="Arial" w:hAnsi="Arial"/>
+                <w:b w:val="false"/>
+                <w:i w:val="false"/>
+                <w:color w:val="auto"/>
+                <w:spacing w:val="0"/>
+                <w:w w:val="100"/>
+                <w:sz w:val="16"/>
+                <w:szCs w:val="16"/>
+                <w:lang w:val="ro-RO"/>
+              </w:rPr>
+            </w:pPr>
+            <w:sdt>
+              <w:sdtPr>
+                <w:rPr>
+                  <w:rFonts w:eastAsia="Arial" w:cs="Arial" w:ascii="Arial" w:hAnsi="Arial"/>
+                  <w:b w:val="false"/>
+                  <w:i w:val="false"/>
+                  <w:color w:val="auto"/>
+                  <w:spacing w:val="0"/>
+                  <w:w w:val="100"/>
+                  <w:sz w:val="16"/>
+                  <w:szCs w:val="16"/>
+                  <w:lang w:val="ro-RO"/>
+                </w:rPr>
+                <w:alias w:val="t3_material"/>
+                <w:tag w:val="t3_material"/>
+                <w:id w:val="308"/>
+                <w:showingPlcHdr/>
+                <w:text w:multiLine="1"/>
+              </w:sdtPr>
+              <w:sdtContent>
+                <w:r>
+                  <w:rPr>
+                    <w:rFonts w:eastAsia="Arial" w:cs="Arial" w:ascii="Arial" w:hAnsi="Arial"/>
+                    <w:b w:val="false"/>
+                    <w:i w:val="false"/>
+                    <w:color w:val="auto"/>
+                    <w:spacing w:val="0"/>
+                    <w:w w:val="100"/>
+                    <w:sz w:val="16"/>
+                    <w:szCs w:val="16"/>
+                    <w:lang w:val="ro-RO"/>
+                  </w:rPr>
+                  <w:t xml:space="preserve">                                               </w:t>
+                </w:r>
+                <w:r>
+                  <w:rPr>
+                    <w:rFonts w:eastAsia="Arial" w:cs="Arial" w:ascii="Arial" w:hAnsi="Arial"/>
+                    <w:b w:val="false"/>
+                    <w:i w:val="false"/>
+                    <w:color w:val="auto"/>
+                    <w:spacing w:val="0"/>
+                    <w:w w:val="100"/>
+                    <w:sz w:val="16"/>
+                    <w:szCs w:val="16"/>
+                    <w:lang w:val="ro-RO"/>
+                  </w:rPr>
+                  <w:br/>
+                </w:r>
+                <w:r>
+                  <w:rPr>
+                    <w:rFonts w:eastAsia="Arial" w:cs="Arial" w:ascii="Arial" w:hAnsi="Arial"/>
+                    <w:b w:val="false"/>
+                    <w:i w:val="false"/>
+                    <w:color w:val="auto"/>
+                    <w:spacing w:val="0"/>
+                    <w:w w:val="100"/>
+                    <w:sz w:val="16"/>
+                    <w:szCs w:val="16"/>
+                    <w:lang w:val="ro-RO"/>
+                  </w:rPr>
+                  <w:t xml:space="preserve">                                               </w:t>
+                </w:r>
+                <w:r>
+                  <w:rPr>
+                    <w:rFonts w:eastAsia="Arial" w:cs="Arial" w:ascii="Arial" w:hAnsi="Arial"/>
+                    <w:b w:val="false"/>
+                    <w:i w:val="false"/>
+                    <w:color w:val="auto"/>
+                    <w:spacing w:val="0"/>
+                    <w:w w:val="100"/>
+                    <w:sz w:val="16"/>
+                    <w:szCs w:val="16"/>
+                    <w:lang w:val="ro-RO"/>
+                  </w:rPr>
+                  <w:br/>
+                </w:r>
+                <w:r>
+                  <w:rPr>
+                    <w:rFonts w:eastAsia="Arial" w:cs="Arial" w:ascii="Arial" w:hAnsi="Arial"/>
+                    <w:b w:val="false"/>
+                    <w:i w:val="false"/>
+                    <w:color w:val="auto"/>
+                    <w:spacing w:val="0"/>
+                    <w:w w:val="100"/>
+                    <w:sz w:val="16"/>
+                    <w:szCs w:val="16"/>
+                    <w:lang w:val="ro-RO"/>
+                  </w:rPr>
+                  <w:t xml:space="preserve">                                               </w:t>
+                </w:r>
+              </w:sdtContent>
+            </w:sdt>
+          </w:p>
+        </w:tc>
+        <w:tc>
+          <w:tcPr>
+            <w:tcW w:w="1700" w:type="dxa"/>
+            <w:tcBorders>
+              <w:top w:val="single" w:sz="4" w:space="0" w:color="000000"/>
+              <w:left w:val="single" w:sz="4" w:space="0" w:color="000000"/>
+              <w:bottom w:val="single" w:sz="4" w:space="0" w:color="000000"/>
+              <w:right w:val="single" w:sz="4" w:space="0" w:color="000000"/>
+            </w:tcBorders>
+            <w:vAlign w:val="top"/>
+          </w:tcPr>
+          <w:p>
+            <w:pPr>
+              <w:pStyle w:val="TableContents"/>
+              <w:keepNext w:val="false"/>
+              <w:pageBreakBefore w:val="false"/>
+              <w:widowControl/>
+              <w:bidi w:val="0"/>
+              <w:spacing w:before="0" w:after="0"/>
+              <w:ind w:hanging="0" w:left="0"/>
+              <w:jc w:val="left"/>
+              <w:rPr>
+                <w:rFonts w:eastAsia="Arial" w:cs="Arial" w:ascii="Arial" w:hAnsi="Arial"/>
+                <w:b w:val="false"/>
+                <w:i w:val="false"/>
+                <w:color w:val="auto"/>
+                <w:spacing w:val="0"/>
+                <w:w w:val="100"/>
+                <w:sz w:val="16"/>
+                <w:szCs w:val="16"/>
+                <w:lang w:val="ro-RO"/>
+              </w:rPr>
+            </w:pPr>
+            <w:sdt>
+              <w:sdtPr>
+                <w:rPr>
+                  <w:rFonts w:eastAsia="Arial" w:cs="Arial" w:ascii="Arial" w:hAnsi="Arial"/>
+                  <w:b w:val="false"/>
+                  <w:i w:val="false"/>
+                  <w:color w:val="auto"/>
+                  <w:spacing w:val="0"/>
+                  <w:w w:val="100"/>
+                  <w:sz w:val="16"/>
+                  <w:szCs w:val="16"/>
+                  <w:lang w:val="ro-RO"/>
+                </w:rPr>
+                <w:alias w:val="t3_grade"/>
+                <w:tag w:val="t3_grade"/>
+                <w:id w:val="309"/>
+                <w:showingPlcHdr/>
+                <w:text/>
+              </w:sdtPr>
+              <w:sdtContent>
+                <w:r>
+                  <w:rPr>
+                    <w:rFonts w:eastAsia="Arial" w:cs="Arial" w:ascii="Arial" w:hAnsi="Arial"/>
+                    <w:b w:val="false"/>
+                    <w:i w:val="false"/>
+                    <w:color w:val="auto"/>
+                    <w:spacing w:val="0"/>
+                    <w:w w:val="100"/>
+                    <w:sz w:val="16"/>
+                    <w:szCs w:val="16"/>
+                    <w:lang w:val="ro-RO"/>
+                  </w:rPr>
+                  <w:t xml:space="preserve">                   </w:t>
+                </w:r>
+              </w:sdtContent>
+            </w:sdt>
+          </w:p>
+        </w:tc>
+        <w:tc>
+          <w:tcPr>
+            <w:tcW w:w="2200" w:type="dxa"/>
+            <w:tcBorders>
+              <w:top w:val="single" w:sz="4" w:space="0" w:color="000000"/>
+              <w:left w:val="single" w:sz="4" w:space="0" w:color="000000"/>
+              <w:bottom w:val="single" w:sz="4" w:space="0" w:color="000000"/>
+              <w:right w:val="single" w:sz="4" w:space="0" w:color="000000"/>
+            </w:tcBorders>
+            <w:vAlign w:val="top"/>
+          </w:tcPr>
+          <w:p>
+            <w:pPr>
+              <w:pStyle w:val="TableContents"/>
+              <w:keepNext w:val="false"/>
+              <w:pageBreakBefore w:val="false"/>
+              <w:widowControl/>
+              <w:bidi w:val="0"/>
+              <w:spacing w:before="0" w:after="0"/>
+              <w:ind w:hanging="0" w:left="0"/>
+              <w:jc w:val="left"/>
+              <w:rPr>
+                <w:rFonts w:eastAsia="Arial" w:cs="Arial" w:ascii="Arial" w:hAnsi="Arial"/>
+                <w:b w:val="false"/>
+                <w:i w:val="false"/>
+                <w:color w:val="auto"/>
+                <w:spacing w:val="0"/>
+                <w:w w:val="100"/>
+                <w:sz w:val="16"/>
+                <w:szCs w:val="16"/>
+                <w:lang w:val="ro-RO"/>
+              </w:rPr>
+            </w:pPr>
+            <w:sdt>
+              <w:sdtPr>
+                <w:rPr>
+                  <w:rFonts w:eastAsia="Arial" w:cs="Arial" w:ascii="Arial" w:hAnsi="Arial"/>
+                  <w:b w:val="false"/>
+                  <w:i w:val="false"/>
+                  <w:color w:val="auto"/>
+                  <w:spacing w:val="0"/>
+                  <w:w w:val="100"/>
+                  <w:sz w:val="16"/>
+                  <w:szCs w:val="16"/>
+                  <w:lang w:val="ro-RO"/>
+                </w:rPr>
+                <w:alias w:val="t3_examiner"/>
+                <w:tag w:val="t3_examiner"/>
+                <w:id w:val="310"/>
+                <w:showingPlcHdr/>
+                <w:text w:multiLine="1"/>
+              </w:sdtPr>
+              <w:sdtContent>
+                <w:r>
+                  <w:rPr>
+                    <w:rFonts w:eastAsia="Arial" w:cs="Arial" w:ascii="Arial" w:hAnsi="Arial"/>
+                    <w:b w:val="false"/>
+                    <w:i w:val="false"/>
+                    <w:color w:val="auto"/>
+                    <w:spacing w:val="0"/>
+                    <w:w w:val="100"/>
+                    <w:sz w:val="16"/>
+                    <w:szCs w:val="16"/>
+                    <w:lang w:val="ro-RO"/>
+                  </w:rPr>
+                  <w:t xml:space="preserve">                         </w:t>
+                </w:r>
+                <w:r>
+                  <w:rPr>
+                    <w:rFonts w:eastAsia="Arial" w:cs="Arial" w:ascii="Arial" w:hAnsi="Arial"/>
+                    <w:b w:val="false"/>
+                    <w:i w:val="false"/>
+                    <w:color w:val="auto"/>
+                    <w:spacing w:val="0"/>
+                    <w:w w:val="100"/>
+                    <w:sz w:val="16"/>
+                    <w:szCs w:val="16"/>
+                    <w:lang w:val="ro-RO"/>
+                  </w:rPr>
+                  <w:br/>
+                </w:r>
+                <w:r>
+                  <w:rPr>
+                    <w:rFonts w:eastAsia="Arial" w:cs="Arial" w:ascii="Arial" w:hAnsi="Arial"/>
+                    <w:b w:val="false"/>
+                    <w:i w:val="false"/>
+                    <w:color w:val="auto"/>
+                    <w:spacing w:val="0"/>
+                    <w:w w:val="100"/>
+                    <w:sz w:val="16"/>
+                    <w:szCs w:val="16"/>
+                    <w:lang w:val="ro-RO"/>
+                  </w:rPr>
+                  <w:t xml:space="preserve">                         </w:t>
+                </w:r>
+              </w:sdtContent>
+            </w:sdt>
+            <w:r>
+              <w:rPr>
+                <w:rFonts w:eastAsia="Arial" w:cs="Arial" w:ascii="Arial" w:hAnsi="Arial"/>
+                <w:b w:val="false"/>
+                <w:i w:val="false"/>
+                <w:color w:val="auto"/>
+                <w:spacing w:val="0"/>
+                <w:w w:val="100"/>
+                <w:sz w:val="16"/>
+                <w:szCs w:val="16"/>
+                <w:lang w:val="ro-RO"/>
+              </w:rPr>
+              <w:t xml:space="preserve">{{/form.rows.t3}}</w:t>
+            </w:r>
+          </w:p>
+        </w:tc>
+      </w:tr>
+      <w:tr>
+        <w:trPr>
+          <w:cantSplit/>
+          <w:trHeight w:val="680" w:hRule="atLeast"/>
+        </w:trPr>
+        <w:tc>
+          <w:tcPr>
+            <w:tcW w:w="1500" w:type="dxa"/>
+            <w:tcBorders>
+              <w:top w:val="single" w:sz="4" w:space="0" w:color="000000"/>
+              <w:left w:val="single" w:sz="4" w:space="0" w:color="000000"/>
+              <w:bottom w:val="single" w:sz="4" w:space="0" w:color="000000"/>
+              <w:right w:val="single" w:sz="4" w:space="0" w:color="000000"/>
+            </w:tcBorders>
+            <w:vAlign w:val="top"/>
+          </w:tcPr>
+          <w:p>
+            <w:pPr>
+              <w:pStyle w:val="TableContents"/>
+              <w:keepNext w:val="false"/>
+              <w:pageBreakBefore w:val="false"/>
+              <w:widowControl/>
+              <w:bidi w:val="0"/>
+              <w:spacing w:before="0" w:after="0"/>
+              <w:ind w:hanging="0" w:left="0"/>
+              <w:jc w:val="left"/>
+              <w:rPr>
+                <w:rFonts w:eastAsia="Arial" w:cs="Arial" w:ascii="Arial" w:hAnsi="Arial"/>
+                <w:b w:val="false"/>
+                <w:i w:val="false"/>
+                <w:color w:val="auto"/>
+                <w:spacing w:val="0"/>
+                <w:w w:val="100"/>
+                <w:sz w:val="16"/>
+                <w:szCs w:val="16"/>
+                <w:lang w:val="ro-RO"/>
+              </w:rPr>
+            </w:pPr>
+            <w:r>
+              <w:rPr>
+                <w:rFonts w:eastAsia="Arial" w:cs="Arial" w:ascii="Arial" w:hAnsi="Arial"/>
+                <w:b w:val="false"/>
+                <w:i w:val="false"/>
+                <w:color w:val="auto"/>
+                <w:spacing w:val="0"/>
+                <w:w w:val="100"/>
+                <w:sz w:val="16"/>
+                <w:szCs w:val="16"/>
+                <w:lang w:val="ro-RO"/>
+              </w:rPr>
+              <w:t xml:space="preserve">{{#form.rows.t4}}</w:t>
+            </w:r>
+            <w:sdt>
+              <w:sdtPr>
+                <w:rPr>
+                  <w:rFonts w:eastAsia="Arial" w:cs="Arial" w:ascii="Arial" w:hAnsi="Arial"/>
+                  <w:b w:val="false"/>
+                  <w:i w:val="false"/>
+                  <w:color w:val="auto"/>
+                  <w:spacing w:val="0"/>
+                  <w:w w:val="100"/>
+                  <w:sz w:val="16"/>
+                  <w:szCs w:val="16"/>
+                  <w:lang w:val="ro-RO"/>
+                </w:rPr>
+                <w:alias w:val="t4_date"/>
+                <w:tag w:val="t4_date"/>
+                <w:id w:val="311"/>
+                <w:showingPlcHdr/>
+                <w:text/>
+              </w:sdtPr>
+              <w:sdtContent>
+                <w:r>
+                  <w:rPr>
+                    <w:rFonts w:eastAsia="Arial" w:cs="Arial" w:ascii="Arial" w:hAnsi="Arial"/>
+                    <w:b w:val="false"/>
+                    <w:i w:val="false"/>
+                    <w:color w:val="auto"/>
+                    <w:spacing w:val="0"/>
+                    <w:w w:val="100"/>
+                    <w:sz w:val="16"/>
+                    <w:szCs w:val="16"/>
+                    <w:lang w:val="ro-RO"/>
+                  </w:rPr>
+                  <w:t xml:space="preserve">                </w:t>
+                </w:r>
+              </w:sdtContent>
+            </w:sdt>
+          </w:p>
+          <w:p>
+            <w:pPr>
+              <w:pStyle w:val="TableContents"/>
+              <w:keepNext w:val="false"/>
+              <w:pageBreakBefore w:val="false"/>
+              <w:widowControl/>
+              <w:bidi w:val="0"/>
+              <w:spacing w:before="0" w:after="0"/>
+              <w:ind w:hanging="0" w:left="0"/>
+              <w:jc w:val="left"/>
+              <w:rPr>
+                <w:rFonts w:eastAsia="Arial" w:cs="Arial" w:ascii="Arial" w:hAnsi="Arial"/>
+                <w:b w:val="false"/>
+                <w:i w:val="false"/>
+                <w:color w:val="auto"/>
+                <w:spacing w:val="0"/>
+                <w:w w:val="100"/>
+                <w:sz w:val="16"/>
+                <w:szCs w:val="16"/>
+                <w:lang w:val="ro-RO"/>
+              </w:rPr>
+            </w:pPr>
+            <w:sdt>
+              <w:sdtPr>
+                <w:rPr>
+                  <w:rFonts w:eastAsia="Arial" w:cs="Arial" w:ascii="Arial" w:hAnsi="Arial"/>
+                  <w:b w:val="false"/>
+                  <w:i w:val="false"/>
+                  <w:color w:val="auto"/>
+                  <w:spacing w:val="0"/>
+                  <w:w w:val="100"/>
+                  <w:sz w:val="16"/>
+                  <w:szCs w:val="16"/>
+                  <w:lang w:val="ro-RO"/>
+                </w:rPr>
+                <w:alias w:val="t4_note"/>
+                <w:tag w:val="t4_note"/>
+                <w:id w:val="312"/>
+                <w:showingPlcHdr/>
+                <w:text/>
+              </w:sdtPr>
+              <w:sdtContent>
+                <w:r>
+                  <w:rPr>
+                    <w:rFonts w:eastAsia="Arial" w:cs="Arial" w:ascii="Arial" w:hAnsi="Arial"/>
+                    <w:b w:val="false"/>
+                    <w:i w:val="false"/>
+                    <w:color w:val="auto"/>
+                    <w:spacing w:val="0"/>
+                    <w:w w:val="100"/>
+                    <w:sz w:val="16"/>
+                    <w:szCs w:val="16"/>
+                    <w:lang w:val="ro-RO"/>
+                  </w:rPr>
+                  <w:t xml:space="preserve">                </w:t>
+                </w:r>
+              </w:sdtContent>
+            </w:sdt>
+          </w:p>
+        </w:tc>
+        <w:tc>
+          <w:tcPr>
+            <w:tcW w:w="3955" w:type="dxa"/>
+            <w:tcBorders>
+              <w:top w:val="single" w:sz="4" w:space="0" w:color="000000"/>
+              <w:left w:val="single" w:sz="4" w:space="0" w:color="000000"/>
+              <w:bottom w:val="single" w:sz="4" w:space="0" w:color="000000"/>
+              <w:right w:val="single" w:sz="4" w:space="0" w:color="000000"/>
+            </w:tcBorders>
+            <w:vAlign w:val="top"/>
+          </w:tcPr>
+          <w:p>
+            <w:pPr>
+              <w:pStyle w:val="TableContents"/>
+              <w:keepNext w:val="false"/>
+              <w:pageBreakBefore w:val="false"/>
+              <w:widowControl/>
+              <w:bidi w:val="0"/>
+              <w:spacing w:before="0" w:after="0"/>
+              <w:ind w:hanging="0" w:left="0"/>
+              <w:jc w:val="left"/>
+              <w:rPr>
+                <w:rFonts w:eastAsia="Arial" w:cs="Arial" w:ascii="Arial" w:hAnsi="Arial"/>
+                <w:b w:val="false"/>
+                <w:i w:val="false"/>
+                <w:color w:val="auto"/>
+                <w:spacing w:val="0"/>
+                <w:w w:val="100"/>
+                <w:sz w:val="16"/>
+                <w:szCs w:val="16"/>
+                <w:lang w:val="ro-RO"/>
+              </w:rPr>
+            </w:pPr>
+            <w:sdt>
+              <w:sdtPr>
+                <w:rPr>
+                  <w:rFonts w:eastAsia="Arial" w:cs="Arial" w:ascii="Arial" w:hAnsi="Arial"/>
+                  <w:b w:val="false"/>
+                  <w:i w:val="false"/>
+                  <w:color w:val="auto"/>
+                  <w:spacing w:val="0"/>
+                  <w:w w:val="100"/>
+                  <w:sz w:val="16"/>
+                  <w:szCs w:val="16"/>
+                  <w:lang w:val="ro-RO"/>
+                </w:rPr>
+                <w:alias w:val="t4_material"/>
+                <w:tag w:val="t4_material"/>
+                <w:id w:val="313"/>
+                <w:showingPlcHdr/>
+                <w:text w:multiLine="1"/>
+              </w:sdtPr>
+              <w:sdtContent>
+                <w:r>
+                  <w:rPr>
+                    <w:rFonts w:eastAsia="Arial" w:cs="Arial" w:ascii="Arial" w:hAnsi="Arial"/>
+                    <w:b w:val="false"/>
+                    <w:i w:val="false"/>
+                    <w:color w:val="auto"/>
+                    <w:spacing w:val="0"/>
+                    <w:w w:val="100"/>
+                    <w:sz w:val="16"/>
+                    <w:szCs w:val="16"/>
+                    <w:lang w:val="ro-RO"/>
+                  </w:rPr>
+                  <w:t xml:space="preserve">                                               </w:t>
+                </w:r>
+                <w:r>
+                  <w:rPr>
+                    <w:rFonts w:eastAsia="Arial" w:cs="Arial" w:ascii="Arial" w:hAnsi="Arial"/>
+                    <w:b w:val="false"/>
+                    <w:i w:val="false"/>
+                    <w:color w:val="auto"/>
+                    <w:spacing w:val="0"/>
+                    <w:w w:val="100"/>
+                    <w:sz w:val="16"/>
+                    <w:szCs w:val="16"/>
+                    <w:lang w:val="ro-RO"/>
+                  </w:rPr>
+                  <w:br/>
+                </w:r>
+                <w:r>
+                  <w:rPr>
+                    <w:rFonts w:eastAsia="Arial" w:cs="Arial" w:ascii="Arial" w:hAnsi="Arial"/>
+                    <w:b w:val="false"/>
+                    <w:i w:val="false"/>
+                    <w:color w:val="auto"/>
+                    <w:spacing w:val="0"/>
+                    <w:w w:val="100"/>
+                    <w:sz w:val="16"/>
+                    <w:szCs w:val="16"/>
+                    <w:lang w:val="ro-RO"/>
+                  </w:rPr>
+                  <w:t xml:space="preserve">                                               </w:t>
+                </w:r>
+                <w:r>
+                  <w:rPr>
+                    <w:rFonts w:eastAsia="Arial" w:cs="Arial" w:ascii="Arial" w:hAnsi="Arial"/>
+                    <w:b w:val="false"/>
+                    <w:i w:val="false"/>
+                    <w:color w:val="auto"/>
+                    <w:spacing w:val="0"/>
+                    <w:w w:val="100"/>
+                    <w:sz w:val="16"/>
+                    <w:szCs w:val="16"/>
+                    <w:lang w:val="ro-RO"/>
+                  </w:rPr>
+                  <w:br/>
+                </w:r>
+                <w:r>
+                  <w:rPr>
+                    <w:rFonts w:eastAsia="Arial" w:cs="Arial" w:ascii="Arial" w:hAnsi="Arial"/>
+                    <w:b w:val="false"/>
+                    <w:i w:val="false"/>
+                    <w:color w:val="auto"/>
+                    <w:spacing w:val="0"/>
+                    <w:w w:val="100"/>
+                    <w:sz w:val="16"/>
+                    <w:szCs w:val="16"/>
+                    <w:lang w:val="ro-RO"/>
+                  </w:rPr>
+                  <w:t xml:space="preserve">                                               </w:t>
+                </w:r>
+              </w:sdtContent>
+            </w:sdt>
+          </w:p>
+        </w:tc>
+        <w:tc>
+          <w:tcPr>
+            <w:tcW w:w="1700" w:type="dxa"/>
+            <w:tcBorders>
+              <w:top w:val="single" w:sz="4" w:space="0" w:color="000000"/>
+              <w:left w:val="single" w:sz="4" w:space="0" w:color="000000"/>
+              <w:bottom w:val="single" w:sz="4" w:space="0" w:color="000000"/>
+              <w:right w:val="single" w:sz="4" w:space="0" w:color="000000"/>
+            </w:tcBorders>
+            <w:vAlign w:val="top"/>
+          </w:tcPr>
+          <w:p>
+            <w:pPr>
+              <w:pStyle w:val="TableContents"/>
+              <w:keepNext w:val="false"/>
+              <w:pageBreakBefore w:val="false"/>
+              <w:widowControl/>
+              <w:bidi w:val="0"/>
+              <w:spacing w:before="0" w:after="0"/>
+              <w:ind w:hanging="0" w:left="0"/>
+              <w:jc w:val="left"/>
+              <w:rPr>
+                <w:rFonts w:eastAsia="Arial" w:cs="Arial" w:ascii="Arial" w:hAnsi="Arial"/>
+                <w:b w:val="false"/>
+                <w:i w:val="false"/>
+                <w:color w:val="auto"/>
+                <w:spacing w:val="0"/>
+                <w:w w:val="100"/>
+                <w:sz w:val="16"/>
+                <w:szCs w:val="16"/>
+                <w:lang w:val="ro-RO"/>
+              </w:rPr>
+            </w:pPr>
+            <w:sdt>
+              <w:sdtPr>
+                <w:rPr>
+                  <w:rFonts w:eastAsia="Arial" w:cs="Arial" w:ascii="Arial" w:hAnsi="Arial"/>
+                  <w:b w:val="false"/>
+                  <w:i w:val="false"/>
+                  <w:color w:val="auto"/>
+                  <w:spacing w:val="0"/>
+                  <w:w w:val="100"/>
+                  <w:sz w:val="16"/>
+                  <w:szCs w:val="16"/>
+                  <w:lang w:val="ro-RO"/>
+                </w:rPr>
+                <w:alias w:val="t4_grade"/>
+                <w:tag w:val="t4_grade"/>
+                <w:id w:val="314"/>
+                <w:showingPlcHdr/>
+                <w:text/>
+              </w:sdtPr>
+              <w:sdtContent>
+                <w:r>
+                  <w:rPr>
+                    <w:rFonts w:eastAsia="Arial" w:cs="Arial" w:ascii="Arial" w:hAnsi="Arial"/>
+                    <w:b w:val="false"/>
+                    <w:i w:val="false"/>
+                    <w:color w:val="auto"/>
+                    <w:spacing w:val="0"/>
+                    <w:w w:val="100"/>
+                    <w:sz w:val="16"/>
+                    <w:szCs w:val="16"/>
+                    <w:lang w:val="ro-RO"/>
+                  </w:rPr>
+                  <w:t xml:space="preserve">                   </w:t>
+                </w:r>
+              </w:sdtContent>
+            </w:sdt>
+          </w:p>
+        </w:tc>
+        <w:tc>
+          <w:tcPr>
+            <w:tcW w:w="2200" w:type="dxa"/>
+            <w:tcBorders>
+              <w:top w:val="single" w:sz="4" w:space="0" w:color="000000"/>
+              <w:left w:val="single" w:sz="4" w:space="0" w:color="000000"/>
+              <w:bottom w:val="single" w:sz="4" w:space="0" w:color="000000"/>
+              <w:right w:val="single" w:sz="4" w:space="0" w:color="000000"/>
+            </w:tcBorders>
+            <w:vAlign w:val="top"/>
+          </w:tcPr>
+          <w:p>
+            <w:pPr>
+              <w:pStyle w:val="TableContents"/>
+              <w:keepNext w:val="false"/>
+              <w:pageBreakBefore w:val="false"/>
+              <w:widowControl/>
+              <w:bidi w:val="0"/>
+              <w:spacing w:before="0" w:after="0"/>
+              <w:ind w:hanging="0" w:left="0"/>
+              <w:jc w:val="left"/>
+              <w:rPr>
+                <w:rFonts w:eastAsia="Arial" w:cs="Arial" w:ascii="Arial" w:hAnsi="Arial"/>
+                <w:b w:val="false"/>
+                <w:i w:val="false"/>
+                <w:color w:val="auto"/>
+                <w:spacing w:val="0"/>
+                <w:w w:val="100"/>
+                <w:sz w:val="16"/>
+                <w:szCs w:val="16"/>
+                <w:lang w:val="ro-RO"/>
+              </w:rPr>
+            </w:pPr>
+            <w:sdt>
+              <w:sdtPr>
+                <w:rPr>
+                  <w:rFonts w:eastAsia="Arial" w:cs="Arial" w:ascii="Arial" w:hAnsi="Arial"/>
+                  <w:b w:val="false"/>
+                  <w:i w:val="false"/>
+                  <w:color w:val="auto"/>
+                  <w:spacing w:val="0"/>
+                  <w:w w:val="100"/>
+                  <w:sz w:val="16"/>
+                  <w:szCs w:val="16"/>
+                  <w:lang w:val="ro-RO"/>
+                </w:rPr>
+                <w:alias w:val="t4_examiner"/>
+                <w:tag w:val="t4_examiner"/>
+                <w:id w:val="315"/>
+                <w:showingPlcHdr/>
+                <w:text w:multiLine="1"/>
+              </w:sdtPr>
+              <w:sdtContent>
+                <w:r>
+                  <w:rPr>
+                    <w:rFonts w:eastAsia="Arial" w:cs="Arial" w:ascii="Arial" w:hAnsi="Arial"/>
+                    <w:b w:val="false"/>
+                    <w:i w:val="false"/>
+                    <w:color w:val="auto"/>
+                    <w:spacing w:val="0"/>
+                    <w:w w:val="100"/>
+                    <w:sz w:val="16"/>
+                    <w:szCs w:val="16"/>
+                    <w:lang w:val="ro-RO"/>
+                  </w:rPr>
+                  <w:t xml:space="preserve">                         </w:t>
+                </w:r>
+                <w:r>
+                  <w:rPr>
+                    <w:rFonts w:eastAsia="Arial" w:cs="Arial" w:ascii="Arial" w:hAnsi="Arial"/>
+                    <w:b w:val="false"/>
+                    <w:i w:val="false"/>
+                    <w:color w:val="auto"/>
+                    <w:spacing w:val="0"/>
+                    <w:w w:val="100"/>
+                    <w:sz w:val="16"/>
+                    <w:szCs w:val="16"/>
+                    <w:lang w:val="ro-RO"/>
+                  </w:rPr>
+                  <w:br/>
+                </w:r>
+                <w:r>
+                  <w:rPr>
+                    <w:rFonts w:eastAsia="Arial" w:cs="Arial" w:ascii="Arial" w:hAnsi="Arial"/>
+                    <w:b w:val="false"/>
+                    <w:i w:val="false"/>
+                    <w:color w:val="auto"/>
+                    <w:spacing w:val="0"/>
+                    <w:w w:val="100"/>
+                    <w:sz w:val="16"/>
+                    <w:szCs w:val="16"/>
+                    <w:lang w:val="ro-RO"/>
+                  </w:rPr>
+                  <w:t xml:space="preserve">                         </w:t>
+                </w:r>
+              </w:sdtContent>
+            </w:sdt>
+            <w:r>
+              <w:rPr>
+                <w:rFonts w:eastAsia="Arial" w:cs="Arial" w:ascii="Arial" w:hAnsi="Arial"/>
+                <w:b w:val="false"/>
+                <w:i w:val="false"/>
+                <w:color w:val="auto"/>
+                <w:spacing w:val="0"/>
+                <w:w w:val="100"/>
+                <w:sz w:val="16"/>
+                <w:szCs w:val="16"/>
+                <w:lang w:val="ro-RO"/>
+              </w:rPr>
+              <w:t xml:space="preserve">{{/form.rows.t4}}</w:t>
+            </w:r>
+          </w:p>
+        </w:tc>
+      </w:tr>
+      <w:tr>
+        <w:trPr>
+          <w:cantSplit/>
+          <w:trHeight w:val="680" w:hRule="atLeast"/>
+        </w:trPr>
+        <w:tc>
+          <w:tcPr>
+            <w:tcW w:w="1500" w:type="dxa"/>
+            <w:tcBorders>
+              <w:top w:val="single" w:sz="4" w:space="0" w:color="000000"/>
+              <w:left w:val="single" w:sz="4" w:space="0" w:color="000000"/>
+              <w:bottom w:val="single" w:sz="4" w:space="0" w:color="000000"/>
+              <w:right w:val="single" w:sz="4" w:space="0" w:color="000000"/>
+            </w:tcBorders>
+            <w:vAlign w:val="top"/>
+          </w:tcPr>
+          <w:p>
+            <w:pPr>
+              <w:pStyle w:val="TableContents"/>
+              <w:keepNext w:val="false"/>
+              <w:pageBreakBefore w:val="false"/>
+              <w:widowControl/>
+              <w:bidi w:val="0"/>
+              <w:spacing w:before="0" w:after="0"/>
+              <w:ind w:hanging="0" w:left="0"/>
+              <w:jc w:val="left"/>
+              <w:rPr>
+                <w:rFonts w:eastAsia="Arial" w:cs="Arial" w:ascii="Arial" w:hAnsi="Arial"/>
+                <w:b w:val="false"/>
+                <w:i w:val="false"/>
+                <w:color w:val="auto"/>
+                <w:spacing w:val="0"/>
+                <w:w w:val="100"/>
+                <w:sz w:val="16"/>
+                <w:szCs w:val="16"/>
+                <w:lang w:val="ro-RO"/>
+              </w:rPr>
+            </w:pPr>
+            <w:r>
+              <w:rPr>
+                <w:rFonts w:eastAsia="Arial" w:cs="Arial" w:ascii="Arial" w:hAnsi="Arial"/>
+                <w:b w:val="false"/>
+                <w:i w:val="false"/>
+                <w:color w:val="auto"/>
+                <w:spacing w:val="0"/>
+                <w:w w:val="100"/>
+                <w:sz w:val="16"/>
+                <w:szCs w:val="16"/>
+                <w:lang w:val="ro-RO"/>
+              </w:rPr>
+              <w:t xml:space="preserve">{{#form.rows.t5}}</w:t>
+            </w:r>
+            <w:sdt>
+              <w:sdtPr>
+                <w:rPr>
+                  <w:rFonts w:eastAsia="Arial" w:cs="Arial" w:ascii="Arial" w:hAnsi="Arial"/>
+                  <w:b w:val="false"/>
+                  <w:i w:val="false"/>
+                  <w:color w:val="auto"/>
+                  <w:spacing w:val="0"/>
+                  <w:w w:val="100"/>
+                  <w:sz w:val="16"/>
+                  <w:szCs w:val="16"/>
+                  <w:lang w:val="ro-RO"/>
+                </w:rPr>
+                <w:alias w:val="t5_date"/>
+                <w:tag w:val="t5_date"/>
+                <w:id w:val="316"/>
+                <w:showingPlcHdr/>
+                <w:text/>
+              </w:sdtPr>
+              <w:sdtContent>
+                <w:r>
+                  <w:rPr>
+                    <w:rFonts w:eastAsia="Arial" w:cs="Arial" w:ascii="Arial" w:hAnsi="Arial"/>
+                    <w:b w:val="false"/>
+                    <w:i w:val="false"/>
+                    <w:color w:val="auto"/>
+                    <w:spacing w:val="0"/>
+                    <w:w w:val="100"/>
+                    <w:sz w:val="16"/>
+                    <w:szCs w:val="16"/>
+                    <w:lang w:val="ro-RO"/>
+                  </w:rPr>
+                  <w:t xml:space="preserve">                </w:t>
+                </w:r>
+              </w:sdtContent>
+            </w:sdt>
+          </w:p>
+          <w:p>
+            <w:pPr>
+              <w:pStyle w:val="TableContents"/>
+              <w:keepNext w:val="false"/>
+              <w:pageBreakBefore w:val="false"/>
+              <w:widowControl/>
+              <w:bidi w:val="0"/>
+              <w:spacing w:before="0" w:after="0"/>
+              <w:ind w:hanging="0" w:left="0"/>
+              <w:jc w:val="left"/>
+              <w:rPr>
+                <w:rFonts w:eastAsia="Arial" w:cs="Arial" w:ascii="Arial" w:hAnsi="Arial"/>
+                <w:b w:val="false"/>
+                <w:i w:val="false"/>
+                <w:color w:val="auto"/>
+                <w:spacing w:val="0"/>
+                <w:w w:val="100"/>
+                <w:sz w:val="16"/>
+                <w:szCs w:val="16"/>
+                <w:lang w:val="ro-RO"/>
+              </w:rPr>
+            </w:pPr>
+            <w:sdt>
+              <w:sdtPr>
+                <w:rPr>
+                  <w:rFonts w:eastAsia="Arial" w:cs="Arial" w:ascii="Arial" w:hAnsi="Arial"/>
+                  <w:b w:val="false"/>
+                  <w:i w:val="false"/>
+                  <w:color w:val="auto"/>
+                  <w:spacing w:val="0"/>
+                  <w:w w:val="100"/>
+                  <w:sz w:val="16"/>
+                  <w:szCs w:val="16"/>
+                  <w:lang w:val="ro-RO"/>
+                </w:rPr>
+                <w:alias w:val="t5_note"/>
+                <w:tag w:val="t5_note"/>
+                <w:id w:val="317"/>
+                <w:showingPlcHdr/>
+                <w:text/>
+              </w:sdtPr>
+              <w:sdtContent>
+                <w:r>
+                  <w:rPr>
+                    <w:rFonts w:eastAsia="Arial" w:cs="Arial" w:ascii="Arial" w:hAnsi="Arial"/>
+                    <w:b w:val="false"/>
+                    <w:i w:val="false"/>
+                    <w:color w:val="auto"/>
+                    <w:spacing w:val="0"/>
+                    <w:w w:val="100"/>
+                    <w:sz w:val="16"/>
+                    <w:szCs w:val="16"/>
+                    <w:lang w:val="ro-RO"/>
+                  </w:rPr>
+                  <w:t xml:space="preserve">                </w:t>
+                </w:r>
+              </w:sdtContent>
+            </w:sdt>
+          </w:p>
+        </w:tc>
+        <w:tc>
+          <w:tcPr>
+            <w:tcW w:w="3955" w:type="dxa"/>
+            <w:tcBorders>
+              <w:top w:val="single" w:sz="4" w:space="0" w:color="000000"/>
+              <w:left w:val="single" w:sz="4" w:space="0" w:color="000000"/>
+              <w:bottom w:val="single" w:sz="4" w:space="0" w:color="000000"/>
+              <w:right w:val="single" w:sz="4" w:space="0" w:color="000000"/>
+            </w:tcBorders>
+            <w:vAlign w:val="top"/>
+          </w:tcPr>
+          <w:p>
+            <w:pPr>
+              <w:pStyle w:val="TableContents"/>
+              <w:keepNext w:val="false"/>
+              <w:pageBreakBefore w:val="false"/>
+              <w:widowControl/>
+              <w:bidi w:val="0"/>
+              <w:spacing w:before="0" w:after="0"/>
+              <w:ind w:hanging="0" w:left="0"/>
+              <w:jc w:val="left"/>
+              <w:rPr>
+                <w:rFonts w:eastAsia="Arial" w:cs="Arial" w:ascii="Arial" w:hAnsi="Arial"/>
+                <w:b w:val="false"/>
+                <w:i w:val="false"/>
+                <w:color w:val="auto"/>
+                <w:spacing w:val="0"/>
+                <w:w w:val="100"/>
+                <w:sz w:val="16"/>
+                <w:szCs w:val="16"/>
+                <w:lang w:val="ro-RO"/>
+              </w:rPr>
+            </w:pPr>
+            <w:sdt>
+              <w:sdtPr>
+                <w:rPr>
+                  <w:rFonts w:eastAsia="Arial" w:cs="Arial" w:ascii="Arial" w:hAnsi="Arial"/>
+                  <w:b w:val="false"/>
+                  <w:i w:val="false"/>
+                  <w:color w:val="auto"/>
+                  <w:spacing w:val="0"/>
+                  <w:w w:val="100"/>
+                  <w:sz w:val="16"/>
+                  <w:szCs w:val="16"/>
+                  <w:lang w:val="ro-RO"/>
+                </w:rPr>
+                <w:alias w:val="t5_material"/>
+                <w:tag w:val="t5_material"/>
+                <w:id w:val="318"/>
+                <w:showingPlcHdr/>
+                <w:text w:multiLine="1"/>
+              </w:sdtPr>
+              <w:sdtContent>
+                <w:r>
+                  <w:rPr>
+                    <w:rFonts w:eastAsia="Arial" w:cs="Arial" w:ascii="Arial" w:hAnsi="Arial"/>
+                    <w:b w:val="false"/>
+                    <w:i w:val="false"/>
+                    <w:color w:val="auto"/>
+                    <w:spacing w:val="0"/>
+                    <w:w w:val="100"/>
+                    <w:sz w:val="16"/>
+                    <w:szCs w:val="16"/>
+                    <w:lang w:val="ro-RO"/>
+                  </w:rPr>
+                  <w:t xml:space="preserve">                                               </w:t>
+                </w:r>
+                <w:r>
+                  <w:rPr>
+                    <w:rFonts w:eastAsia="Arial" w:cs="Arial" w:ascii="Arial" w:hAnsi="Arial"/>
+                    <w:b w:val="false"/>
+                    <w:i w:val="false"/>
+                    <w:color w:val="auto"/>
+                    <w:spacing w:val="0"/>
+                    <w:w w:val="100"/>
+                    <w:sz w:val="16"/>
+                    <w:szCs w:val="16"/>
+                    <w:lang w:val="ro-RO"/>
+                  </w:rPr>
+                  <w:br/>
+                </w:r>
+                <w:r>
+                  <w:rPr>
+                    <w:rFonts w:eastAsia="Arial" w:cs="Arial" w:ascii="Arial" w:hAnsi="Arial"/>
+                    <w:b w:val="false"/>
+                    <w:i w:val="false"/>
+                    <w:color w:val="auto"/>
+                    <w:spacing w:val="0"/>
+                    <w:w w:val="100"/>
+                    <w:sz w:val="16"/>
+                    <w:szCs w:val="16"/>
+                    <w:lang w:val="ro-RO"/>
+                  </w:rPr>
+                  <w:t xml:space="preserve">                                               </w:t>
+                </w:r>
+                <w:r>
+                  <w:rPr>
+                    <w:rFonts w:eastAsia="Arial" w:cs="Arial" w:ascii="Arial" w:hAnsi="Arial"/>
+                    <w:b w:val="false"/>
+                    <w:i w:val="false"/>
+                    <w:color w:val="auto"/>
+                    <w:spacing w:val="0"/>
+                    <w:w w:val="100"/>
+                    <w:sz w:val="16"/>
+                    <w:szCs w:val="16"/>
+                    <w:lang w:val="ro-RO"/>
+                  </w:rPr>
+                  <w:br/>
+                </w:r>
+                <w:r>
+                  <w:rPr>
+                    <w:rFonts w:eastAsia="Arial" w:cs="Arial" w:ascii="Arial" w:hAnsi="Arial"/>
+                    <w:b w:val="false"/>
+                    <w:i w:val="false"/>
+                    <w:color w:val="auto"/>
+                    <w:spacing w:val="0"/>
+                    <w:w w:val="100"/>
+                    <w:sz w:val="16"/>
+                    <w:szCs w:val="16"/>
+                    <w:lang w:val="ro-RO"/>
+                  </w:rPr>
+                  <w:t xml:space="preserve">                                               </w:t>
+                </w:r>
+              </w:sdtContent>
+            </w:sdt>
+          </w:p>
+        </w:tc>
+        <w:tc>
+          <w:tcPr>
+            <w:tcW w:w="1700" w:type="dxa"/>
+            <w:tcBorders>
+              <w:top w:val="single" w:sz="4" w:space="0" w:color="000000"/>
+              <w:left w:val="single" w:sz="4" w:space="0" w:color="000000"/>
+              <w:bottom w:val="single" w:sz="4" w:space="0" w:color="000000"/>
+              <w:right w:val="single" w:sz="4" w:space="0" w:color="000000"/>
+            </w:tcBorders>
+            <w:vAlign w:val="top"/>
+          </w:tcPr>
+          <w:p>
+            <w:pPr>
+              <w:pStyle w:val="TableContents"/>
+              <w:keepNext w:val="false"/>
+              <w:pageBreakBefore w:val="false"/>
+              <w:widowControl/>
+              <w:bidi w:val="0"/>
+              <w:spacing w:before="0" w:after="0"/>
+              <w:ind w:hanging="0" w:left="0"/>
+              <w:jc w:val="left"/>
+              <w:rPr>
+                <w:rFonts w:eastAsia="Arial" w:cs="Arial" w:ascii="Arial" w:hAnsi="Arial"/>
+                <w:b w:val="false"/>
+                <w:i w:val="false"/>
+                <w:color w:val="auto"/>
+                <w:spacing w:val="0"/>
+                <w:w w:val="100"/>
+                <w:sz w:val="16"/>
+                <w:szCs w:val="16"/>
+                <w:lang w:val="ro-RO"/>
+              </w:rPr>
+            </w:pPr>
+            <w:sdt>
+              <w:sdtPr>
+                <w:rPr>
+                  <w:rFonts w:eastAsia="Arial" w:cs="Arial" w:ascii="Arial" w:hAnsi="Arial"/>
+                  <w:b w:val="false"/>
+                  <w:i w:val="false"/>
+                  <w:color w:val="auto"/>
+                  <w:spacing w:val="0"/>
+                  <w:w w:val="100"/>
+                  <w:sz w:val="16"/>
+                  <w:szCs w:val="16"/>
+                  <w:lang w:val="ro-RO"/>
+                </w:rPr>
+                <w:alias w:val="t5_grade"/>
+                <w:tag w:val="t5_grade"/>
+                <w:id w:val="319"/>
+                <w:showingPlcHdr/>
+                <w:text/>
+              </w:sdtPr>
+              <w:sdtContent>
+                <w:r>
+                  <w:rPr>
+                    <w:rFonts w:eastAsia="Arial" w:cs="Arial" w:ascii="Arial" w:hAnsi="Arial"/>
+                    <w:b w:val="false"/>
+                    <w:i w:val="false"/>
+                    <w:color w:val="auto"/>
+                    <w:spacing w:val="0"/>
+                    <w:w w:val="100"/>
+                    <w:sz w:val="16"/>
+                    <w:szCs w:val="16"/>
+                    <w:lang w:val="ro-RO"/>
+                  </w:rPr>
+                  <w:t xml:space="preserve">                   </w:t>
+                </w:r>
+              </w:sdtContent>
+            </w:sdt>
+          </w:p>
+        </w:tc>
+        <w:tc>
+          <w:tcPr>
+            <w:tcW w:w="2200" w:type="dxa"/>
+            <w:tcBorders>
+              <w:top w:val="single" w:sz="4" w:space="0" w:color="000000"/>
+              <w:left w:val="single" w:sz="4" w:space="0" w:color="000000"/>
+              <w:bottom w:val="single" w:sz="4" w:space="0" w:color="000000"/>
+              <w:right w:val="single" w:sz="4" w:space="0" w:color="000000"/>
+            </w:tcBorders>
+            <w:vAlign w:val="top"/>
+          </w:tcPr>
+          <w:p>
+            <w:pPr>
+              <w:pStyle w:val="TableContents"/>
+              <w:keepNext w:val="false"/>
+              <w:pageBreakBefore w:val="false"/>
+              <w:widowControl/>
+              <w:bidi w:val="0"/>
+              <w:spacing w:before="0" w:after="0"/>
+              <w:ind w:hanging="0" w:left="0"/>
+              <w:jc w:val="left"/>
+              <w:rPr>
+                <w:rFonts w:eastAsia="Arial" w:cs="Arial" w:ascii="Arial" w:hAnsi="Arial"/>
+                <w:b w:val="false"/>
+                <w:i w:val="false"/>
+                <w:color w:val="auto"/>
+                <w:spacing w:val="0"/>
+                <w:w w:val="100"/>
+                <w:sz w:val="16"/>
+                <w:szCs w:val="16"/>
+                <w:lang w:val="ro-RO"/>
+              </w:rPr>
+            </w:pPr>
+            <w:sdt>
+              <w:sdtPr>
+                <w:rPr>
+                  <w:rFonts w:eastAsia="Arial" w:cs="Arial" w:ascii="Arial" w:hAnsi="Arial"/>
+                  <w:b w:val="false"/>
+                  <w:i w:val="false"/>
+                  <w:color w:val="auto"/>
+                  <w:spacing w:val="0"/>
+                  <w:w w:val="100"/>
+                  <w:sz w:val="16"/>
+                  <w:szCs w:val="16"/>
+                  <w:lang w:val="ro-RO"/>
+                </w:rPr>
+                <w:alias w:val="t5_examiner"/>
+                <w:tag w:val="t5_examiner"/>
+                <w:id w:val="320"/>
+                <w:showingPlcHdr/>
+                <w:text w:multiLine="1"/>
+              </w:sdtPr>
+              <w:sdtContent>
+                <w:r>
+                  <w:rPr>
+                    <w:rFonts w:eastAsia="Arial" w:cs="Arial" w:ascii="Arial" w:hAnsi="Arial"/>
+                    <w:b w:val="false"/>
+                    <w:i w:val="false"/>
+                    <w:color w:val="auto"/>
+                    <w:spacing w:val="0"/>
+                    <w:w w:val="100"/>
+                    <w:sz w:val="16"/>
+                    <w:szCs w:val="16"/>
+                    <w:lang w:val="ro-RO"/>
+                  </w:rPr>
+                  <w:t xml:space="preserve">                         </w:t>
+                </w:r>
+                <w:r>
+                  <w:rPr>
+                    <w:rFonts w:eastAsia="Arial" w:cs="Arial" w:ascii="Arial" w:hAnsi="Arial"/>
+                    <w:b w:val="false"/>
+                    <w:i w:val="false"/>
+                    <w:color w:val="auto"/>
+                    <w:spacing w:val="0"/>
+                    <w:w w:val="100"/>
+                    <w:sz w:val="16"/>
+                    <w:szCs w:val="16"/>
+                    <w:lang w:val="ro-RO"/>
+                  </w:rPr>
+                  <w:br/>
+                </w:r>
+                <w:r>
+                  <w:rPr>
+                    <w:rFonts w:eastAsia="Arial" w:cs="Arial" w:ascii="Arial" w:hAnsi="Arial"/>
+                    <w:b w:val="false"/>
+                    <w:i w:val="false"/>
+                    <w:color w:val="auto"/>
+                    <w:spacing w:val="0"/>
+                    <w:w w:val="100"/>
+                    <w:sz w:val="16"/>
+                    <w:szCs w:val="16"/>
+                    <w:lang w:val="ro-RO"/>
+                  </w:rPr>
+                  <w:t xml:space="preserve">                         </w:t>
+                </w:r>
+              </w:sdtContent>
+            </w:sdt>
+            <w:r>
+              <w:rPr>
+                <w:rFonts w:eastAsia="Arial" w:cs="Arial" w:ascii="Arial" w:hAnsi="Arial"/>
+                <w:b w:val="false"/>
+                <w:i w:val="false"/>
+                <w:color w:val="auto"/>
+                <w:spacing w:val="0"/>
+                <w:w w:val="100"/>
+                <w:sz w:val="16"/>
+                <w:szCs w:val="16"/>
+                <w:lang w:val="ro-RO"/>
+              </w:rPr>
+              <w:t xml:space="preserve">{{/form.rows.t5}}</w:t>
+            </w:r>
           </w:p>
         </w:tc>
       </w:tr>
     </w:tbl>
+    <w:p>
+      <w:pPr>
+        <w:pStyle w:val="Normal"/>
+        <w:keepNext w:val="false"/>
+        <w:pageBreakBefore w:val="false"/>
+        <w:widowControl/>
+        <w:bidi w:val="0"/>
+        <w:spacing w:before="0" w:after="0"/>
+        <w:ind w:hanging="0" w:left="0"/>
+        <w:jc w:val="left"/>
+        <w:rPr>
+          <w:rFonts w:eastAsia="Arial" w:cs="Arial" w:ascii="Arial" w:hAnsi="Arial"/>
+          <w:b w:val="false"/>
+          <w:i w:val="false"/>
+          <w:color w:val="auto"/>
+          <w:spacing w:val="0"/>
+          <w:w w:val="100"/>
+          <w:sz w:val="20"/>
+          <w:szCs w:val="20"/>
+          <w:lang w:val="ro-RO"/>
+        </w:rPr>
+      </w:pPr>
+      <w:r>
+        <w:rPr>
+          <w:rFonts w:eastAsia="Arial" w:cs="Arial" w:ascii="Arial" w:hAnsi="Arial"/>
+          <w:b w:val="false"/>
+          <w:i w:val="false"/>
+          <w:color w:val="auto"/>
+          <w:spacing w:val="0"/>
+          <w:w w:val="100"/>
+          <w:sz w:val="20"/>
+          <w:szCs w:val="20"/>
+          <w:lang w:val="ro-RO"/>
+        </w:rPr>
+        <w:t xml:space="preserve">{{/form.on}}</w:t>
+      </w:r>
+    </w:p>
     <w:p>
       <w:pPr>
         <w:pStyle w:val="Normal"/>
